--- a/instructor/seed-content.docx
+++ b/instructor/seed-content.docx
@@ -6,9 +6,9 @@
       <w:pPr>
         <w:pStyle w:val="Heading1"/>
       </w:pPr>
-      <w:bookmarkStart w:id="0" w:name="X7f1b531876e8be5d07c5349cad733d31852bb2b"/>
-      <w:r>
-        <w:t>Seed Content Pack — Exercise 1 (Executive Command Center)</w:t>
+      <w:bookmarkStart w:id="0" w:name="X41b19a11a00f83f282efec6e28f5c2de8534415"/>
+      <w:r>
+        <w:t>Seed Content Pack — Exercise 1 demo (instructor only)</w:t>
       </w:r>
     </w:p>
     <w:p>
@@ -26,20 +26,30 @@
           <w:b/>
           <w:bCs/>
         </w:rPr>
-        <w:t>For the host.</w:t>
-      </w:r>
-      <w:r>
-        <w:t xml:space="preserve"> New workshop accounts have empty mailboxes and calendars, so the Exercise 1 command center has nothing to work with. Load the items below into </w:t>
-      </w:r>
-      <w:r>
-        <w:rPr>
-          <w:b/>
-          <w:bCs/>
-        </w:rPr>
-        <w:t>each attendee account</w:t>
-      </w:r>
-      <w:r>
-        <w:t xml:space="preserve"> </w:t>
+        <w:t>For the facilitator's demo account only.</w:t>
+      </w:r>
+      <w:r>
+        <w:t xml:space="preserve"> Attendees don't need any of this: they run Exercise 1 on </w:t>
+      </w:r>
+      <w:r>
+        <w:rPr>
+          <w:b/>
+          <w:bCs/>
+        </w:rPr>
+        <w:t>their own work mail, calendar, and Teams</w:t>
+      </w:r>
+      <w:r>
+        <w:t xml:space="preserve"> and use the </w:t>
+      </w:r>
+      <w:r>
+        <w:rPr>
+          <w:b/>
+          <w:bCs/>
+        </w:rPr>
+        <w:t>Zava sample files</w:t>
+      </w:r>
+      <w:r>
+        <w:t xml:space="preserve"> for everything else. Your demo account (in your separate demo tenant) is usually quiet, so load the items below into it </w:t>
       </w:r>
       <w:r>
         <w:rPr>
@@ -49,7 +59,7 @@
         <w:t>1–2 days before the session</w:t>
       </w:r>
       <w:r>
-        <w:t>, so they count as "today and this week."</w:t>
+        <w:t>. Then your live Exercise 1 demo shows a rich, predictable command center, whatever the room's own data looks like.</w:t>
       </w:r>
     </w:p>
     <w:p>
@@ -91,9 +101,507 @@
       <w:pPr>
         <w:pStyle w:val="Heading2"/>
       </w:pPr>
-      <w:bookmarkStart w:id="1" w:name="how-to-send-it"/>
-      <w:r>
-        <w:t>How to send it</w:t>
+      <w:bookmarkStart w:id="1" w:name="how-to-load-it"/>
+      <w:r>
+        <w:t>How to load it</w:t>
+      </w:r>
+    </w:p>
+    <w:p>
+      <w:pPr>
+        <w:pStyle w:val="Heading3"/>
+      </w:pPr>
+      <w:bookmarkStart w:id="2" w:name="X86a934642d05b334bc52965261d3c5c989a4246"/>
+      <w:r>
+        <w:t>Recommended: VS Code + GitHub Copilot (Agent mode) + the Work IQ MCP server</w:t>
+      </w:r>
+    </w:p>
+    <w:p>
+      <w:pPr>
+        <w:pStyle w:val="FirstParagraph"/>
+      </w:pPr>
+      <w:r>
+        <w:rPr>
+          <w:b/>
+          <w:bCs/>
+        </w:rPr>
+        <w:t>Why this option:</w:t>
+      </w:r>
+      <w:r>
+        <w:t xml:space="preserve"> the </w:t>
+      </w:r>
+      <w:hyperlink r:id="rId8">
+        <w:r>
+          <w:rPr>
+            <w:rStyle w:val="Hyperlink"/>
+          </w:rPr>
+          <w:t>Work IQ MCP server</w:t>
+        </w:r>
+      </w:hyperlink>
+      <w:r>
+        <w:t xml:space="preserve"> is Microsoft's generally available MCP server for Microsoft 365 data. One endpoint covers </w:t>
+      </w:r>
+      <w:r>
+        <w:rPr>
+          <w:b/>
+          <w:bCs/>
+        </w:rPr>
+        <w:t>mail, calendar, and Teams chat</w:t>
+      </w:r>
+      <w:r>
+        <w:t xml:space="preserve">, it can </w:t>
+      </w:r>
+      <w:r>
+        <w:rPr>
+          <w:b/>
+          <w:bCs/>
+        </w:rPr>
+        <w:t>create</w:t>
+      </w:r>
+      <w:r>
+        <w:t xml:space="preserve"> as well as read (</w:t>
+      </w:r>
+      <w:r>
+        <w:rPr>
+          <w:rStyle w:val="VerbatimChar"/>
+        </w:rPr>
+        <w:t>create_entity /me/events</w:t>
+      </w:r>
+      <w:r>
+        <w:t xml:space="preserve">, </w:t>
+      </w:r>
+      <w:r>
+        <w:rPr>
+          <w:rStyle w:val="VerbatimChar"/>
+        </w:rPr>
+        <w:t>do_action /me/sendMail</w:t>
+      </w:r>
+      <w:r>
+        <w:t xml:space="preserve">, chat messages), every action runs </w:t>
+      </w:r>
+      <w:r>
+        <w:rPr>
+          <w:b/>
+          <w:bCs/>
+        </w:rPr>
+        <w:t>as the signed-in user only</w:t>
+      </w:r>
+      <w:r>
+        <w:t>, and VS Code asks you to approve each tool call. It's also the same Work IQ layer Cowork reads from, so you can check the result straight away. Sign-in is Microsoft Entra ID; there's no app to register in most tenants.</w:t>
+      </w:r>
+    </w:p>
+    <w:p>
+      <w:pPr>
+        <w:pStyle w:val="BodyText"/>
+        <w:pBdr>
+          <w:left w:val="single" w:sz="18" w:space="8" w:color="3B1041"/>
+        </w:pBdr>
+        <w:shd w:val="clear" w:color="auto" w:fill="FBF6FD"/>
+        <w:spacing w:before="30" w:after="30"/>
+        <w:ind w:left="288" w:right="144"/>
+      </w:pPr>
+      <w:r>
+        <w:rPr>
+          <w:b/>
+          <w:bCs/>
+        </w:rPr>
+        <w:t>Do this a week ahead (demo-tenant admin).</w:t>
+      </w:r>
+      <w:r>
+        <w:t xml:space="preserve"> Work IQ MCP </w:t>
+      </w:r>
+      <w:r>
+        <w:rPr>
+          <w:b/>
+          <w:bCs/>
+        </w:rPr>
+        <w:t>blocks create, update, and send by default</w:t>
+      </w:r>
+      <w:r>
+        <w:t xml:space="preserve">. In the </w:t>
+      </w:r>
+      <w:hyperlink r:id="rId9">
+        <w:r>
+          <w:rPr>
+            <w:rStyle w:val="Hyperlink"/>
+          </w:rPr>
+          <w:t>Microsoft 365 admin center</w:t>
+        </w:r>
+      </w:hyperlink>
+      <w:r>
+        <w:t xml:space="preserve">, go to </w:t>
+      </w:r>
+      <w:r>
+        <w:rPr>
+          <w:b/>
+          <w:bCs/>
+        </w:rPr>
+        <w:t>Agents → Tools → Work IQ MCP → Policy</w:t>
+      </w:r>
+      <w:r>
+        <w:t xml:space="preserve"> and allow write operations for the demo tenant (</w:t>
+      </w:r>
+      <w:hyperlink r:id="rId10">
+        <w:r>
+          <w:rPr>
+            <w:rStyle w:val="Hyperlink"/>
+          </w:rPr>
+          <w:t>policy governance</w:t>
+        </w:r>
+      </w:hyperlink>
+      <w:r>
+        <w:t xml:space="preserve">). The change can take </w:t>
+      </w:r>
+      <w:r>
+        <w:rPr>
+          <w:b/>
+          <w:bCs/>
+        </w:rPr>
+        <w:t>up to 24 hours</w:t>
+      </w:r>
+      <w:r>
+        <w:t xml:space="preserve"> to apply. If Work IQ isn't on yet, an admin may also need to </w:t>
+      </w:r>
+      <w:hyperlink r:id="rId11">
+        <w:r>
+          <w:rPr>
+            <w:rStyle w:val="Hyperlink"/>
+          </w:rPr>
+          <w:t>enable your tenant for Work IQ</w:t>
+        </w:r>
+      </w:hyperlink>
+      <w:r>
+        <w:t xml:space="preserve"> </w:t>
+      </w:r>
+      <w:r>
+        <w:t>and give it a spending policy (Work IQ is billed by usage). This is your demo tenant, not the attendees' production tenant.</w:t>
+      </w:r>
+    </w:p>
+    <w:tbl>
+      <w:tblPr>
+        <w:tblStyle w:val="Table"/>
+        <w:tblW w:w="0" w:type="auto"/>
+        <w:tblBorders>
+          <w:top w:val="single" w:sz="4" w:space="0" w:color="D1D1D1"/>
+          <w:left w:val="single" w:sz="4" w:space="0" w:color="D1D1D1"/>
+          <w:bottom w:val="single" w:sz="4" w:space="0" w:color="D1D1D1"/>
+          <w:right w:val="single" w:sz="4" w:space="0" w:color="D1D1D1"/>
+          <w:insideH w:val="single" w:sz="4" w:space="0" w:color="D1D1D1"/>
+          <w:insideV w:val="single" w:sz="4" w:space="0" w:color="D1D1D1"/>
+        </w:tblBorders>
+        <w:tblCellMar>
+          <w:top w:w="40" w:type="dxa"/>
+          <w:left w:w="90" w:type="dxa"/>
+          <w:bottom w:w="40" w:type="dxa"/>
+          <w:right w:w="90" w:type="dxa"/>
+        </w:tblCellMar>
+        <w:tblLook w:val="0020" w:firstRow="1" w:lastRow="0" w:firstColumn="0" w:lastColumn="0" w:noHBand="0" w:noVBand="0"/>
+      </w:tblPr>
+      <w:tblGrid>
+        <w:gridCol w:w="4110"/>
+        <w:gridCol w:w="5862"/>
+      </w:tblGrid>
+      <w:tr>
+        <w:trPr>
+          <w:cnfStyle w:val="100000000000" w:firstRow="1" w:lastRow="0" w:firstColumn="0" w:lastColumn="0" w:oddVBand="0" w:evenVBand="0" w:oddHBand="0" w:evenHBand="0" w:firstRowFirstColumn="0" w:firstRowLastColumn="0" w:lastRowFirstColumn="0" w:lastRowLastColumn="0"/>
+          <w:tblHeader/>
+        </w:trPr>
+        <w:tc>
+          <w:tcPr>
+            <w:tcW w:w="0" w:type="auto"/>
+            <w:shd w:val="clear" w:color="auto" w:fill="F3E5FD"/>
+          </w:tcPr>
+          <w:p>
+            <w:pPr>
+              <w:pStyle w:val="Compact"/>
+              <w:spacing w:before="20" w:after="20"/>
+            </w:pPr>
+            <w:r>
+              <w:rPr>
+                <w:b/>
+                <w:sz w:val="19"/>
+              </w:rPr>
+              <w:t>Option</w:t>
+            </w:r>
+          </w:p>
+        </w:tc>
+        <w:tc>
+          <w:tcPr>
+            <w:tcW w:w="0" w:type="auto"/>
+            <w:shd w:val="clear" w:color="auto" w:fill="F3E5FD"/>
+          </w:tcPr>
+          <w:p>
+            <w:pPr>
+              <w:pStyle w:val="Compact"/>
+              <w:spacing w:before="20" w:after="20"/>
+            </w:pPr>
+            <w:r>
+              <w:rPr>
+                <w:b/>
+                <w:sz w:val="19"/>
+              </w:rPr>
+              <w:t>Verdict</w:t>
+            </w:r>
+          </w:p>
+        </w:tc>
+      </w:tr>
+      <w:tr>
+        <w:tc>
+          <w:tcPr>
+            <w:tcW w:w="0" w:type="auto"/>
+          </w:tcPr>
+          <w:p>
+            <w:pPr>
+              <w:pStyle w:val="Compact"/>
+              <w:spacing w:before="20" w:after="20"/>
+            </w:pPr>
+            <w:r>
+              <w:rPr>
+                <w:b/>
+                <w:bCs/>
+                <w:sz w:val="19"/>
+              </w:rPr>
+              <w:t>Work IQ MCP server in VS Code (Agent mode)</w:t>
+            </w:r>
+          </w:p>
+        </w:tc>
+        <w:tc>
+          <w:tcPr>
+            <w:tcW w:w="0" w:type="auto"/>
+          </w:tcPr>
+          <w:p>
+            <w:pPr>
+              <w:pStyle w:val="Compact"/>
+              <w:spacing w:before="20" w:after="20"/>
+            </w:pPr>
+            <w:r>
+              <w:rPr>
+                <w:b/>
+                <w:bCs/>
+                <w:sz w:val="19"/>
+              </w:rPr>
+              <w:t>Recommended.</w:t>
+            </w:r>
+            <w:r>
+              <w:rPr>
+                <w:sz w:val="19"/>
+              </w:rPr>
+              <w:t xml:space="preserve"> About 20 minutes, mostly prompts you paste.</w:t>
+            </w:r>
+          </w:p>
+        </w:tc>
+      </w:tr>
+      <w:tr>
+        <w:tc>
+          <w:tcPr>
+            <w:tcW w:w="0" w:type="auto"/>
+          </w:tcPr>
+          <w:p>
+            <w:pPr>
+              <w:pStyle w:val="Compact"/>
+              <w:spacing w:before="20" w:after="20"/>
+            </w:pPr>
+            <w:r>
+              <w:rPr>
+                <w:sz w:val="19"/>
+              </w:rPr>
+              <w:t>Microsoft Graph PowerShell or a Graph script (</w:t>
+            </w:r>
+            <w:r>
+              <w:rPr>
+                <w:rStyle w:val="VerbatimChar"/>
+              </w:rPr>
+              <w:t>sendMail</w:t>
+            </w:r>
+            <w:r>
+              <w:rPr>
+                <w:sz w:val="19"/>
+              </w:rPr>
+              <w:t xml:space="preserve">, </w:t>
+            </w:r>
+            <w:r>
+              <w:rPr>
+                <w:rStyle w:val="VerbatimChar"/>
+              </w:rPr>
+              <w:t>events</w:t>
+            </w:r>
+            <w:r>
+              <w:rPr>
+                <w:sz w:val="19"/>
+              </w:rPr>
+              <w:t>)</w:t>
+            </w:r>
+          </w:p>
+        </w:tc>
+        <w:tc>
+          <w:tcPr>
+            <w:tcW w:w="0" w:type="auto"/>
+          </w:tcPr>
+          <w:p>
+            <w:pPr>
+              <w:pStyle w:val="Compact"/>
+              <w:spacing w:before="20" w:after="20"/>
+            </w:pPr>
+            <w:r>
+              <w:rPr>
+                <w:sz w:val="19"/>
+              </w:rPr>
+              <w:t>Good if you reseed often; more setup (app registration, permissions).</w:t>
+            </w:r>
+          </w:p>
+        </w:tc>
+      </w:tr>
+      <w:tr>
+        <w:tc>
+          <w:tcPr>
+            <w:tcW w:w="0" w:type="auto"/>
+          </w:tcPr>
+          <w:p>
+            <w:pPr>
+              <w:pStyle w:val="Compact"/>
+              <w:spacing w:before="20" w:after="20"/>
+            </w:pPr>
+            <w:r>
+              <w:rPr>
+                <w:sz w:val="19"/>
+              </w:rPr>
+              <w:t>By hand in Outlook and Teams</w:t>
+            </w:r>
+          </w:p>
+        </w:tc>
+        <w:tc>
+          <w:tcPr>
+            <w:tcW w:w="0" w:type="auto"/>
+          </w:tcPr>
+          <w:p>
+            <w:pPr>
+              <w:pStyle w:val="Compact"/>
+              <w:spacing w:before="20" w:after="20"/>
+            </w:pPr>
+            <w:r>
+              <w:rPr>
+                <w:sz w:val="19"/>
+              </w:rPr>
+              <w:t>Fine as a fallback; about 30 minutes, easy to get dates wrong.</w:t>
+            </w:r>
+          </w:p>
+        </w:tc>
+      </w:tr>
+      <w:tr>
+        <w:tc>
+          <w:tcPr>
+            <w:tcW w:w="0" w:type="auto"/>
+          </w:tcPr>
+          <w:p>
+            <w:pPr>
+              <w:pStyle w:val="Compact"/>
+              <w:spacing w:before="20" w:after="20"/>
+            </w:pPr>
+            <w:r>
+              <w:rPr>
+                <w:sz w:val="19"/>
+              </w:rPr>
+              <w:t>Microsoft MCP Server for Enterprise</w:t>
+            </w:r>
+          </w:p>
+        </w:tc>
+        <w:tc>
+          <w:tcPr>
+            <w:tcW w:w="0" w:type="auto"/>
+          </w:tcPr>
+          <w:p>
+            <w:pPr>
+              <w:pStyle w:val="Compact"/>
+              <w:spacing w:before="20" w:after="20"/>
+            </w:pPr>
+            <w:r>
+              <w:rPr>
+                <w:sz w:val="19"/>
+              </w:rPr>
+              <w:t>Not suitable: it reads tenant and directory data; it doesn't create mail or meetings.</w:t>
+            </w:r>
+          </w:p>
+        </w:tc>
+      </w:tr>
+      <w:tr>
+        <w:tc>
+          <w:tcPr>
+            <w:tcW w:w="0" w:type="auto"/>
+          </w:tcPr>
+          <w:p>
+            <w:pPr>
+              <w:pStyle w:val="Compact"/>
+              <w:spacing w:before="20" w:after="20"/>
+            </w:pPr>
+            <w:r>
+              <w:rPr>
+                <w:sz w:val="19"/>
+              </w:rPr>
+              <w:t>Agent 365 per-workload MCP servers (Mail, Calendar, Teams)</w:t>
+            </w:r>
+          </w:p>
+        </w:tc>
+        <w:tc>
+          <w:tcPr>
+            <w:tcW w:w="0" w:type="auto"/>
+          </w:tcPr>
+          <w:p>
+            <w:pPr>
+              <w:pStyle w:val="Compact"/>
+              <w:spacing w:before="20" w:after="20"/>
+            </w:pPr>
+            <w:r>
+              <w:rPr>
+                <w:sz w:val="19"/>
+              </w:rPr>
+              <w:t>Not recommended: legacy, kept for backward compatibility, and they need an app registration.</w:t>
+            </w:r>
+          </w:p>
+        </w:tc>
+      </w:tr>
+      <w:tr>
+        <w:tc>
+          <w:tcPr>
+            <w:tcW w:w="0" w:type="auto"/>
+          </w:tcPr>
+          <w:p>
+            <w:pPr>
+              <w:pStyle w:val="Compact"/>
+              <w:spacing w:before="20" w:after="20"/>
+            </w:pPr>
+            <w:r>
+              <w:rPr>
+                <w:sz w:val="19"/>
+              </w:rPr>
+              <w:t>Microsoft 365 Agents Toolkit (VS Code extension)</w:t>
+            </w:r>
+          </w:p>
+        </w:tc>
+        <w:tc>
+          <w:tcPr>
+            <w:tcW w:w="0" w:type="auto"/>
+          </w:tcPr>
+          <w:p>
+            <w:pPr>
+              <w:pStyle w:val="Compact"/>
+              <w:spacing w:before="20" w:after="20"/>
+            </w:pPr>
+            <w:r>
+              <w:rPr>
+                <w:sz w:val="19"/>
+              </w:rPr>
+              <w:t>Not suitable: it builds agents and apps; it doesn't load mailbox content.</w:t>
+            </w:r>
+          </w:p>
+        </w:tc>
+      </w:tr>
+    </w:tbl>
+    <w:p>
+      <w:pPr>
+        <w:pStyle w:val="Heading4"/>
+      </w:pPr>
+      <w:bookmarkStart w:id="3" w:name="X4b1a86bff0eb9b98bb02e0631b00b1c3b289906"/>
+      <w:r>
+        <w:t>1. One-time setup (about 10 minutes)</w:t>
       </w:r>
     </w:p>
     <w:p>
@@ -105,67 +613,30 @@
         </w:numPr>
       </w:pPr>
       <w:r>
-        <w:rPr>
-          <w:b/>
-          <w:bCs/>
-        </w:rPr>
-        <w:t>Senders:</w:t>
+        <w:t xml:space="preserve">Install </w:t>
+      </w:r>
+      <w:r>
+        <w:rPr>
+          <w:b/>
+          <w:bCs/>
+        </w:rPr>
+        <w:t>Visual Studio Code</w:t>
+      </w:r>
+      <w:r>
+        <w:t xml:space="preserve"> (1.118 or later; Insiders works too) and sign in to </w:t>
+      </w:r>
+      <w:r>
+        <w:rPr>
+          <w:b/>
+          <w:bCs/>
+        </w:rPr>
+        <w:t>GitHub Copilot</w:t>
       </w:r>
       <w:r>
         <w:t xml:space="preserve"> </w:t>
       </w:r>
       <w:r>
-        <w:t xml:space="preserve">create 2–3 extra accounts in the attendee tenant to send from (e.g., </w:t>
-      </w:r>
-      <w:r>
-        <w:rPr>
-          <w:i/>
-          <w:iCs/>
-        </w:rPr>
-        <w:t>Avery Quinn</w:t>
-      </w:r>
-      <w:r>
-        <w:t xml:space="preserve"> as "HR Manager," </w:t>
-      </w:r>
-      <w:r>
-        <w:rPr>
-          <w:i/>
-          <w:iCs/>
-        </w:rPr>
-        <w:t>Zava Communications</w:t>
-      </w:r>
-      <w:r>
-        <w:t xml:space="preserve">, </w:t>
-      </w:r>
-      <w:r>
-        <w:rPr>
-          <w:i/>
-          <w:iCs/>
-        </w:rPr>
-        <w:t>Jordan Lee</w:t>
-      </w:r>
-      <w:r>
-        <w:t xml:space="preserve">). Optionally set each attendee's </w:t>
-      </w:r>
-      <w:r>
-        <w:rPr>
-          <w:b/>
-          <w:bCs/>
-        </w:rPr>
-        <w:t>manager</w:t>
-      </w:r>
-      <w:r>
-        <w:t xml:space="preserve"> to Avery Quinn in the Microsoft 365 admin center (</w:t>
-      </w:r>
-      <w:r>
-        <w:rPr>
-          <w:b/>
-          <w:bCs/>
-        </w:rPr>
-        <w:t>Users → Manager</w:t>
-      </w:r>
-      <w:r>
-        <w:t>), so the command center can recognize requests from the manager.</w:t>
+        <w:t>(Accounts menu, bottom left).</w:t>
       </w:r>
     </w:p>
     <w:p>
@@ -177,32 +648,66 @@
         </w:numPr>
       </w:pPr>
       <w:r>
-        <w:rPr>
-          <w:b/>
-          <w:bCs/>
-        </w:rPr>
-        <w:t>Delivery:</w:t>
-      </w:r>
-      <w:r>
-        <w:t xml:space="preserve"> send by hand, or script it with Microsoft Graph (</w:t>
+        <w:t>Open the Command Palette (</w:t>
+      </w:r>
+      <w:r>
+        <w:rPr>
+          <w:b/>
+          <w:bCs/>
+        </w:rPr>
+        <w:t>Ctrl+Shift+P</w:t>
+      </w:r>
+      <w:r>
+        <w:t xml:space="preserve">) → </w:t>
+      </w:r>
+      <w:r>
+        <w:rPr>
+          <w:b/>
+          <w:bCs/>
+        </w:rPr>
+        <w:t>MCP: Add Server</w:t>
+      </w:r>
+      <w:r>
+        <w:t xml:space="preserve"> → </w:t>
+      </w:r>
+      <w:r>
+        <w:rPr>
+          <w:b/>
+          <w:bCs/>
+        </w:rPr>
+        <w:t>HTTP</w:t>
+      </w:r>
+      <w:r>
+        <w:t xml:space="preserve"> → enter </w:t>
       </w:r>
       <w:r>
         <w:rPr>
           <w:rStyle w:val="VerbatimChar"/>
         </w:rPr>
-        <w:t>sendMail</w:t>
-      </w:r>
-      <w:r>
-        <w:t xml:space="preserve"> / </w:t>
-      </w:r>
-      <w:r>
-        <w:rPr>
-          <w:rStyle w:val="VerbatimChar"/>
-        </w:rPr>
-        <w:t>events</w:t>
-      </w:r>
-      <w:r>
-        <w:t>) or PowerShell. Script it for 25 accounts.</w:t>
+        <w:t>https://workiq.svc.cloud.microsoft/mcp</w:t>
+      </w:r>
+      <w:r>
+        <w:t xml:space="preserve"> → name it </w:t>
+      </w:r>
+      <w:r>
+        <w:rPr>
+          <w:b/>
+          <w:bCs/>
+        </w:rPr>
+        <w:t>workiq</w:t>
+      </w:r>
+      <w:r>
+        <w:t xml:space="preserve"> → choose </w:t>
+      </w:r>
+      <w:r>
+        <w:rPr>
+          <w:b/>
+          <w:bCs/>
+        </w:rPr>
+        <w:t>Global</w:t>
+      </w:r>
+      <w:r>
+        <w:t>.</w:t>
       </w:r>
     </w:p>
     <w:p>
@@ -214,54 +719,160 @@
         </w:numPr>
       </w:pPr>
       <w:r>
-        <w:t xml:space="preserve">Replace </w:t>
+        <w:lastRenderedPageBreak/>
+        <w:t xml:space="preserve">VS Code opens </w:t>
       </w:r>
       <w:r>
         <w:rPr>
           <w:rStyle w:val="VerbatimChar"/>
         </w:rPr>
-        <w:t>{attendee}</w:t>
-      </w:r>
-      <w:r>
-        <w:t xml:space="preserve"> with each attendee's display name, and </w:t>
+        <w:t>mcp.json</w:t>
+      </w:r>
+      <w:r>
+        <w:t xml:space="preserve">; select </w:t>
+      </w:r>
+      <w:r>
+        <w:rPr>
+          <w:b/>
+          <w:bCs/>
+        </w:rPr>
+        <w:t>Start</w:t>
+      </w:r>
+      <w:r>
+        <w:t xml:space="preserve"> above the </w:t>
       </w:r>
       <w:r>
         <w:rPr>
           <w:rStyle w:val="VerbatimChar"/>
         </w:rPr>
-        <w:t>{Thursday}</w:t>
+        <w:t>workiq</w:t>
+      </w:r>
+      <w:r>
+        <w:t xml:space="preserve"> entry, then </w:t>
+      </w:r>
+      <w:r>
+        <w:rPr>
+          <w:b/>
+          <w:bCs/>
+        </w:rPr>
+        <w:t>Allow</w:t>
+      </w:r>
+      <w:r>
+        <w:t xml:space="preserve"> and sign in with a </w:t>
+      </w:r>
+      <w:r>
+        <w:rPr>
+          <w:b/>
+          <w:bCs/>
+        </w:rPr>
+        <w:t>demo-tenant</w:t>
+      </w:r>
+      <w:r>
+        <w:t xml:space="preserve"> account (never an attendee's or a production account).</w:t>
+      </w:r>
+    </w:p>
+    <w:p>
+      <w:pPr>
+        <w:pStyle w:val="Compact"/>
+        <w:numPr>
+          <w:ilvl w:val="0"/>
+          <w:numId w:val="2"/>
+        </w:numPr>
+      </w:pPr>
+      <w:r>
+        <w:t xml:space="preserve">Open </w:t>
+      </w:r>
+      <w:r>
+        <w:rPr>
+          <w:b/>
+          <w:bCs/>
+        </w:rPr>
+        <w:t>Chat</w:t>
+      </w:r>
+      <w:r>
+        <w:t xml:space="preserve"> (</w:t>
+      </w:r>
+      <w:r>
+        <w:rPr>
+          <w:b/>
+          <w:bCs/>
+        </w:rPr>
+        <w:t>Ctrl+Alt+I</w:t>
+      </w:r>
+      <w:r>
+        <w:t xml:space="preserve">), switch the mode to </w:t>
+      </w:r>
+      <w:r>
+        <w:rPr>
+          <w:b/>
+          <w:bCs/>
+        </w:rPr>
+        <w:t>Agent</w:t>
+      </w:r>
+      <w:r>
+        <w:t xml:space="preserve">, select the </w:t>
+      </w:r>
+      <w:r>
+        <w:rPr>
+          <w:b/>
+          <w:bCs/>
+        </w:rPr>
+        <w:t>Tools</w:t>
+      </w:r>
+      <w:r>
+        <w:t xml:space="preserve"> icon, and check that the </w:t>
+      </w:r>
+      <w:r>
+        <w:rPr>
+          <w:b/>
+          <w:bCs/>
+        </w:rPr>
+        <w:t>workiq</w:t>
+      </w:r>
+      <w:r>
+        <w:t xml:space="preserve"> tools are on.</w:t>
+      </w:r>
+    </w:p>
+    <w:p>
+      <w:pPr>
+        <w:pStyle w:val="Compact"/>
+        <w:numPr>
+          <w:ilvl w:val="0"/>
+          <w:numId w:val="2"/>
+        </w:numPr>
+      </w:pPr>
+      <w:r>
+        <w:rPr>
+          <w:b/>
+          <w:bCs/>
+        </w:rPr>
+        <w:t>Test it:</w:t>
+      </w:r>
+      <w:r>
+        <w:t xml:space="preserve"> ask </w:t>
+      </w:r>
+      <w:r>
+        <w:rPr>
+          <w:i/>
+          <w:iCs/>
+        </w:rPr>
+        <w:t>"Using Work IQ, what's on my calendar tomorrow?"</w:t>
       </w:r>
       <w:r>
         <w:t xml:space="preserve"> </w:t>
       </w:r>
       <w:r>
-        <w:t>etc. with real dates in the workshop week.</w:t>
-      </w:r>
-    </w:p>
-    <w:p>
-      <w:r>
-        <w:pict w14:anchorId="2C859A34">
-          <v:rect id="_x0000_i1025" style="width:0;height:1.5pt" o:hralign="center" o:hrstd="t" o:hr="t"/>
-        </w:pict>
-      </w:r>
-    </w:p>
-    <w:p>
-      <w:pPr>
-        <w:pStyle w:val="Heading2"/>
-      </w:pPr>
-      <w:bookmarkStart w:id="2" w:name="a-emails-7"/>
-      <w:bookmarkEnd w:id="1"/>
-      <w:r>
-        <w:t>A. Emails (7)</w:t>
-      </w:r>
-    </w:p>
-    <w:p>
-      <w:pPr>
-        <w:pStyle w:val="Heading3"/>
-      </w:pPr>
-      <w:bookmarkStart w:id="3" w:name="X5966b729af0d25a2dda1cc1dbd63b5e6fc67ce2"/>
-      <w:r>
-        <w:t>1. Manager request (a commitment with a deadline)</w:t>
+        <w:t>A "policy denied" reply when you create or send something means the write policy above isn't on yet (or hasn't applied); it isn't a transient error, so don't keep retrying.</w:t>
+      </w:r>
+    </w:p>
+    <w:p>
+      <w:pPr>
+        <w:pStyle w:val="Heading4"/>
+      </w:pPr>
+      <w:bookmarkStart w:id="4" w:name="Xf3c19eed099f103bbbd5fc6ed1afaa6a4ad9c72"/>
+      <w:bookmarkEnd w:id="3"/>
+      <w:r>
+        <w:t>2. Prepare the demo tenant</w:t>
       </w:r>
     </w:p>
     <w:p>
@@ -277,20 +888,53 @@
           <w:b/>
           <w:bCs/>
         </w:rPr>
-        <w:t>From:</w:t>
-      </w:r>
-      <w:r>
-        <w:t xml:space="preserve"> Avery Quinn (HR Manager) · </w:t>
-      </w:r>
-      <w:r>
-        <w:rPr>
-          <w:b/>
-          <w:bCs/>
-        </w:rPr>
-        <w:t>Importance:</w:t>
-      </w:r>
-      <w:r>
-        <w:t xml:space="preserve"> Normal</w:t>
+        <w:t>Sender accounts:</w:t>
+      </w:r>
+      <w:r>
+        <w:t xml:space="preserve"> emails should arrive </w:t>
+      </w:r>
+      <w:r>
+        <w:rPr>
+          <w:i/>
+          <w:iCs/>
+        </w:rPr>
+        <w:t>from</w:t>
+      </w:r>
+      <w:r>
+        <w:t xml:space="preserve"> other people, so each item is created while signed in as its sender. Use </w:t>
+      </w:r>
+      <w:r>
+        <w:rPr>
+          <w:b/>
+          <w:bCs/>
+        </w:rPr>
+        <w:t>Avery Quinn</w:t>
+      </w:r>
+      <w:r>
+        <w:t xml:space="preserve"> (your manager, required) plus any one or two existing demo users for the rest. The command center reads the subject and body, so a different sender name is </w:t>
+      </w:r>
+      <w:r>
+        <w:t xml:space="preserve">fine. Set your demo account's </w:t>
+      </w:r>
+      <w:r>
+        <w:rPr>
+          <w:b/>
+          <w:bCs/>
+        </w:rPr>
+        <w:t>manager</w:t>
+      </w:r>
+      <w:r>
+        <w:t xml:space="preserve"> to Avery Quinn (Microsoft 365 admin center → </w:t>
+      </w:r>
+      <w:r>
+        <w:rPr>
+          <w:b/>
+          <w:bCs/>
+        </w:rPr>
+        <w:t>Users → Manager</w:t>
+      </w:r>
+      <w:r>
+        <w:t>), so requests from your manager stand out.</w:t>
       </w:r>
     </w:p>
     <w:p>
@@ -306,10 +950,519 @@
           <w:b/>
           <w:bCs/>
         </w:rPr>
-        <w:t>Subject:</w:t>
-      </w:r>
-      <w:r>
-        <w:t xml:space="preserve"> Q4 onboarding plan — need your input by Thursday</w:t>
+        <w:t>Dates:</w:t>
+      </w:r>
+      <w:r>
+        <w:t xml:space="preserve"> pick the workshop week and note the real dates for </w:t>
+      </w:r>
+      <w:r>
+        <w:rPr>
+          <w:rStyle w:val="VerbatimChar"/>
+        </w:rPr>
+        <w:t>{Wednesday}</w:t>
+      </w:r>
+      <w:r>
+        <w:t xml:space="preserve">, </w:t>
+      </w:r>
+      <w:r>
+        <w:rPr>
+          <w:rStyle w:val="VerbatimChar"/>
+        </w:rPr>
+        <w:t>{Thursday}</w:t>
+      </w:r>
+      <w:r>
+        <w:t xml:space="preserve">, and </w:t>
+      </w:r>
+      <w:r>
+        <w:rPr>
+          <w:rStyle w:val="VerbatimChar"/>
+        </w:rPr>
+        <w:t>{Friday}</w:t>
+      </w:r>
+      <w:r>
+        <w:t xml:space="preserve">. Load everything </w:t>
+      </w:r>
+      <w:r>
+        <w:rPr>
+          <w:b/>
+          <w:bCs/>
+        </w:rPr>
+        <w:t>1–2 days before</w:t>
+      </w:r>
+      <w:r>
+        <w:t xml:space="preserve"> the session, so it counts as "today and this week."</w:t>
+      </w:r>
+    </w:p>
+    <w:p>
+      <w:pPr>
+        <w:pStyle w:val="Heading4"/>
+      </w:pPr>
+      <w:bookmarkStart w:id="5" w:name="Xd316c3f02ce6d87771d737a9ed2d86fef99d506"/>
+      <w:bookmarkEnd w:id="4"/>
+      <w:r>
+        <w:t>3. Load the items, one sender at a time</w:t>
+      </w:r>
+    </w:p>
+    <w:p>
+      <w:pPr>
+        <w:pStyle w:val="FirstParagraph"/>
+      </w:pPr>
+      <w:r>
+        <w:t xml:space="preserve">Open this file (or </w:t>
+      </w:r>
+      <w:r>
+        <w:rPr>
+          <w:rStyle w:val="VerbatimChar"/>
+        </w:rPr>
+        <w:t>seed-content.docx</w:t>
+      </w:r>
+      <w:r>
+        <w:t xml:space="preserve"> saved as text) in VS Code so Copilot can read it, then run one pass per sender. To switch sender: </w:t>
+      </w:r>
+      <w:r>
+        <w:rPr>
+          <w:b/>
+          <w:bCs/>
+        </w:rPr>
+        <w:t>Accounts</w:t>
+      </w:r>
+      <w:r>
+        <w:t xml:space="preserve"> </w:t>
+      </w:r>
+      <w:r>
+        <w:t xml:space="preserve">menu → sign out of the Microsoft account → </w:t>
+      </w:r>
+      <w:r>
+        <w:rPr>
+          <w:b/>
+          <w:bCs/>
+        </w:rPr>
+        <w:t>MCP: List Servers</w:t>
+      </w:r>
+      <w:r>
+        <w:t xml:space="preserve"> → </w:t>
+      </w:r>
+      <w:r>
+        <w:rPr>
+          <w:b/>
+          <w:bCs/>
+        </w:rPr>
+        <w:t>workiq</w:t>
+      </w:r>
+      <w:r>
+        <w:t xml:space="preserve"> → </w:t>
+      </w:r>
+      <w:r>
+        <w:rPr>
+          <w:b/>
+          <w:bCs/>
+        </w:rPr>
+        <w:t>Restart</w:t>
+      </w:r>
+      <w:r>
+        <w:t>, and sign in as the next sender.</w:t>
+      </w:r>
+    </w:p>
+    <w:tbl>
+      <w:tblPr>
+        <w:tblStyle w:val="Table"/>
+        <w:tblW w:w="0" w:type="auto"/>
+        <w:tblBorders>
+          <w:top w:val="single" w:sz="4" w:space="0" w:color="D1D1D1"/>
+          <w:left w:val="single" w:sz="4" w:space="0" w:color="D1D1D1"/>
+          <w:bottom w:val="single" w:sz="4" w:space="0" w:color="D1D1D1"/>
+          <w:right w:val="single" w:sz="4" w:space="0" w:color="D1D1D1"/>
+          <w:insideH w:val="single" w:sz="4" w:space="0" w:color="D1D1D1"/>
+          <w:insideV w:val="single" w:sz="4" w:space="0" w:color="D1D1D1"/>
+        </w:tblBorders>
+        <w:tblCellMar>
+          <w:top w:w="40" w:type="dxa"/>
+          <w:left w:w="90" w:type="dxa"/>
+          <w:bottom w:w="40" w:type="dxa"/>
+          <w:right w:w="90" w:type="dxa"/>
+        </w:tblCellMar>
+        <w:tblLook w:val="0020" w:firstRow="1" w:lastRow="0" w:firstColumn="0" w:lastColumn="0" w:noHBand="0" w:noVBand="0"/>
+      </w:tblPr>
+      <w:tblGrid>
+        <w:gridCol w:w="567"/>
+        <w:gridCol w:w="3064"/>
+        <w:gridCol w:w="6341"/>
+      </w:tblGrid>
+      <w:tr>
+        <w:trPr>
+          <w:cnfStyle w:val="100000000000" w:firstRow="1" w:lastRow="0" w:firstColumn="0" w:lastColumn="0" w:oddVBand="0" w:evenVBand="0" w:oddHBand="0" w:evenHBand="0" w:firstRowFirstColumn="0" w:firstRowLastColumn="0" w:lastRowFirstColumn="0" w:lastRowLastColumn="0"/>
+          <w:tblHeader/>
+        </w:trPr>
+        <w:tc>
+          <w:tcPr>
+            <w:tcW w:w="0" w:type="auto"/>
+            <w:shd w:val="clear" w:color="auto" w:fill="F3E5FD"/>
+          </w:tcPr>
+          <w:p>
+            <w:pPr>
+              <w:pStyle w:val="Compact"/>
+              <w:spacing w:before="20" w:after="20"/>
+            </w:pPr>
+            <w:r>
+              <w:rPr>
+                <w:b/>
+                <w:sz w:val="19"/>
+              </w:rPr>
+              <w:t>Pass</w:t>
+            </w:r>
+          </w:p>
+        </w:tc>
+        <w:tc>
+          <w:tcPr>
+            <w:tcW w:w="0" w:type="auto"/>
+            <w:shd w:val="clear" w:color="auto" w:fill="F3E5FD"/>
+          </w:tcPr>
+          <w:p>
+            <w:pPr>
+              <w:pStyle w:val="Compact"/>
+              <w:spacing w:before="20" w:after="20"/>
+            </w:pPr>
+            <w:r>
+              <w:rPr>
+                <w:b/>
+                <w:sz w:val="19"/>
+              </w:rPr>
+              <w:t>Sign in as</w:t>
+            </w:r>
+          </w:p>
+        </w:tc>
+        <w:tc>
+          <w:tcPr>
+            <w:tcW w:w="0" w:type="auto"/>
+            <w:shd w:val="clear" w:color="auto" w:fill="F3E5FD"/>
+          </w:tcPr>
+          <w:p>
+            <w:pPr>
+              <w:pStyle w:val="Compact"/>
+              <w:spacing w:before="20" w:after="20"/>
+            </w:pPr>
+            <w:r>
+              <w:rPr>
+                <w:b/>
+                <w:sz w:val="19"/>
+              </w:rPr>
+              <w:t>Items</w:t>
+            </w:r>
+          </w:p>
+        </w:tc>
+      </w:tr>
+      <w:tr>
+        <w:tc>
+          <w:tcPr>
+            <w:tcW w:w="0" w:type="auto"/>
+          </w:tcPr>
+          <w:p>
+            <w:pPr>
+              <w:pStyle w:val="Compact"/>
+              <w:spacing w:before="20" w:after="20"/>
+            </w:pPr>
+            <w:r>
+              <w:rPr>
+                <w:sz w:val="19"/>
+              </w:rPr>
+              <w:t>1</w:t>
+            </w:r>
+          </w:p>
+        </w:tc>
+        <w:tc>
+          <w:tcPr>
+            <w:tcW w:w="0" w:type="auto"/>
+          </w:tcPr>
+          <w:p>
+            <w:pPr>
+              <w:pStyle w:val="Compact"/>
+              <w:spacing w:before="20" w:after="20"/>
+            </w:pPr>
+            <w:r>
+              <w:rPr>
+                <w:b/>
+                <w:bCs/>
+                <w:sz w:val="19"/>
+              </w:rPr>
+              <w:t>Avery Quinn</w:t>
+            </w:r>
+          </w:p>
+        </w:tc>
+        <w:tc>
+          <w:tcPr>
+            <w:tcW w:w="0" w:type="auto"/>
+          </w:tcPr>
+          <w:p>
+            <w:pPr>
+              <w:pStyle w:val="Compact"/>
+              <w:spacing w:before="20" w:after="20"/>
+            </w:pPr>
+            <w:r>
+              <w:rPr>
+                <w:sz w:val="19"/>
+              </w:rPr>
+              <w:t>Emails 1 and 4 (send 4 as the meeting: calendar event 3 with you invited), calendar event 1 with you invited, the Teams chat (C)</w:t>
+            </w:r>
+          </w:p>
+        </w:tc>
+      </w:tr>
+      <w:tr>
+        <w:tc>
+          <w:tcPr>
+            <w:tcW w:w="0" w:type="auto"/>
+          </w:tcPr>
+          <w:p>
+            <w:pPr>
+              <w:pStyle w:val="Compact"/>
+              <w:spacing w:before="20" w:after="20"/>
+            </w:pPr>
+            <w:r>
+              <w:rPr>
+                <w:sz w:val="19"/>
+              </w:rPr>
+              <w:t>2</w:t>
+            </w:r>
+          </w:p>
+        </w:tc>
+        <w:tc>
+          <w:tcPr>
+            <w:tcW w:w="0" w:type="auto"/>
+          </w:tcPr>
+          <w:p>
+            <w:pPr>
+              <w:pStyle w:val="Compact"/>
+              <w:spacing w:before="20" w:after="20"/>
+            </w:pPr>
+            <w:r>
+              <w:rPr>
+                <w:sz w:val="19"/>
+              </w:rPr>
+              <w:t xml:space="preserve">A second demo user (e.g., </w:t>
+            </w:r>
+            <w:r>
+              <w:rPr>
+                <w:i/>
+                <w:iCs/>
+                <w:sz w:val="19"/>
+              </w:rPr>
+              <w:t>Zava Communications</w:t>
+            </w:r>
+            <w:r>
+              <w:rPr>
+                <w:sz w:val="19"/>
+              </w:rPr>
+              <w:t>)</w:t>
+            </w:r>
+          </w:p>
+        </w:tc>
+        <w:tc>
+          <w:tcPr>
+            <w:tcW w:w="0" w:type="auto"/>
+          </w:tcPr>
+          <w:p>
+            <w:pPr>
+              <w:pStyle w:val="Compact"/>
+              <w:spacing w:before="20" w:after="20"/>
+            </w:pPr>
+            <w:r>
+              <w:rPr>
+                <w:sz w:val="19"/>
+              </w:rPr>
+              <w:t>Emails 3 and 6</w:t>
+            </w:r>
+          </w:p>
+        </w:tc>
+      </w:tr>
+      <w:tr>
+        <w:tc>
+          <w:tcPr>
+            <w:tcW w:w="0" w:type="auto"/>
+          </w:tcPr>
+          <w:p>
+            <w:pPr>
+              <w:pStyle w:val="Compact"/>
+              <w:spacing w:before="20" w:after="20"/>
+            </w:pPr>
+            <w:r>
+              <w:rPr>
+                <w:sz w:val="19"/>
+              </w:rPr>
+              <w:t>3</w:t>
+            </w:r>
+          </w:p>
+        </w:tc>
+        <w:tc>
+          <w:tcPr>
+            <w:tcW w:w="0" w:type="auto"/>
+          </w:tcPr>
+          <w:p>
+            <w:pPr>
+              <w:pStyle w:val="Compact"/>
+              <w:spacing w:before="20" w:after="20"/>
+            </w:pPr>
+            <w:r>
+              <w:rPr>
+                <w:sz w:val="19"/>
+              </w:rPr>
+              <w:t>A third demo user (or the second again)</w:t>
+            </w:r>
+          </w:p>
+        </w:tc>
+        <w:tc>
+          <w:tcPr>
+            <w:tcW w:w="0" w:type="auto"/>
+          </w:tcPr>
+          <w:p>
+            <w:pPr>
+              <w:pStyle w:val="Compact"/>
+              <w:spacing w:before="20" w:after="20"/>
+            </w:pPr>
+            <w:r>
+              <w:rPr>
+                <w:sz w:val="19"/>
+              </w:rPr>
+              <w:t>Emails 2, 5, and 7 (keep each body's signature: Owen, Dana, Hana)</w:t>
+            </w:r>
+          </w:p>
+        </w:tc>
+      </w:tr>
+      <w:tr>
+        <w:tc>
+          <w:tcPr>
+            <w:tcW w:w="0" w:type="auto"/>
+          </w:tcPr>
+          <w:p>
+            <w:pPr>
+              <w:pStyle w:val="Compact"/>
+              <w:spacing w:before="20" w:after="20"/>
+            </w:pPr>
+            <w:r>
+              <w:rPr>
+                <w:sz w:val="19"/>
+              </w:rPr>
+              <w:t>4</w:t>
+            </w:r>
+          </w:p>
+        </w:tc>
+        <w:tc>
+          <w:tcPr>
+            <w:tcW w:w="0" w:type="auto"/>
+          </w:tcPr>
+          <w:p>
+            <w:pPr>
+              <w:pStyle w:val="Compact"/>
+              <w:spacing w:before="20" w:after="20"/>
+            </w:pPr>
+            <w:r>
+              <w:rPr>
+                <w:b/>
+                <w:bCs/>
+                <w:sz w:val="19"/>
+              </w:rPr>
+              <w:t>Your demo account</w:t>
+            </w:r>
+          </w:p>
+        </w:tc>
+        <w:tc>
+          <w:tcPr>
+            <w:tcW w:w="0" w:type="auto"/>
+          </w:tcPr>
+          <w:p>
+            <w:pPr>
+              <w:pStyle w:val="Compact"/>
+              <w:spacing w:before="20" w:after="20"/>
+            </w:pPr>
+            <w:r>
+              <w:rPr>
+                <w:sz w:val="19"/>
+              </w:rPr>
+              <w:t>Calendar event 2 (the overlapping interview), the optional quiet recurring meeting, and accept the kickoff invite</w:t>
+            </w:r>
+          </w:p>
+        </w:tc>
+      </w:tr>
+    </w:tbl>
+    <w:p>
+      <w:pPr>
+        <w:pStyle w:val="BodyText"/>
+      </w:pPr>
+      <w:r>
+        <w:t>Paste this prompt in Agent mode for each pass (fill in the brackets):</w:t>
+      </w:r>
+    </w:p>
+    <w:p>
+      <w:pPr>
+        <w:pStyle w:val="BodyText"/>
+        <w:pBdr>
+          <w:left w:val="single" w:sz="18" w:space="8" w:color="3B1041"/>
+        </w:pBdr>
+        <w:shd w:val="clear" w:color="auto" w:fill="FBF6FD"/>
+        <w:spacing w:before="30" w:after="30"/>
+        <w:ind w:left="288" w:right="144"/>
+      </w:pPr>
+      <w:r>
+        <w:t xml:space="preserve">Using the Work IQ tools and the file seed-content.docx, create </w:t>
+      </w:r>
+      <w:r>
+        <w:rPr>
+          <w:b/>
+          <w:bCs/>
+        </w:rPr>
+        <w:t>only</w:t>
+      </w:r>
+      <w:r>
+        <w:t xml:space="preserve"> these items: [items from the table]. Send or invite </w:t>
+      </w:r>
+      <w:r>
+        <w:rPr>
+          <w:b/>
+          <w:bCs/>
+        </w:rPr>
+        <w:t>only</w:t>
+      </w:r>
+      <w:r>
+        <w:t xml:space="preserve"> [demo account email]; replace {attendee} with [demo account display name], {Wednesday} with [date], {Thursday} with [date], and {Friday} with [date]. Keep each subject, </w:t>
+      </w:r>
+      <w:r>
+        <w:t>body, importance, time, and Teams-meeting setting exactly as written. Show me each item before you create or send it, and don't contact anyone else.</w:t>
+      </w:r>
+    </w:p>
+    <w:p>
+      <w:pPr>
+        <w:pStyle w:val="BodyText"/>
+      </w:pPr>
+      <w:r>
+        <w:t xml:space="preserve">Approve each tool call as it comes (keep </w:t>
+      </w:r>
+      <w:r>
+        <w:rPr>
+          <w:b/>
+          <w:bCs/>
+        </w:rPr>
+        <w:t>Allow once</w:t>
+      </w:r>
+      <w:r>
+        <w:t xml:space="preserve">, not </w:t>
+      </w:r>
+      <w:r>
+        <w:rPr>
+          <w:b/>
+          <w:bCs/>
+        </w:rPr>
+        <w:t>Always allow</w:t>
+      </w:r>
+      <w:r>
+        <w:t>), so you see every email and meeting before it goes.</w:t>
+      </w:r>
+    </w:p>
+    <w:p>
+      <w:pPr>
+        <w:pStyle w:val="Heading4"/>
+      </w:pPr>
+      <w:bookmarkStart w:id="6" w:name="Xccb33f898920ed4a7da456b5dd958803a15b469"/>
+      <w:bookmarkEnd w:id="5"/>
+      <w:r>
+        <w:t>4. Check it</w:t>
       </w:r>
     </w:p>
     <w:p>
@@ -317,7 +1470,139 @@
         <w:pStyle w:val="Compact"/>
         <w:numPr>
           <w:ilvl w:val="0"/>
-          <w:numId w:val="3"/>
+          <w:numId w:val="4"/>
+        </w:numPr>
+      </w:pPr>
+      <w:r>
+        <w:t xml:space="preserve">In VS Code (signed in as your demo account): </w:t>
+      </w:r>
+      <w:r>
+        <w:rPr>
+          <w:i/>
+          <w:iCs/>
+        </w:rPr>
+        <w:t>"Using Work IQ, list my unread emails from the last two days and my meetings on [Thursday]."</w:t>
+      </w:r>
+      <w:r>
+        <w:t xml:space="preserve"> You should see the 7 emails, the </w:t>
+      </w:r>
+      <w:r>
+        <w:rPr>
+          <w:b/>
+          <w:bCs/>
+        </w:rPr>
+        <w:t>Thursday conflict</w:t>
+      </w:r>
+      <w:r>
+        <w:t>, and the Wednesday kickoff.</w:t>
+      </w:r>
+    </w:p>
+    <w:p>
+      <w:pPr>
+        <w:pStyle w:val="Compact"/>
+        <w:numPr>
+          <w:ilvl w:val="0"/>
+          <w:numId w:val="4"/>
+        </w:numPr>
+      </w:pPr>
+      <w:r>
+        <w:t xml:space="preserve">Then run your Exercise 1 dry run in Cowork and compare with the </w:t>
+      </w:r>
+      <w:hyperlink r:id="rId12">
+        <w:r>
+          <w:rPr>
+            <w:rStyle w:val="Hyperlink"/>
+          </w:rPr>
+          <w:t>answer key</w:t>
+        </w:r>
+      </w:hyperlink>
+      <w:r>
+        <w:t>.</w:t>
+      </w:r>
+    </w:p>
+    <w:p>
+      <w:r>
+        <w:lastRenderedPageBreak/>
+        <w:pict w14:anchorId="27410A1D">
+          <v:rect id="_x0000_i1025" style="width:0;height:1.5pt" o:hralign="center" o:hrstd="t" o:hr="t"/>
+        </w:pict>
+      </w:r>
+    </w:p>
+    <w:p>
+      <w:pPr>
+        <w:pStyle w:val="Heading2"/>
+      </w:pPr>
+      <w:bookmarkStart w:id="7" w:name="a-emails-7"/>
+      <w:bookmarkEnd w:id="1"/>
+      <w:bookmarkEnd w:id="2"/>
+      <w:bookmarkEnd w:id="6"/>
+      <w:r>
+        <w:t>A. Emails (7)</w:t>
+      </w:r>
+    </w:p>
+    <w:p>
+      <w:pPr>
+        <w:pStyle w:val="Heading3"/>
+      </w:pPr>
+      <w:bookmarkStart w:id="8" w:name="X5966b729af0d25a2dda1cc1dbd63b5e6fc67ce2"/>
+      <w:r>
+        <w:t>1. Manager request (a commitment with a deadline)</w:t>
+      </w:r>
+    </w:p>
+    <w:p>
+      <w:pPr>
+        <w:pStyle w:val="Compact"/>
+        <w:numPr>
+          <w:ilvl w:val="0"/>
+          <w:numId w:val="5"/>
+        </w:numPr>
+      </w:pPr>
+      <w:r>
+        <w:rPr>
+          <w:b/>
+          <w:bCs/>
+        </w:rPr>
+        <w:t>From:</w:t>
+      </w:r>
+      <w:r>
+        <w:t xml:space="preserve"> Avery Quinn (HR Manager) · </w:t>
+      </w:r>
+      <w:r>
+        <w:rPr>
+          <w:b/>
+          <w:bCs/>
+        </w:rPr>
+        <w:t>Importance:</w:t>
+      </w:r>
+      <w:r>
+        <w:t xml:space="preserve"> Normal</w:t>
+      </w:r>
+    </w:p>
+    <w:p>
+      <w:pPr>
+        <w:pStyle w:val="Compact"/>
+        <w:numPr>
+          <w:ilvl w:val="0"/>
+          <w:numId w:val="5"/>
+        </w:numPr>
+      </w:pPr>
+      <w:r>
+        <w:rPr>
+          <w:b/>
+          <w:bCs/>
+        </w:rPr>
+        <w:t>Subject:</w:t>
+      </w:r>
+      <w:r>
+        <w:t xml:space="preserve"> Q4 onboarding plan — need your input by Thursday</w:t>
+      </w:r>
+    </w:p>
+    <w:p>
+      <w:pPr>
+        <w:pStyle w:val="Compact"/>
+        <w:numPr>
+          <w:ilvl w:val="0"/>
+          <w:numId w:val="5"/>
         </w:numPr>
       </w:pPr>
       <w:r>
@@ -348,8 +1633,8 @@
       <w:pPr>
         <w:pStyle w:val="Heading3"/>
       </w:pPr>
-      <w:bookmarkStart w:id="4" w:name="X72754a78942f824179cdd83999cf14eabc78079"/>
-      <w:bookmarkEnd w:id="3"/>
+      <w:bookmarkStart w:id="9" w:name="X72754a78942f824179cdd83999cf14eabc78079"/>
+      <w:bookmarkEnd w:id="8"/>
       <w:r>
         <w:t>2. Urgent payroll issue (urgent; high importance)</w:t>
       </w:r>
@@ -359,7 +1644,7 @@
         <w:pStyle w:val="Compact"/>
         <w:numPr>
           <w:ilvl w:val="0"/>
-          <w:numId w:val="4"/>
+          <w:numId w:val="6"/>
         </w:numPr>
       </w:pPr>
       <w:r>
@@ -395,7 +1680,7 @@
         <w:pStyle w:val="Compact"/>
         <w:numPr>
           <w:ilvl w:val="0"/>
-          <w:numId w:val="4"/>
+          <w:numId w:val="6"/>
         </w:numPr>
       </w:pPr>
       <w:r>
@@ -414,7 +1699,7 @@
         <w:pStyle w:val="Compact"/>
         <w:numPr>
           <w:ilvl w:val="0"/>
-          <w:numId w:val="4"/>
+          <w:numId w:val="6"/>
         </w:numPr>
       </w:pPr>
       <w:r>
@@ -445,8 +1730,8 @@
       <w:pPr>
         <w:pStyle w:val="Heading3"/>
       </w:pPr>
-      <w:bookmarkStart w:id="5" w:name="X43a3e070f1a654098a874fce35f76b287732823"/>
-      <w:bookmarkEnd w:id="4"/>
+      <w:bookmarkStart w:id="10" w:name="X43a3e070f1a654098a874fce35f76b287732823"/>
+      <w:bookmarkEnd w:id="9"/>
       <w:r>
         <w:t>3. Newsletter (background noise)</w:t>
       </w:r>
@@ -456,7 +1741,7 @@
         <w:pStyle w:val="Compact"/>
         <w:numPr>
           <w:ilvl w:val="0"/>
-          <w:numId w:val="5"/>
+          <w:numId w:val="7"/>
         </w:numPr>
       </w:pPr>
       <w:r>
@@ -485,7 +1770,7 @@
         <w:pStyle w:val="Compact"/>
         <w:numPr>
           <w:ilvl w:val="0"/>
-          <w:numId w:val="5"/>
+          <w:numId w:val="7"/>
         </w:numPr>
       </w:pPr>
       <w:r>
@@ -504,7 +1789,7 @@
         <w:pStyle w:val="Compact"/>
         <w:numPr>
           <w:ilvl w:val="0"/>
-          <w:numId w:val="5"/>
+          <w:numId w:val="7"/>
         </w:numPr>
       </w:pPr>
       <w:r>
@@ -528,19 +1813,15 @@
         <w:spacing w:before="30" w:after="30"/>
       </w:pPr>
       <w:r>
-        <w:lastRenderedPageBreak/>
-        <w:t xml:space="preserve">This week at Zava: the Seattle office café reopens Monday; October wellness challenge sign-ups are </w:t>
-      </w:r>
-      <w:r>
-        <w:t>open ($50/month wellness stipend reminder); Tuesday and Thursday remain anchor days; and a reminder that open enrollment is in November. Have a great week!</w:t>
+        <w:t>This week at Zava: the Seattle office café reopens Monday; October wellness challenge sign-ups are open ($50/month wellness stipend reminder); Tuesday and Thursday remain anchor days; and a reminder that open enrollment is in November. Have a great week!</w:t>
       </w:r>
     </w:p>
     <w:p>
       <w:pPr>
         <w:pStyle w:val="Heading3"/>
       </w:pPr>
-      <w:bookmarkStart w:id="6" w:name="Xffc1534eac5d19b8668820eeb401ed3a590ea5c"/>
-      <w:bookmarkEnd w:id="5"/>
+      <w:bookmarkStart w:id="11" w:name="Xffc1534eac5d19b8668820eeb401ed3a590ea5c"/>
+      <w:bookmarkEnd w:id="10"/>
       <w:r>
         <w:t>4. Meeting invite (send as an accepted meeting)</w:t>
       </w:r>
@@ -550,7 +1831,7 @@
         <w:pStyle w:val="Compact"/>
         <w:numPr>
           <w:ilvl w:val="0"/>
-          <w:numId w:val="6"/>
+          <w:numId w:val="8"/>
         </w:numPr>
       </w:pPr>
       <w:r>
@@ -579,7 +1860,7 @@
         <w:pStyle w:val="Compact"/>
         <w:numPr>
           <w:ilvl w:val="0"/>
-          <w:numId w:val="6"/>
+          <w:numId w:val="8"/>
         </w:numPr>
       </w:pPr>
       <w:r>
@@ -598,7 +1879,7 @@
         <w:pStyle w:val="Compact"/>
         <w:numPr>
           <w:ilvl w:val="0"/>
-          <w:numId w:val="6"/>
+          <w:numId w:val="8"/>
         </w:numPr>
       </w:pPr>
       <w:r>
@@ -627,7 +1908,7 @@
         <w:pStyle w:val="Compact"/>
         <w:numPr>
           <w:ilvl w:val="0"/>
-          <w:numId w:val="6"/>
+          <w:numId w:val="8"/>
         </w:numPr>
       </w:pPr>
       <w:r>
@@ -658,8 +1939,8 @@
       <w:pPr>
         <w:pStyle w:val="Heading3"/>
       </w:pPr>
-      <w:bookmarkStart w:id="7" w:name="X3eac291a22dbbccd31813934769ec24162b92d2"/>
-      <w:bookmarkEnd w:id="6"/>
+      <w:bookmarkStart w:id="12" w:name="X3eac291a22dbbccd31813934769ec24162b92d2"/>
+      <w:bookmarkEnd w:id="11"/>
       <w:r>
         <w:t>5. Employee question (waiting on a reply)</w:t>
       </w:r>
@@ -669,7 +1950,7 @@
         <w:pStyle w:val="Compact"/>
         <w:numPr>
           <w:ilvl w:val="0"/>
-          <w:numId w:val="7"/>
+          <w:numId w:val="9"/>
         </w:numPr>
       </w:pPr>
       <w:r>
@@ -680,10 +1961,7 @@
         <w:t>From:</w:t>
       </w:r>
       <w:r>
-        <w:t xml:space="preserve"> </w:t>
-      </w:r>
-      <w:r>
-        <w:t xml:space="preserve">Dana Kim (Sales Development Rep) · </w:t>
+        <w:t xml:space="preserve"> Dana Kim (Sales Development Rep) · </w:t>
       </w:r>
       <w:r>
         <w:rPr>
@@ -701,7 +1979,7 @@
         <w:pStyle w:val="Compact"/>
         <w:numPr>
           <w:ilvl w:val="0"/>
-          <w:numId w:val="7"/>
+          <w:numId w:val="9"/>
         </w:numPr>
       </w:pPr>
       <w:r>
@@ -720,7 +1998,7 @@
         <w:pStyle w:val="Compact"/>
         <w:numPr>
           <w:ilvl w:val="0"/>
-          <w:numId w:val="7"/>
+          <w:numId w:val="9"/>
         </w:numPr>
       </w:pPr>
       <w:r>
@@ -751,8 +2029,8 @@
       <w:pPr>
         <w:pStyle w:val="Heading3"/>
       </w:pPr>
-      <w:bookmarkStart w:id="8" w:name="X799af4f9a12e9b877afbbd381ef619f8f426af9"/>
-      <w:bookmarkEnd w:id="7"/>
+      <w:bookmarkStart w:id="13" w:name="X799af4f9a12e9b877afbbd381ef619f8f426af9"/>
+      <w:bookmarkEnd w:id="12"/>
       <w:r>
         <w:t>6. FYI update (background noise)</w:t>
       </w:r>
@@ -762,7 +2040,7 @@
         <w:pStyle w:val="Compact"/>
         <w:numPr>
           <w:ilvl w:val="0"/>
-          <w:numId w:val="8"/>
+          <w:numId w:val="10"/>
         </w:numPr>
       </w:pPr>
       <w:r>
@@ -791,7 +2069,7 @@
         <w:pStyle w:val="Compact"/>
         <w:numPr>
           <w:ilvl w:val="0"/>
-          <w:numId w:val="8"/>
+          <w:numId w:val="10"/>
         </w:numPr>
       </w:pPr>
       <w:r>
@@ -802,7 +2080,10 @@
         <w:t>Subject:</w:t>
       </w:r>
       <w:r>
-        <w:t xml:space="preserve"> FYI: Updated remote work FAQ posted</w:t>
+        <w:t xml:space="preserve"> </w:t>
+      </w:r>
+      <w:r>
+        <w:t>FYI: Updated remote work FAQ posted</w:t>
       </w:r>
     </w:p>
     <w:p>
@@ -810,7 +2091,7 @@
         <w:pStyle w:val="Compact"/>
         <w:numPr>
           <w:ilvl w:val="0"/>
-          <w:numId w:val="8"/>
+          <w:numId w:val="10"/>
         </w:numPr>
       </w:pPr>
       <w:r>
@@ -818,6 +2099,7 @@
           <w:b/>
           <w:bCs/>
         </w:rPr>
+        <w:lastRenderedPageBreak/>
         <w:t>Body:</w:t>
       </w:r>
     </w:p>
@@ -834,18 +2116,15 @@
         <w:spacing w:before="30" w:after="30"/>
       </w:pPr>
       <w:r>
-        <w:t xml:space="preserve">FYI: the remote-work FAQ on the HR portal has been updated with the fully-remote approval process </w:t>
-      </w:r>
-      <w:r>
-        <w:t>(VP approval plus a signed agreement) and the $300 home-office stipend details. No action needed.</w:t>
+        <w:t>FYI: the remote-work FAQ on the HR portal has been updated with the fully-remote approval process (VP approval plus a signed agreement) and the $300 home-office stipend details. No action needed.</w:t>
       </w:r>
     </w:p>
     <w:p>
       <w:pPr>
         <w:pStyle w:val="Heading3"/>
       </w:pPr>
-      <w:bookmarkStart w:id="9" w:name="X143f97e7d4817e53f064214074f9d3541e0dab8"/>
-      <w:bookmarkEnd w:id="8"/>
+      <w:bookmarkStart w:id="14" w:name="X143f97e7d4817e53f064214074f9d3541e0dab8"/>
+      <w:bookmarkEnd w:id="13"/>
       <w:r>
         <w:t>7. Recruiting thread (a decision waiting on you)</w:t>
       </w:r>
@@ -855,7 +2134,7 @@
         <w:pStyle w:val="Compact"/>
         <w:numPr>
           <w:ilvl w:val="0"/>
-          <w:numId w:val="9"/>
+          <w:numId w:val="11"/>
         </w:numPr>
       </w:pPr>
       <w:r>
@@ -884,7 +2163,7 @@
         <w:pStyle w:val="Compact"/>
         <w:numPr>
           <w:ilvl w:val="0"/>
-          <w:numId w:val="9"/>
+          <w:numId w:val="11"/>
         </w:numPr>
       </w:pPr>
       <w:r>
@@ -903,7 +2182,7 @@
         <w:pStyle w:val="Compact"/>
         <w:numPr>
           <w:ilvl w:val="0"/>
-          <w:numId w:val="9"/>
+          <w:numId w:val="11"/>
         </w:numPr>
       </w:pPr>
       <w:r>
@@ -927,12 +2206,15 @@
         <w:spacing w:before="30" w:after="30"/>
       </w:pPr>
       <w:r>
-        <w:t>Hi {attendee}, can you join the HR Coordinator interview panel on {Friday} at 10:00? If not, who should I ask instead? I'll send the scorecard once the panel is confirmed. — Hana</w:t>
-      </w:r>
-    </w:p>
-    <w:p>
-      <w:r>
-        <w:pict w14:anchorId="1C798772">
+        <w:t xml:space="preserve">Hi {attendee}, can you join the HR Coordinator interview panel on {Friday} at 10:00? If not, who </w:t>
+      </w:r>
+      <w:r>
+        <w:t>should I ask instead? I'll send the scorecard once the panel is confirmed. — Hana</w:t>
+      </w:r>
+    </w:p>
+    <w:p>
+      <w:r>
+        <w:pict w14:anchorId="052DD37B">
           <v:rect id="_x0000_i1026" style="width:0;height:1.5pt" o:hralign="center" o:hrstd="t" o:hr="t"/>
         </w:pict>
       </w:r>
@@ -941,9 +2223,9 @@
       <w:pPr>
         <w:pStyle w:val="Heading2"/>
       </w:pPr>
-      <w:bookmarkStart w:id="10" w:name="b-calendar-events-3"/>
-      <w:bookmarkEnd w:id="2"/>
-      <w:bookmarkEnd w:id="9"/>
+      <w:bookmarkStart w:id="15" w:name="b-calendar-events-3"/>
+      <w:bookmarkEnd w:id="7"/>
+      <w:bookmarkEnd w:id="14"/>
       <w:r>
         <w:t>B. Calendar events (3)</w:t>
       </w:r>
@@ -1285,7 +2567,7 @@
               <w:rPr>
                 <w:sz w:val="19"/>
               </w:rPr>
-              <w:t>Same as email #4; add it to each attendee's calendar as accepted</w:t>
+              <w:t>Same as email #4; accept it in your demo account's calendar</w:t>
             </w:r>
           </w:p>
         </w:tc>
@@ -1296,7 +2578,6 @@
         <w:pStyle w:val="BodyText"/>
       </w:pPr>
       <w:r>
-        <w:lastRenderedPageBreak/>
         <w:t xml:space="preserve">Optional: add one </w:t>
       </w:r>
       <w:r>
@@ -1307,10 +2588,7 @@
         <w:t>declined or quiet</w:t>
       </w:r>
       <w:r>
-        <w:t xml:space="preserve"> recurring meeting (e.g., "Monthly engagement survey review", </w:t>
-      </w:r>
-      <w:r>
-        <w:t xml:space="preserve">no activity in 6 weeks). It gives the command center's </w:t>
+        <w:t xml:space="preserve"> recurring meeting (e.g., "Monthly engagement survey review", no activity in 6 weeks). It gives the command center's </w:t>
       </w:r>
       <w:r>
         <w:rPr>
@@ -1325,7 +2603,7 @@
     </w:p>
     <w:p>
       <w:r>
-        <w:pict w14:anchorId="7D4DEFFC">
+        <w:pict w14:anchorId="4A16BA19">
           <v:rect id="_x0000_i1027" style="width:0;height:1.5pt" o:hralign="center" o:hrstd="t" o:hr="t"/>
         </w:pict>
       </w:r>
@@ -1334,8 +2612,8 @@
       <w:pPr>
         <w:pStyle w:val="Heading2"/>
       </w:pPr>
-      <w:bookmarkStart w:id="11" w:name="c-teams-chat-optional"/>
-      <w:bookmarkEnd w:id="10"/>
+      <w:bookmarkStart w:id="16" w:name="c-teams-chat-optional"/>
+      <w:bookmarkEnd w:id="15"/>
       <w:r>
         <w:t>C. Teams chat (optional)</w:t>
       </w:r>
@@ -1355,7 +2633,7 @@
         <w:t>Avery Quinn</w:t>
       </w:r>
       <w:r>
-        <w:t xml:space="preserve"> to the attendee:</w:t>
+        <w:t xml:space="preserve"> to your demo account:</w:t>
       </w:r>
     </w:p>
     <w:p>
@@ -1404,7 +2682,10 @@
         <w:t>decision waiting on you</w:t>
       </w:r>
       <w:r>
-        <w:t xml:space="preserve"> (T-2008 comms) and a </w:t>
+        <w:t xml:space="preserve"> </w:t>
+      </w:r>
+      <w:r>
+        <w:t xml:space="preserve">(T-2008 comms) and a </w:t>
       </w:r>
       <w:r>
         <w:rPr>
@@ -1419,7 +2700,7 @@
     </w:p>
     <w:p>
       <w:r>
-        <w:pict w14:anchorId="31FC9301">
+        <w:pict w14:anchorId="64EE358F">
           <v:rect id="_x0000_i1028" style="width:0;height:1.5pt" o:hralign="center" o:hrstd="t" o:hr="t"/>
         </w:pict>
       </w:r>
@@ -1428,8 +2709,8 @@
       <w:pPr>
         <w:pStyle w:val="Heading2"/>
       </w:pPr>
-      <w:bookmarkStart w:id="12" w:name="Xabdac43a028571ff972ca2a00d7278ec18b6245"/>
-      <w:bookmarkEnd w:id="11"/>
+      <w:bookmarkStart w:id="17" w:name="Xabdac43a028571ff972ca2a00d7278ec18b6245"/>
+      <w:bookmarkEnd w:id="16"/>
       <w:r>
         <w:t>What Exercise 1 should surface with this seed</w:t>
       </w:r>
@@ -1439,7 +2720,7 @@
         <w:pStyle w:val="Compact"/>
         <w:numPr>
           <w:ilvl w:val="0"/>
-          <w:numId w:val="10"/>
+          <w:numId w:val="12"/>
         </w:numPr>
       </w:pPr>
       <w:r>
@@ -1478,7 +2759,7 @@
         <w:pStyle w:val="Compact"/>
         <w:numPr>
           <w:ilvl w:val="0"/>
-          <w:numId w:val="10"/>
+          <w:numId w:val="12"/>
         </w:numPr>
       </w:pPr>
       <w:r>
@@ -1517,7 +2798,7 @@
         <w:pStyle w:val="Compact"/>
         <w:numPr>
           <w:ilvl w:val="0"/>
-          <w:numId w:val="10"/>
+          <w:numId w:val="12"/>
         </w:numPr>
       </w:pPr>
       <w:r>
@@ -1536,7 +2817,7 @@
         <w:pStyle w:val="Compact"/>
         <w:numPr>
           <w:ilvl w:val="0"/>
-          <w:numId w:val="10"/>
+          <w:numId w:val="12"/>
         </w:numPr>
       </w:pPr>
       <w:r>
@@ -1544,10 +2825,14 @@
           <w:b/>
           <w:bCs/>
         </w:rPr>
+        <w:lastRenderedPageBreak/>
         <w:t>Org pulse:</w:t>
       </w:r>
       <w:r>
-        <w:t xml:space="preserve"> the quiet engagement-survey workstream (if seeded). The newsletter and FYI update should </w:t>
+        <w:t xml:space="preserve"> </w:t>
+      </w:r>
+      <w:r>
+        <w:t xml:space="preserve">the quiet engagement-survey workstream (if seeded). The newsletter and FYI update should </w:t>
       </w:r>
       <w:r>
         <w:rPr>
@@ -1560,10 +2845,10 @@
         <w:t xml:space="preserve"> be flagged as priorities.</w:t>
       </w:r>
       <w:bookmarkEnd w:id="0"/>
-      <w:bookmarkEnd w:id="12"/>
+      <w:bookmarkEnd w:id="17"/>
     </w:p>
     <w:sectPr>
-      <w:footerReference w:type="default" r:id="rId8"/>
+      <w:footerReference w:type="default" r:id="rId13"/>
       <w:footnotePr>
         <w:numRestart w:val="eachSect"/>
       </w:footnotePr>
@@ -1611,7 +2896,7 @@
         <w:color w:val="616161"/>
         <w:sz w:val="16"/>
       </w:rPr>
-      <w:t xml:space="preserve">Getting Things Done with Copilot Cowork for HR Tasks  ·  Seed Content Pack — Exercise 1 (Executive Command Center)  ·  page </w:t>
+      <w:t xml:space="preserve">Getting Things Done with Copilot Cowork for HR Tasks  ·  Seed Content Pack — Exercise 1 demo (instructor only)  ·  page </w:t>
     </w:r>
     <w:r>
       <w:rPr>
@@ -1683,7 +2968,7 @@
   <w:abstractNum w:abstractNumId="0" w15:restartNumberingAfterBreak="0">
     <w:nsid w:val="0000A990"/>
     <w:multiLevelType w:val="multilevel"/>
-    <w:tmpl w:val="AFCEE764"/>
+    <w:tmpl w:val="1E145D9E"/>
     <w:lvl w:ilvl="0">
       <w:numFmt w:val="bullet"/>
       <w:lvlText w:val=" "/>
@@ -1760,7 +3045,7 @@
   <w:abstractNum w:abstractNumId="1" w15:restartNumberingAfterBreak="0">
     <w:nsid w:val="0000A991"/>
     <w:multiLevelType w:val="multilevel"/>
-    <w:tmpl w:val="383486C6"/>
+    <w:tmpl w:val="567A0828"/>
     <w:lvl w:ilvl="0">
       <w:numFmt w:val="bullet"/>
       <w:lvlText w:val=""/>
@@ -1861,34 +3146,153 @@
       </w:rPr>
     </w:lvl>
   </w:abstractNum>
-  <w:num w:numId="1" w16cid:durableId="259802260">
+  <w:abstractNum w:abstractNumId="2" w15:restartNumberingAfterBreak="0">
+    <w:nsid w:val="00A99411"/>
+    <w:multiLevelType w:val="multilevel"/>
+    <w:tmpl w:val="1CBA91CA"/>
+    <w:lvl w:ilvl="0">
+      <w:start w:val="1"/>
+      <w:numFmt w:val="decimal"/>
+      <w:lvlText w:val="%1."/>
+      <w:lvlJc w:val="left"/>
+      <w:pPr>
+        <w:ind w:left="720" w:hanging="360"/>
+      </w:pPr>
+    </w:lvl>
+    <w:lvl w:ilvl="1">
+      <w:start w:val="1"/>
+      <w:numFmt w:val="decimal"/>
+      <w:lvlText w:val="%2."/>
+      <w:lvlJc w:val="left"/>
+      <w:pPr>
+        <w:ind w:left="1440" w:hanging="360"/>
+      </w:pPr>
+    </w:lvl>
+    <w:lvl w:ilvl="2">
+      <w:start w:val="1"/>
+      <w:numFmt w:val="decimal"/>
+      <w:lvlText w:val="%3."/>
+      <w:lvlJc w:val="left"/>
+      <w:pPr>
+        <w:ind w:left="2160" w:hanging="360"/>
+      </w:pPr>
+    </w:lvl>
+    <w:lvl w:ilvl="3">
+      <w:start w:val="1"/>
+      <w:numFmt w:val="decimal"/>
+      <w:lvlText w:val="%4."/>
+      <w:lvlJc w:val="left"/>
+      <w:pPr>
+        <w:ind w:left="2880" w:hanging="360"/>
+      </w:pPr>
+    </w:lvl>
+    <w:lvl w:ilvl="4">
+      <w:start w:val="1"/>
+      <w:numFmt w:val="decimal"/>
+      <w:lvlText w:val="%5."/>
+      <w:lvlJc w:val="left"/>
+      <w:pPr>
+        <w:ind w:left="3600" w:hanging="360"/>
+      </w:pPr>
+    </w:lvl>
+    <w:lvl w:ilvl="5">
+      <w:start w:val="1"/>
+      <w:numFmt w:val="decimal"/>
+      <w:lvlText w:val="%6."/>
+      <w:lvlJc w:val="left"/>
+      <w:pPr>
+        <w:ind w:left="4320" w:hanging="360"/>
+      </w:pPr>
+    </w:lvl>
+    <w:lvl w:ilvl="6">
+      <w:start w:val="1"/>
+      <w:numFmt w:val="decimal"/>
+      <w:lvlText w:val="%7."/>
+      <w:lvlJc w:val="left"/>
+      <w:pPr>
+        <w:ind w:left="5040" w:hanging="360"/>
+      </w:pPr>
+    </w:lvl>
+    <w:lvl w:ilvl="7">
+      <w:start w:val="1"/>
+      <w:numFmt w:val="decimal"/>
+      <w:lvlText w:val="%8."/>
+      <w:lvlJc w:val="left"/>
+      <w:pPr>
+        <w:ind w:left="5760" w:hanging="360"/>
+      </w:pPr>
+    </w:lvl>
+    <w:lvl w:ilvl="8">
+      <w:start w:val="1"/>
+      <w:numFmt w:val="decimal"/>
+      <w:lvlText w:val="%9."/>
+      <w:lvlJc w:val="left"/>
+      <w:pPr>
+        <w:ind w:left="6480" w:hanging="360"/>
+      </w:pPr>
+    </w:lvl>
+  </w:abstractNum>
+  <w:num w:numId="1" w16cid:durableId="1945768624">
     <w:abstractNumId w:val="0"/>
   </w:num>
-  <w:num w:numId="2" w16cid:durableId="1826361449">
+  <w:num w:numId="2" w16cid:durableId="1397822188">
+    <w:abstractNumId w:val="2"/>
+    <w:lvlOverride w:ilvl="0">
+      <w:startOverride w:val="1"/>
+    </w:lvlOverride>
+    <w:lvlOverride w:ilvl="1">
+      <w:startOverride w:val="1"/>
+    </w:lvlOverride>
+    <w:lvlOverride w:ilvl="2">
+      <w:startOverride w:val="1"/>
+    </w:lvlOverride>
+    <w:lvlOverride w:ilvl="3">
+      <w:startOverride w:val="1"/>
+    </w:lvlOverride>
+    <w:lvlOverride w:ilvl="4">
+      <w:startOverride w:val="1"/>
+    </w:lvlOverride>
+    <w:lvlOverride w:ilvl="5">
+      <w:startOverride w:val="1"/>
+    </w:lvlOverride>
+    <w:lvlOverride w:ilvl="6">
+      <w:startOverride w:val="1"/>
+    </w:lvlOverride>
+    <w:lvlOverride w:ilvl="7">
+      <w:startOverride w:val="1"/>
+    </w:lvlOverride>
+    <w:lvlOverride w:ilvl="8">
+      <w:startOverride w:val="1"/>
+    </w:lvlOverride>
+  </w:num>
+  <w:num w:numId="3" w16cid:durableId="2076201286">
     <w:abstractNumId w:val="1"/>
   </w:num>
-  <w:num w:numId="3" w16cid:durableId="1445149063">
+  <w:num w:numId="4" w16cid:durableId="1227186784">
     <w:abstractNumId w:val="1"/>
   </w:num>
-  <w:num w:numId="4" w16cid:durableId="556093035">
+  <w:num w:numId="5" w16cid:durableId="689450891">
     <w:abstractNumId w:val="1"/>
   </w:num>
-  <w:num w:numId="5" w16cid:durableId="1726636152">
+  <w:num w:numId="6" w16cid:durableId="965770171">
     <w:abstractNumId w:val="1"/>
   </w:num>
-  <w:num w:numId="6" w16cid:durableId="1337223438">
+  <w:num w:numId="7" w16cid:durableId="8341109">
     <w:abstractNumId w:val="1"/>
   </w:num>
-  <w:num w:numId="7" w16cid:durableId="870415459">
+  <w:num w:numId="8" w16cid:durableId="1575817421">
     <w:abstractNumId w:val="1"/>
   </w:num>
-  <w:num w:numId="8" w16cid:durableId="1457289870">
+  <w:num w:numId="9" w16cid:durableId="962930293">
     <w:abstractNumId w:val="1"/>
   </w:num>
-  <w:num w:numId="9" w16cid:durableId="1701465695">
+  <w:num w:numId="10" w16cid:durableId="846020800">
     <w:abstractNumId w:val="1"/>
   </w:num>
-  <w:num w:numId="10" w16cid:durableId="1387073281">
+  <w:num w:numId="11" w16cid:durableId="1865702121">
+    <w:abstractNumId w:val="1"/>
+  </w:num>
+  <w:num w:numId="12" w16cid:durableId="542331986">
     <w:abstractNumId w:val="1"/>
   </w:num>
 </w:numbering>
@@ -2827,6 +4231,34 @@
       <w:sz w:val="4"/>
     </w:rPr>
   </w:style>
+  <w:style w:type="character" w:customStyle="1" w:styleId="PromptGoal">
+    <w:name w:val="Prompt Goal"/>
+    <w:rPr>
+      <w:color w:val="1F4E99"/>
+      <w:shd w:val="clear" w:color="auto" w:fill="DCEBFF"/>
+    </w:rPr>
+  </w:style>
+  <w:style w:type="character" w:customStyle="1" w:styleId="PromptSource">
+    <w:name w:val="Prompt Source"/>
+    <w:rPr>
+      <w:color w:val="1E6B32"/>
+      <w:shd w:val="clear" w:color="auto" w:fill="DFF5E1"/>
+    </w:rPr>
+  </w:style>
+  <w:style w:type="character" w:customStyle="1" w:styleId="PromptExpectations">
+    <w:name w:val="Prompt Expectations"/>
+    <w:rPr>
+      <w:color w:val="8A4B00"/>
+      <w:shd w:val="clear" w:color="auto" w:fill="FFE9CC"/>
+    </w:rPr>
+  </w:style>
+  <w:style w:type="character" w:customStyle="1" w:styleId="PromptConstraints">
+    <w:name w:val="Prompt Constraints"/>
+    <w:rPr>
+      <w:color w:val="5B2C91"/>
+      <w:shd w:val="clear" w:color="auto" w:fill="EDE3FA"/>
+    </w:rPr>
+  </w:style>
   <w:style w:type="paragraph" w:customStyle="1" w:styleId="SourceCode">
     <w:name w:val="Source Code"/>
     <w:basedOn w:val="Normal"/>
@@ -3133,7 +4565,7 @@
     <w:name w:val="header"/>
     <w:basedOn w:val="Normal"/>
     <w:link w:val="HeaderChar"/>
-    <w:rsid w:val="00167A41"/>
+    <w:rsid w:val="005C6F25"/>
     <w:pPr>
       <w:tabs>
         <w:tab w:val="center" w:pos="4513"/>
@@ -3146,7 +4578,7 @@
     <w:name w:val="Header Char"/>
     <w:basedOn w:val="DefaultParagraphFont"/>
     <w:link w:val="Header"/>
-    <w:rsid w:val="00167A41"/>
+    <w:rsid w:val="005C6F25"/>
     <w:rPr>
       <w:rFonts w:ascii="Segoe UI" w:eastAsia="Segoe UI" w:hAnsi="Segoe UI" w:cs="Segoe UI"/>
       <w:color w:val="242424"/>
@@ -3157,7 +4589,7 @@
     <w:name w:val="footer"/>
     <w:basedOn w:val="Normal"/>
     <w:link w:val="FooterChar"/>
-    <w:rsid w:val="00167A41"/>
+    <w:rsid w:val="005C6F25"/>
     <w:pPr>
       <w:tabs>
         <w:tab w:val="center" w:pos="4513"/>
@@ -3170,7 +4602,7 @@
     <w:name w:val="Footer Char"/>
     <w:basedOn w:val="DefaultParagraphFont"/>
     <w:link w:val="Footer"/>
-    <w:rsid w:val="00167A41"/>
+    <w:rsid w:val="005C6F25"/>
     <w:rPr>
       <w:rFonts w:ascii="Segoe UI" w:eastAsia="Segoe UI" w:hAnsi="Segoe UI" w:cs="Segoe UI"/>
       <w:color w:val="242424"/>

--- a/instructor/seed-content.docx
+++ b/instructor/seed-content.docx
@@ -1,14 +1,14 @@
 
 <file path=word/document.xml><?xml version="1.0" encoding="utf-8"?>
-<w:document xmlns:wpc="http://schemas.microsoft.com/office/word/2010/wordprocessingCanvas" xmlns:cx="http://schemas.microsoft.com/office/drawing/2014/chartex" xmlns:cx1="http://schemas.microsoft.com/office/drawing/2015/9/8/chartex" xmlns:cx2="http://schemas.microsoft.com/office/drawing/2015/10/21/chartex" xmlns:cx3="http://schemas.microsoft.com/office/drawing/2016/5/9/chartex" xmlns:cx4="http://schemas.microsoft.com/office/drawing/2016/5/10/chartex" xmlns:cx5="http://schemas.microsoft.com/office/drawing/2016/5/11/chartex" xmlns:cx6="http://schemas.microsoft.com/office/drawing/2016/5/12/chartex" xmlns:cx7="http://schemas.microsoft.com/office/drawing/2016/5/13/chartex" xmlns:cx8="http://schemas.microsoft.com/office/drawing/2016/5/14/chartex" xmlns:mc="http://schemas.openxmlformats.org/markup-compatibility/2006" xmlns:aink="http://schemas.microsoft.com/office/drawing/2016/ink" xmlns:am3d="http://schemas.microsoft.com/office/drawing/2017/model3d" xmlns:o="urn:schemas-microsoft-com:office:office" xmlns:oel="http://schemas.microsoft.com/office/2019/extlst" xmlns:r="http://schemas.openxmlformats.org/officeDocument/2006/relationships" xmlns:m="http://schemas.openxmlformats.org/officeDocument/2006/math" xmlns:v="urn:schemas-microsoft-com:vml" xmlns:wp14="http://schemas.microsoft.com/office/word/2010/wordprocessingDrawing" xmlns:wp="http://schemas.openxmlformats.org/drawingml/2006/wordprocessingDrawing" xmlns:w10="urn:schemas-microsoft-com:office:word" xmlns:w="http://schemas.openxmlformats.org/wordprocessingml/2006/main" xmlns:w14="http://schemas.microsoft.com/office/word/2010/wordml" xmlns:w15="http://schemas.microsoft.com/office/word/2012/wordml" xmlns:w16cex="http://schemas.microsoft.com/office/word/2018/wordml/cex" xmlns:w16cid="http://schemas.microsoft.com/office/word/2016/wordml/cid" xmlns:w16="http://schemas.microsoft.com/office/word/2018/wordml" xmlns:w16du="http://schemas.microsoft.com/office/word/2023/wordml/word16du" xmlns:w16sdtdh="http://schemas.microsoft.com/office/word/2020/wordml/sdtdatahash" xmlns:w16sdtfl="http://schemas.microsoft.com/office/word/2024/wordml/sdtformatlock" xmlns:w16se="http://schemas.microsoft.com/office/word/2015/wordml/symex" xmlns:wpg="http://schemas.microsoft.com/office/word/2010/wordprocessingGroup" xmlns:wpi="http://schemas.microsoft.com/office/word/2010/wordprocessingInk" xmlns:wne="http://schemas.microsoft.com/office/word/2006/wordml" xmlns:wps="http://schemas.microsoft.com/office/word/2010/wordprocessingShape" mc:Ignorable="w14 w15 w16se w16cid w16 w16cex w16sdtdh w16sdtfl w16du wp14">
+<w:document xmlns:w="http://schemas.openxmlformats.org/wordprocessingml/2006/main" xmlns:m="http://schemas.openxmlformats.org/officeDocument/2006/math" xmlns:r="http://schemas.openxmlformats.org/officeDocument/2006/relationships" xmlns:o="urn:schemas-microsoft-com:office:office" xmlns:v="urn:schemas-microsoft-com:vml" xmlns:w10="urn:schemas-microsoft-com:office:word" xmlns:a="http://schemas.openxmlformats.org/drawingml/2006/main" xmlns:pic="http://schemas.openxmlformats.org/drawingml/2006/picture" xmlns:wp="http://schemas.openxmlformats.org/drawingml/2006/wordprocessingDrawing">
   <w:body>
+    <w:bookmarkStart w:id="31" w:name="X09f066103e6b74d5425ca3e0fa8b78271a93312"/>
     <w:p>
       <w:pPr>
         <w:pStyle w:val="Heading1"/>
       </w:pPr>
-      <w:bookmarkStart w:id="0" w:name="X41b19a11a00f83f282efec6e28f5c2de8534415"/>
-      <w:r>
-        <w:t>Seed Content Pack — Exercise 1 demo (instructor only)</w:t>
+      <w:r>
+        <w:t xml:space="preserve">Seed Content Pack — Exercise 8 demo (instructor only)</w:t>
       </w:r>
     </w:p>
     <w:p>
@@ -26,40 +26,82 @@
           <w:b/>
           <w:bCs/>
         </w:rPr>
-        <w:t>For the facilitator's demo account only.</w:t>
-      </w:r>
-      <w:r>
-        <w:t xml:space="preserve"> Attendees don't need any of this: they run Exercise 1 on </w:t>
-      </w:r>
-      <w:r>
-        <w:rPr>
-          <w:b/>
-          <w:bCs/>
-        </w:rPr>
-        <w:t>their own work mail, calendar, and Teams</w:t>
-      </w:r>
-      <w:r>
-        <w:t xml:space="preserve"> and use the </w:t>
-      </w:r>
-      <w:r>
-        <w:rPr>
-          <w:b/>
-          <w:bCs/>
-        </w:rPr>
-        <w:t>Zava sample files</w:t>
-      </w:r>
-      <w:r>
-        <w:t xml:space="preserve"> for everything else. Your demo account (in your separate demo tenant) is usually quiet, so load the items below into it </w:t>
-      </w:r>
-      <w:r>
-        <w:rPr>
-          <w:b/>
-          <w:bCs/>
-        </w:rPr>
-        <w:t>1–2 days before the session</w:t>
-      </w:r>
-      <w:r>
-        <w:t>. Then your live Exercise 1 demo shows a rich, predictable command center, whatever the room's own data looks like.</w:t>
+        <w:t xml:space="preserve">For the facilitator's demo account only.</w:t>
+      </w:r>
+      <w:r>
+        <w:t xml:space="preserve"> </w:t>
+      </w:r>
+      <w:r>
+        <w:t xml:space="preserve">Attendees don't need any of this: they run Exercise 8</w:t>
+      </w:r>
+      <w:r>
+        <w:t xml:space="preserve"> </w:t>
+      </w:r>
+      <w:r>
+        <w:t xml:space="preserve">on</w:t>
+      </w:r>
+      <w:r>
+        <w:t xml:space="preserve"> </w:t>
+      </w:r>
+      <w:r>
+        <w:rPr>
+          <w:b/>
+          <w:bCs/>
+        </w:rPr>
+        <w:t xml:space="preserve">their own work mail, calendar, and Teams</w:t>
+      </w:r>
+      <w:r>
+        <w:t xml:space="preserve"> </w:t>
+      </w:r>
+      <w:r>
+        <w:t xml:space="preserve">and use the</w:t>
+      </w:r>
+      <w:r>
+        <w:t xml:space="preserve"> </w:t>
+      </w:r>
+      <w:r>
+        <w:rPr>
+          <w:b/>
+          <w:bCs/>
+        </w:rPr>
+        <w:t xml:space="preserve">Zava sample files</w:t>
+      </w:r>
+      <w:r>
+        <w:t xml:space="preserve"> </w:t>
+      </w:r>
+      <w:r>
+        <w:t xml:space="preserve">for everything</w:t>
+      </w:r>
+      <w:r>
+        <w:t xml:space="preserve"> </w:t>
+      </w:r>
+      <w:r>
+        <w:t xml:space="preserve">else. Your demo account (in your separate demo tenant) is usually quiet, so load the items below</w:t>
+      </w:r>
+      <w:r>
+        <w:t xml:space="preserve"> </w:t>
+      </w:r>
+      <w:r>
+        <w:t xml:space="preserve">into it</w:t>
+      </w:r>
+      <w:r>
+        <w:t xml:space="preserve"> </w:t>
+      </w:r>
+      <w:r>
+        <w:rPr>
+          <w:b/>
+          <w:bCs/>
+        </w:rPr>
+        <w:t xml:space="preserve">1–2 days before the session</w:t>
+      </w:r>
+      <w:r>
+        <w:t xml:space="preserve">. Then your live Exercise 8 demo shows a rich, predictable</w:t>
+      </w:r>
+      <w:r>
+        <w:t xml:space="preserve"> </w:t>
+      </w:r>
+      <w:r>
+        <w:t xml:space="preserve">command center, whatever the room's own data looks like.</w:t>
       </w:r>
     </w:p>
     <w:p>
@@ -73,46 +115,55 @@
         <w:ind w:left="288" w:right="144"/>
       </w:pPr>
       <w:r>
-        <w:t xml:space="preserve">All content is </w:t>
-      </w:r>
-      <w:r>
-        <w:rPr>
-          <w:b/>
-          <w:bCs/>
-        </w:rPr>
-        <w:t>fictional Zava</w:t>
-      </w:r>
-      <w:r>
-        <w:t xml:space="preserve"> material. What the command center should surface is in the </w:t>
-      </w:r>
-      <w:hyperlink r:id="rId7">
+        <w:t xml:space="preserve">All content is</w:t>
+      </w:r>
+      <w:r>
+        <w:t xml:space="preserve"> </w:t>
+      </w:r>
+      <w:r>
+        <w:rPr>
+          <w:b/>
+          <w:bCs/>
+        </w:rPr>
+        <w:t xml:space="preserve">fictional Zava</w:t>
+      </w:r>
+      <w:r>
+        <w:t xml:space="preserve"> </w:t>
+      </w:r>
+      <w:r>
+        <w:t xml:space="preserve">material. What the command center should surface is in the</w:t>
+      </w:r>
+      <w:r>
+        <w:t xml:space="preserve"> </w:t>
+      </w:r>
+      <w:hyperlink r:id="rId9">
         <w:r>
           <w:rPr>
             <w:rStyle w:val="Hyperlink"/>
           </w:rPr>
-          <w:t>facilitator answer key</w:t>
+          <w:t xml:space="preserve">facilitator answer key</w:t>
         </w:r>
       </w:hyperlink>
       <w:r>
-        <w:t>.</w:t>
-      </w:r>
-    </w:p>
+        <w:t xml:space="preserve">.</w:t>
+      </w:r>
+    </w:p>
+    <w:bookmarkStart w:id="19" w:name="how-to-load-it"/>
     <w:p>
       <w:pPr>
         <w:pStyle w:val="Heading2"/>
       </w:pPr>
-      <w:bookmarkStart w:id="1" w:name="how-to-load-it"/>
-      <w:r>
-        <w:t>How to load it</w:t>
-      </w:r>
-    </w:p>
+      <w:r>
+        <w:t xml:space="preserve">How to load it</w:t>
+      </w:r>
+    </w:p>
+    <w:bookmarkStart w:id="18" w:name="X86a934642d05b334bc52965261d3c5c989a4246"/>
     <w:p>
       <w:pPr>
         <w:pStyle w:val="Heading3"/>
       </w:pPr>
-      <w:bookmarkStart w:id="2" w:name="X86a934642d05b334bc52965261d3c5c989a4246"/>
-      <w:r>
-        <w:t>Recommended: VS Code + GitHub Copilot (Agent mode) + the Work IQ MCP server</w:t>
+      <w:r>
+        <w:t xml:space="preserve">Recommended: VS Code + GitHub Copilot (Agent mode) + the Work IQ MCP server</w:t>
       </w:r>
     </w:p>
     <w:p>
@@ -124,69 +175,125 @@
           <w:b/>
           <w:bCs/>
         </w:rPr>
-        <w:t>Why this option:</w:t>
-      </w:r>
-      <w:r>
-        <w:t xml:space="preserve"> the </w:t>
-      </w:r>
-      <w:hyperlink r:id="rId8">
+        <w:t xml:space="preserve">Why this option:</w:t>
+      </w:r>
+      <w:r>
+        <w:t xml:space="preserve"> </w:t>
+      </w:r>
+      <w:r>
+        <w:t xml:space="preserve">the</w:t>
+      </w:r>
+      <w:r>
+        <w:t xml:space="preserve"> </w:t>
+      </w:r>
+      <w:hyperlink r:id="rId10">
         <w:r>
           <w:rPr>
             <w:rStyle w:val="Hyperlink"/>
           </w:rPr>
-          <w:t>Work IQ MCP server</w:t>
+          <w:t xml:space="preserve">Work IQ MCP server</w:t>
         </w:r>
       </w:hyperlink>
       <w:r>
-        <w:t xml:space="preserve"> is Microsoft's generally available MCP server for Microsoft 365 data. One endpoint covers </w:t>
-      </w:r>
-      <w:r>
-        <w:rPr>
-          <w:b/>
-          <w:bCs/>
-        </w:rPr>
-        <w:t>mail, calendar, and Teams chat</w:t>
-      </w:r>
-      <w:r>
-        <w:t xml:space="preserve">, it can </w:t>
-      </w:r>
-      <w:r>
-        <w:rPr>
-          <w:b/>
-          <w:bCs/>
-        </w:rPr>
-        <w:t>create</w:t>
-      </w:r>
-      <w:r>
-        <w:t xml:space="preserve"> as well as read (</w:t>
+        <w:t xml:space="preserve"> </w:t>
+      </w:r>
+      <w:r>
+        <w:t xml:space="preserve">is Microsoft's generally available MCP server for Microsoft 365 data. One endpoint covers</w:t>
+      </w:r>
+      <w:r>
+        <w:t xml:space="preserve"> </w:t>
+      </w:r>
+      <w:r>
+        <w:rPr>
+          <w:b/>
+          <w:bCs/>
+        </w:rPr>
+        <w:t xml:space="preserve">mail,</w:t>
+      </w:r>
+      <w:r>
+        <w:rPr>
+          <w:b/>
+          <w:bCs/>
+        </w:rPr>
+        <w:t xml:space="preserve"> </w:t>
+      </w:r>
+      <w:r>
+        <w:rPr>
+          <w:b/>
+          <w:bCs/>
+        </w:rPr>
+        <w:t xml:space="preserve">calendar, and Teams chat</w:t>
+      </w:r>
+      <w:r>
+        <w:t xml:space="preserve">, it can</w:t>
+      </w:r>
+      <w:r>
+        <w:t xml:space="preserve"> </w:t>
+      </w:r>
+      <w:r>
+        <w:rPr>
+          <w:b/>
+          <w:bCs/>
+        </w:rPr>
+        <w:t xml:space="preserve">create</w:t>
+      </w:r>
+      <w:r>
+        <w:t xml:space="preserve"> </w:t>
+      </w:r>
+      <w:r>
+        <w:t xml:space="preserve">as well as read (</w:t>
       </w:r>
       <w:r>
         <w:rPr>
           <w:rStyle w:val="VerbatimChar"/>
         </w:rPr>
-        <w:t>create_entity /me/events</w:t>
-      </w:r>
-      <w:r>
-        <w:t xml:space="preserve">, </w:t>
+        <w:t xml:space="preserve">create_entity /me/events</w:t>
+      </w:r>
+      <w:r>
+        <w:t xml:space="preserve">,</w:t>
+      </w:r>
+      <w:r>
+        <w:t xml:space="preserve"> </w:t>
       </w:r>
       <w:r>
         <w:rPr>
           <w:rStyle w:val="VerbatimChar"/>
         </w:rPr>
-        <w:t>do_action /me/sendMail</w:t>
-      </w:r>
-      <w:r>
-        <w:t xml:space="preserve">, chat messages), every action runs </w:t>
-      </w:r>
-      <w:r>
-        <w:rPr>
-          <w:b/>
-          <w:bCs/>
-        </w:rPr>
-        <w:t>as the signed-in user only</w:t>
-      </w:r>
-      <w:r>
-        <w:t>, and VS Code asks you to approve each tool call. It's also the same Work IQ layer Cowork reads from, so you can check the result straight away. Sign-in is Microsoft Entra ID; there's no app to register in most tenants.</w:t>
+        <w:t xml:space="preserve">do_action /me/sendMail</w:t>
+      </w:r>
+      <w:r>
+        <w:t xml:space="preserve">, chat messages), every action runs</w:t>
+      </w:r>
+      <w:r>
+        <w:t xml:space="preserve"> </w:t>
+      </w:r>
+      <w:r>
+        <w:rPr>
+          <w:b/>
+          <w:bCs/>
+        </w:rPr>
+        <w:t xml:space="preserve">as the signed-in user only</w:t>
+      </w:r>
+      <w:r>
+        <w:t xml:space="preserve">, and VS Code</w:t>
+      </w:r>
+      <w:r>
+        <w:t xml:space="preserve"> </w:t>
+      </w:r>
+      <w:r>
+        <w:t xml:space="preserve">asks you to approve each tool call. It's also the same Work IQ layer Cowork reads from, so you can</w:t>
+      </w:r>
+      <w:r>
+        <w:t xml:space="preserve"> </w:t>
+      </w:r>
+      <w:r>
+        <w:t xml:space="preserve">check the result straight away. Sign-in is Microsoft Entra ID; there's no app to register in most</w:t>
+      </w:r>
+      <w:r>
+        <w:t xml:space="preserve"> </w:t>
+      </w:r>
+      <w:r>
+        <w:t xml:space="preserve">tenants.</w:t>
       </w:r>
     </w:p>
     <w:p>
@@ -204,82 +311,153 @@
           <w:b/>
           <w:bCs/>
         </w:rPr>
-        <w:t>Do this a week ahead (demo-tenant admin).</w:t>
-      </w:r>
-      <w:r>
-        <w:t xml:space="preserve"> Work IQ MCP </w:t>
-      </w:r>
-      <w:r>
-        <w:rPr>
-          <w:b/>
-          <w:bCs/>
-        </w:rPr>
-        <w:t>blocks create, update, and send by default</w:t>
-      </w:r>
-      <w:r>
-        <w:t xml:space="preserve">. In the </w:t>
-      </w:r>
-      <w:hyperlink r:id="rId9">
-        <w:r>
-          <w:rPr>
-            <w:rStyle w:val="Hyperlink"/>
-          </w:rPr>
-          <w:t>Microsoft 365 admin center</w:t>
-        </w:r>
-      </w:hyperlink>
-      <w:r>
-        <w:t xml:space="preserve">, go to </w:t>
-      </w:r>
-      <w:r>
-        <w:rPr>
-          <w:b/>
-          <w:bCs/>
-        </w:rPr>
-        <w:t>Agents → Tools → Work IQ MCP → Policy</w:t>
-      </w:r>
-      <w:r>
-        <w:t xml:space="preserve"> and allow write operations for the demo tenant (</w:t>
-      </w:r>
-      <w:hyperlink r:id="rId10">
-        <w:r>
-          <w:rPr>
-            <w:rStyle w:val="Hyperlink"/>
-          </w:rPr>
-          <w:t>policy governance</w:t>
-        </w:r>
-      </w:hyperlink>
-      <w:r>
-        <w:t xml:space="preserve">). The change can take </w:t>
-      </w:r>
-      <w:r>
-        <w:rPr>
-          <w:b/>
-          <w:bCs/>
-        </w:rPr>
-        <w:t>up to 24 hours</w:t>
-      </w:r>
-      <w:r>
-        <w:t xml:space="preserve"> to apply. If Work IQ isn't on yet, an admin may also need to </w:t>
+        <w:t xml:space="preserve">Do this a week ahead (demo-tenant admin).</w:t>
+      </w:r>
+      <w:r>
+        <w:t xml:space="preserve"> </w:t>
+      </w:r>
+      <w:r>
+        <w:t xml:space="preserve">Work IQ MCP</w:t>
+      </w:r>
+      <w:r>
+        <w:t xml:space="preserve"> </w:t>
+      </w:r>
+      <w:r>
+        <w:rPr>
+          <w:b/>
+          <w:bCs/>
+        </w:rPr>
+        <w:t xml:space="preserve">blocks create, update, and send by</w:t>
+      </w:r>
+      <w:r>
+        <w:rPr>
+          <w:b/>
+          <w:bCs/>
+        </w:rPr>
+        <w:t xml:space="preserve"> </w:t>
+      </w:r>
+      <w:r>
+        <w:rPr>
+          <w:b/>
+          <w:bCs/>
+        </w:rPr>
+        <w:t xml:space="preserve">default</w:t>
+      </w:r>
+      <w:r>
+        <w:t xml:space="preserve">. In the</w:t>
+      </w:r>
+      <w:r>
+        <w:t xml:space="preserve"> </w:t>
       </w:r>
       <w:hyperlink r:id="rId11">
         <w:r>
           <w:rPr>
             <w:rStyle w:val="Hyperlink"/>
           </w:rPr>
-          <w:t>enable your tenant for Work IQ</w:t>
+          <w:t xml:space="preserve">Microsoft 365 admin center</w:t>
         </w:r>
       </w:hyperlink>
       <w:r>
-        <w:t xml:space="preserve"> </w:t>
-      </w:r>
-      <w:r>
-        <w:t>and give it a spending policy (Work IQ is billed by usage). This is your demo tenant, not the attendees' production tenant.</w:t>
+        <w:t xml:space="preserve">, go to</w:t>
+      </w:r>
+      <w:r>
+        <w:t xml:space="preserve"> </w:t>
+      </w:r>
+      <w:r>
+        <w:rPr>
+          <w:b/>
+          <w:bCs/>
+        </w:rPr>
+        <w:t xml:space="preserve">Agents → Tools →</w:t>
+      </w:r>
+      <w:r>
+        <w:rPr>
+          <w:b/>
+          <w:bCs/>
+        </w:rPr>
+        <w:t xml:space="preserve"> </w:t>
+      </w:r>
+      <w:r>
+        <w:rPr>
+          <w:b/>
+          <w:bCs/>
+        </w:rPr>
+        <w:t xml:space="preserve">Work IQ MCP → Policy</w:t>
+      </w:r>
+      <w:r>
+        <w:t xml:space="preserve"> </w:t>
+      </w:r>
+      <w:r>
+        <w:t xml:space="preserve">and allow write operations for the demo tenant</w:t>
+      </w:r>
+      <w:r>
+        <w:t xml:space="preserve"> </w:t>
+      </w:r>
+      <w:r>
+        <w:t xml:space="preserve">(</w:t>
+      </w:r>
+      <w:hyperlink r:id="rId12">
+        <w:r>
+          <w:rPr>
+            <w:rStyle w:val="Hyperlink"/>
+          </w:rPr>
+          <w:t xml:space="preserve">policy governance</w:t>
+        </w:r>
+      </w:hyperlink>
+      <w:r>
+        <w:t xml:space="preserve">).</w:t>
+      </w:r>
+      <w:r>
+        <w:t xml:space="preserve"> </w:t>
+      </w:r>
+      <w:r>
+        <w:t xml:space="preserve">The change can take</w:t>
+      </w:r>
+      <w:r>
+        <w:t xml:space="preserve"> </w:t>
+      </w:r>
+      <w:r>
+        <w:rPr>
+          <w:b/>
+          <w:bCs/>
+        </w:rPr>
+        <w:t xml:space="preserve">up to 24 hours</w:t>
+      </w:r>
+      <w:r>
+        <w:t xml:space="preserve"> </w:t>
+      </w:r>
+      <w:r>
+        <w:t xml:space="preserve">to apply. If Work IQ isn't on yet, an admin may also need to</w:t>
+      </w:r>
+      <w:r>
+        <w:t xml:space="preserve"> </w:t>
+      </w:r>
+      <w:hyperlink r:id="rId13">
+        <w:r>
+          <w:rPr>
+            <w:rStyle w:val="Hyperlink"/>
+          </w:rPr>
+          <w:t xml:space="preserve">enable your tenant for Work IQ</w:t>
+        </w:r>
+      </w:hyperlink>
+      <w:r>
+        <w:t xml:space="preserve"> </w:t>
+      </w:r>
+      <w:r>
+        <w:t xml:space="preserve">and give it a spending policy (Work IQ is billed by usage). This is your demo tenant, not the</w:t>
+      </w:r>
+      <w:r>
+        <w:t xml:space="preserve"> </w:t>
+      </w:r>
+      <w:r>
+        <w:t xml:space="preserve">attendees' production tenant.</w:t>
       </w:r>
     </w:p>
     <w:tbl>
       <w:tblPr>
         <w:tblStyle w:val="Table"/>
-        <w:tblW w:w="0" w:type="auto"/>
+        <w:tblW w:type="auto" w:w="0"/>
+        <w:tblLook w:firstRow="1" w:lastRow="0" w:firstColumn="0" w:lastColumn="0" w:noHBand="0" w:noVBand="0" w:val="0020"/>
         <w:tblBorders>
           <w:top w:val="single" w:sz="4" w:space="0" w:color="D1D1D1"/>
           <w:left w:val="single" w:sz="4" w:space="0" w:color="D1D1D1"/>
@@ -294,65 +472,59 @@
           <w:bottom w:w="40" w:type="dxa"/>
           <w:right w:w="90" w:type="dxa"/>
         </w:tblCellMar>
-        <w:tblLook w:val="0020" w:firstRow="1" w:lastRow="0" w:firstColumn="0" w:lastColumn="0" w:noHBand="0" w:noVBand="0"/>
       </w:tblPr>
       <w:tblGrid>
-        <w:gridCol w:w="4110"/>
-        <w:gridCol w:w="5862"/>
+        <w:gridCol w:w="3960"/>
+        <w:gridCol w:w="3960"/>
       </w:tblGrid>
       <w:tr>
         <w:trPr>
-          <w:cnfStyle w:val="100000000000" w:firstRow="1" w:lastRow="0" w:firstColumn="0" w:lastColumn="0" w:oddVBand="0" w:evenVBand="0" w:oddHBand="0" w:evenHBand="0" w:firstRowFirstColumn="0" w:firstRowLastColumn="0" w:lastRowFirstColumn="0" w:lastRowLastColumn="0"/>
-          <w:tblHeader/>
+          <w:tblHeader w:val="on"/>
         </w:trPr>
         <w:tc>
           <w:tcPr>
-            <w:tcW w:w="0" w:type="auto"/>
             <w:shd w:val="clear" w:color="auto" w:fill="F3E5FD"/>
           </w:tcPr>
           <w:p>
             <w:pPr>
               <w:pStyle w:val="Compact"/>
-              <w:spacing w:before="20" w:after="20"/>
+              <w:spacing w:after="20" w:before="20"/>
             </w:pPr>
             <w:r>
               <w:rPr>
                 <w:b/>
                 <w:sz w:val="19"/>
               </w:rPr>
-              <w:t>Option</w:t>
+              <w:t xml:space="preserve">Option</w:t>
             </w:r>
           </w:p>
         </w:tc>
         <w:tc>
           <w:tcPr>
-            <w:tcW w:w="0" w:type="auto"/>
             <w:shd w:val="clear" w:color="auto" w:fill="F3E5FD"/>
           </w:tcPr>
           <w:p>
             <w:pPr>
               <w:pStyle w:val="Compact"/>
-              <w:spacing w:before="20" w:after="20"/>
+              <w:spacing w:after="20" w:before="20"/>
             </w:pPr>
             <w:r>
               <w:rPr>
                 <w:b/>
                 <w:sz w:val="19"/>
               </w:rPr>
-              <w:t>Verdict</w:t>
+              <w:t xml:space="preserve">Verdict</w:t>
             </w:r>
           </w:p>
         </w:tc>
       </w:tr>
       <w:tr>
         <w:tc>
-          <w:tcPr>
-            <w:tcW w:w="0" w:type="auto"/>
-          </w:tcPr>
+          <w:tcPr/>
           <w:p>
             <w:pPr>
               <w:pStyle w:val="Compact"/>
-              <w:spacing w:before="20" w:after="20"/>
+              <w:spacing w:after="20" w:before="20"/>
             </w:pPr>
             <w:r>
               <w:rPr>
@@ -360,18 +532,16 @@
                 <w:bCs/>
                 <w:sz w:val="19"/>
               </w:rPr>
-              <w:t>Work IQ MCP server in VS Code (Agent mode)</w:t>
+              <w:t xml:space="preserve">Work IQ MCP server in VS Code (Agent mode)</w:t>
             </w:r>
           </w:p>
         </w:tc>
         <w:tc>
-          <w:tcPr>
-            <w:tcW w:w="0" w:type="auto"/>
-          </w:tcPr>
+          <w:tcPr/>
           <w:p>
             <w:pPr>
               <w:pStyle w:val="Compact"/>
-              <w:spacing w:before="20" w:after="20"/>
+              <w:spacing w:after="20" w:before="20"/>
             </w:pPr>
             <w:r>
               <w:rPr>
@@ -379,229 +549,223 @@
                 <w:bCs/>
                 <w:sz w:val="19"/>
               </w:rPr>
-              <w:t>Recommended.</w:t>
-            </w:r>
-            <w:r>
-              <w:rPr>
-                <w:sz w:val="19"/>
-              </w:rPr>
-              <w:t xml:space="preserve"> About 20 minutes, mostly prompts you paste.</w:t>
+              <w:t xml:space="preserve">Recommended.</w:t>
+            </w:r>
+            <w:r>
+              <w:rPr>
+                <w:sz w:val="19"/>
+              </w:rPr>
+              <w:t xml:space="preserve"> </w:t>
+            </w:r>
+            <w:r>
+              <w:rPr>
+                <w:sz w:val="19"/>
+              </w:rPr>
+              <w:t xml:space="preserve">About 20 minutes, mostly prompts you paste.</w:t>
             </w:r>
           </w:p>
         </w:tc>
       </w:tr>
       <w:tr>
         <w:tc>
-          <w:tcPr>
-            <w:tcW w:w="0" w:type="auto"/>
-          </w:tcPr>
+          <w:tcPr/>
           <w:p>
             <w:pPr>
               <w:pStyle w:val="Compact"/>
-              <w:spacing w:before="20" w:after="20"/>
+              <w:spacing w:after="20" w:before="20"/>
             </w:pPr>
             <w:r>
               <w:rPr>
                 <w:sz w:val="19"/>
               </w:rPr>
-              <w:t>Microsoft Graph PowerShell or a Graph script (</w:t>
+              <w:t xml:space="preserve">Microsoft Graph PowerShell or a Graph script (</w:t>
             </w:r>
             <w:r>
               <w:rPr>
                 <w:rStyle w:val="VerbatimChar"/>
-              </w:rPr>
-              <w:t>sendMail</w:t>
-            </w:r>
-            <w:r>
-              <w:rPr>
-                <w:sz w:val="19"/>
-              </w:rPr>
-              <w:t xml:space="preserve">, </w:t>
+                <w:sz w:val="19"/>
+              </w:rPr>
+              <w:t xml:space="preserve">sendMail</w:t>
+            </w:r>
+            <w:r>
+              <w:rPr>
+                <w:sz w:val="19"/>
+              </w:rPr>
+              <w:t xml:space="preserve">,</w:t>
+            </w:r>
+            <w:r>
+              <w:rPr>
+                <w:sz w:val="19"/>
+              </w:rPr>
+              <w:t xml:space="preserve"> </w:t>
             </w:r>
             <w:r>
               <w:rPr>
                 <w:rStyle w:val="VerbatimChar"/>
-              </w:rPr>
-              <w:t>events</w:t>
-            </w:r>
-            <w:r>
-              <w:rPr>
-                <w:sz w:val="19"/>
-              </w:rPr>
-              <w:t>)</w:t>
+                <w:sz w:val="19"/>
+              </w:rPr>
+              <w:t xml:space="preserve">events</w:t>
+            </w:r>
+            <w:r>
+              <w:rPr>
+                <w:sz w:val="19"/>
+              </w:rPr>
+              <w:t xml:space="preserve">)</w:t>
             </w:r>
           </w:p>
         </w:tc>
         <w:tc>
-          <w:tcPr>
-            <w:tcW w:w="0" w:type="auto"/>
-          </w:tcPr>
+          <w:tcPr/>
           <w:p>
             <w:pPr>
               <w:pStyle w:val="Compact"/>
-              <w:spacing w:before="20" w:after="20"/>
+              <w:spacing w:after="20" w:before="20"/>
             </w:pPr>
             <w:r>
               <w:rPr>
                 <w:sz w:val="19"/>
               </w:rPr>
-              <w:t>Good if you reseed often; more setup (app registration, permissions).</w:t>
+              <w:t xml:space="preserve">Good if you reseed often; more setup (app registration, permissions).</w:t>
             </w:r>
           </w:p>
         </w:tc>
       </w:tr>
       <w:tr>
         <w:tc>
-          <w:tcPr>
-            <w:tcW w:w="0" w:type="auto"/>
-          </w:tcPr>
+          <w:tcPr/>
           <w:p>
             <w:pPr>
               <w:pStyle w:val="Compact"/>
-              <w:spacing w:before="20" w:after="20"/>
+              <w:spacing w:after="20" w:before="20"/>
             </w:pPr>
             <w:r>
               <w:rPr>
                 <w:sz w:val="19"/>
               </w:rPr>
-              <w:t>By hand in Outlook and Teams</w:t>
+              <w:t xml:space="preserve">By hand in Outlook and Teams</w:t>
             </w:r>
           </w:p>
         </w:tc>
         <w:tc>
-          <w:tcPr>
-            <w:tcW w:w="0" w:type="auto"/>
-          </w:tcPr>
+          <w:tcPr/>
           <w:p>
             <w:pPr>
               <w:pStyle w:val="Compact"/>
-              <w:spacing w:before="20" w:after="20"/>
+              <w:spacing w:after="20" w:before="20"/>
             </w:pPr>
             <w:r>
               <w:rPr>
                 <w:sz w:val="19"/>
               </w:rPr>
-              <w:t>Fine as a fallback; about 30 minutes, easy to get dates wrong.</w:t>
+              <w:t xml:space="preserve">Fine as a fallback; about 30 minutes, easy to get dates wrong.</w:t>
             </w:r>
           </w:p>
         </w:tc>
       </w:tr>
       <w:tr>
         <w:tc>
-          <w:tcPr>
-            <w:tcW w:w="0" w:type="auto"/>
-          </w:tcPr>
+          <w:tcPr/>
           <w:p>
             <w:pPr>
               <w:pStyle w:val="Compact"/>
-              <w:spacing w:before="20" w:after="20"/>
+              <w:spacing w:after="20" w:before="20"/>
             </w:pPr>
             <w:r>
               <w:rPr>
                 <w:sz w:val="19"/>
               </w:rPr>
-              <w:t>Microsoft MCP Server for Enterprise</w:t>
+              <w:t xml:space="preserve">Microsoft MCP Server for Enterprise</w:t>
             </w:r>
           </w:p>
         </w:tc>
         <w:tc>
-          <w:tcPr>
-            <w:tcW w:w="0" w:type="auto"/>
-          </w:tcPr>
+          <w:tcPr/>
           <w:p>
             <w:pPr>
               <w:pStyle w:val="Compact"/>
-              <w:spacing w:before="20" w:after="20"/>
+              <w:spacing w:after="20" w:before="20"/>
             </w:pPr>
             <w:r>
               <w:rPr>
                 <w:sz w:val="19"/>
               </w:rPr>
-              <w:t>Not suitable: it reads tenant and directory data; it doesn't create mail or meetings.</w:t>
+              <w:t xml:space="preserve">Not suitable: it reads tenant and directory data; it doesn't create mail or meetings.</w:t>
             </w:r>
           </w:p>
         </w:tc>
       </w:tr>
       <w:tr>
         <w:tc>
-          <w:tcPr>
-            <w:tcW w:w="0" w:type="auto"/>
-          </w:tcPr>
+          <w:tcPr/>
           <w:p>
             <w:pPr>
               <w:pStyle w:val="Compact"/>
-              <w:spacing w:before="20" w:after="20"/>
+              <w:spacing w:after="20" w:before="20"/>
             </w:pPr>
             <w:r>
               <w:rPr>
                 <w:sz w:val="19"/>
               </w:rPr>
-              <w:t>Agent 365 per-workload MCP servers (Mail, Calendar, Teams)</w:t>
+              <w:t xml:space="preserve">Agent 365 per-workload MCP servers (Mail, Calendar, Teams)</w:t>
             </w:r>
           </w:p>
         </w:tc>
         <w:tc>
-          <w:tcPr>
-            <w:tcW w:w="0" w:type="auto"/>
-          </w:tcPr>
+          <w:tcPr/>
           <w:p>
             <w:pPr>
               <w:pStyle w:val="Compact"/>
-              <w:spacing w:before="20" w:after="20"/>
+              <w:spacing w:after="20" w:before="20"/>
             </w:pPr>
             <w:r>
               <w:rPr>
                 <w:sz w:val="19"/>
               </w:rPr>
-              <w:t>Not recommended: legacy, kept for backward compatibility, and they need an app registration.</w:t>
+              <w:t xml:space="preserve">Not recommended: legacy, kept for backward compatibility, and they need an app registration.</w:t>
             </w:r>
           </w:p>
         </w:tc>
       </w:tr>
       <w:tr>
         <w:tc>
-          <w:tcPr>
-            <w:tcW w:w="0" w:type="auto"/>
-          </w:tcPr>
+          <w:tcPr/>
           <w:p>
             <w:pPr>
               <w:pStyle w:val="Compact"/>
-              <w:spacing w:before="20" w:after="20"/>
+              <w:spacing w:after="20" w:before="20"/>
             </w:pPr>
             <w:r>
               <w:rPr>
                 <w:sz w:val="19"/>
               </w:rPr>
-              <w:t>Microsoft 365 Agents Toolkit (VS Code extension)</w:t>
+              <w:t xml:space="preserve">Microsoft 365 Agents Toolkit (VS Code extension)</w:t>
             </w:r>
           </w:p>
         </w:tc>
         <w:tc>
-          <w:tcPr>
-            <w:tcW w:w="0" w:type="auto"/>
-          </w:tcPr>
+          <w:tcPr/>
           <w:p>
             <w:pPr>
               <w:pStyle w:val="Compact"/>
-              <w:spacing w:before="20" w:after="20"/>
+              <w:spacing w:after="20" w:before="20"/>
             </w:pPr>
             <w:r>
               <w:rPr>
                 <w:sz w:val="19"/>
               </w:rPr>
-              <w:t>Not suitable: it builds agents and apps; it doesn't load mailbox content.</w:t>
+              <w:t xml:space="preserve">Not suitable: it builds agents and apps; it doesn't load mailbox content.</w:t>
             </w:r>
           </w:p>
         </w:tc>
       </w:tr>
     </w:tbl>
+    <w:bookmarkStart w:id="14" w:name="X4b1a86bff0eb9b98bb02e0631b00b1c3b289906"/>
     <w:p>
       <w:pPr>
         <w:pStyle w:val="Heading4"/>
       </w:pPr>
-      <w:bookmarkStart w:id="3" w:name="X4b1a86bff0eb9b98bb02e0631b00b1c3b289906"/>
-      <w:r>
-        <w:t>1. One-time setup (about 10 minutes)</w:t>
+      <w:r>
+        <w:t xml:space="preserve">1. One-time setup (about 10 minutes)</w:t>
       </w:r>
     </w:p>
     <w:p>
@@ -609,34 +773,57 @@
         <w:pStyle w:val="Compact"/>
         <w:numPr>
           <w:ilvl w:val="0"/>
-          <w:numId w:val="2"/>
+          <w:numId w:val="1001"/>
         </w:numPr>
       </w:pPr>
       <w:r>
-        <w:t xml:space="preserve">Install </w:t>
-      </w:r>
-      <w:r>
-        <w:rPr>
-          <w:b/>
-          <w:bCs/>
-        </w:rPr>
-        <w:t>Visual Studio Code</w:t>
-      </w:r>
-      <w:r>
-        <w:t xml:space="preserve"> (1.118 or later; Insiders works too) and sign in to </w:t>
-      </w:r>
-      <w:r>
-        <w:rPr>
-          <w:b/>
-          <w:bCs/>
-        </w:rPr>
-        <w:t>GitHub Copilot</w:t>
-      </w:r>
-      <w:r>
-        <w:t xml:space="preserve"> </w:t>
-      </w:r>
-      <w:r>
-        <w:t>(Accounts menu, bottom left).</w:t>
+        <w:t xml:space="preserve">Install</w:t>
+      </w:r>
+      <w:r>
+        <w:t xml:space="preserve"> </w:t>
+      </w:r>
+      <w:r>
+        <w:rPr>
+          <w:b/>
+          <w:bCs/>
+        </w:rPr>
+        <w:t xml:space="preserve">Visual Studio Code</w:t>
+      </w:r>
+      <w:r>
+        <w:t xml:space="preserve"> </w:t>
+      </w:r>
+      <w:r>
+        <w:t xml:space="preserve">(1.118 or later; Insiders works too) and sign in to</w:t>
+      </w:r>
+      <w:r>
+        <w:t xml:space="preserve"> </w:t>
+      </w:r>
+      <w:r>
+        <w:rPr>
+          <w:b/>
+          <w:bCs/>
+        </w:rPr>
+        <w:t xml:space="preserve">GitHub</w:t>
+      </w:r>
+      <w:r>
+        <w:rPr>
+          <w:b/>
+          <w:bCs/>
+        </w:rPr>
+        <w:t xml:space="preserve"> </w:t>
+      </w:r>
+      <w:r>
+        <w:rPr>
+          <w:b/>
+          <w:bCs/>
+        </w:rPr>
+        <w:t xml:space="preserve">Copilot</w:t>
+      </w:r>
+      <w:r>
+        <w:t xml:space="preserve"> </w:t>
+      </w:r>
+      <w:r>
+        <w:t xml:space="preserve">(Accounts menu, bottom left).</w:t>
       </w:r>
     </w:p>
     <w:p>
@@ -644,70 +831,97 @@
         <w:pStyle w:val="Compact"/>
         <w:numPr>
           <w:ilvl w:val="0"/>
-          <w:numId w:val="2"/>
+          <w:numId w:val="1001"/>
         </w:numPr>
       </w:pPr>
       <w:r>
-        <w:t>Open the Command Palette (</w:t>
-      </w:r>
-      <w:r>
-        <w:rPr>
-          <w:b/>
-          <w:bCs/>
-        </w:rPr>
-        <w:t>Ctrl+Shift+P</w:t>
-      </w:r>
-      <w:r>
-        <w:t xml:space="preserve">) → </w:t>
-      </w:r>
-      <w:r>
-        <w:rPr>
-          <w:b/>
-          <w:bCs/>
-        </w:rPr>
-        <w:t>MCP: Add Server</w:t>
-      </w:r>
-      <w:r>
-        <w:t xml:space="preserve"> → </w:t>
-      </w:r>
-      <w:r>
-        <w:rPr>
-          <w:b/>
-          <w:bCs/>
-        </w:rPr>
-        <w:t>HTTP</w:t>
-      </w:r>
-      <w:r>
-        <w:t xml:space="preserve"> → enter </w:t>
+        <w:t xml:space="preserve">Open the Command Palette (</w:t>
+      </w:r>
+      <w:r>
+        <w:rPr>
+          <w:b/>
+          <w:bCs/>
+        </w:rPr>
+        <w:t xml:space="preserve">Ctrl+Shift+P</w:t>
+      </w:r>
+      <w:r>
+        <w:t xml:space="preserve">) →</w:t>
+      </w:r>
+      <w:r>
+        <w:t xml:space="preserve"> </w:t>
+      </w:r>
+      <w:r>
+        <w:rPr>
+          <w:b/>
+          <w:bCs/>
+        </w:rPr>
+        <w:t xml:space="preserve">MCP: Add Server</w:t>
+      </w:r>
+      <w:r>
+        <w:t xml:space="preserve"> </w:t>
+      </w:r>
+      <w:r>
+        <w:t xml:space="preserve">→</w:t>
+      </w:r>
+      <w:r>
+        <w:t xml:space="preserve"> </w:t>
+      </w:r>
+      <w:r>
+        <w:rPr>
+          <w:b/>
+          <w:bCs/>
+        </w:rPr>
+        <w:t xml:space="preserve">HTTP</w:t>
+      </w:r>
+      <w:r>
+        <w:t xml:space="preserve"> </w:t>
+      </w:r>
+      <w:r>
+        <w:t xml:space="preserve">→ enter</w:t>
+      </w:r>
+      <w:r>
+        <w:t xml:space="preserve"> </w:t>
       </w:r>
       <w:r>
         <w:rPr>
           <w:rStyle w:val="VerbatimChar"/>
         </w:rPr>
-        <w:t>https://workiq.svc.cloud.microsoft/mcp</w:t>
-      </w:r>
-      <w:r>
-        <w:t xml:space="preserve"> → name it </w:t>
-      </w:r>
-      <w:r>
-        <w:rPr>
-          <w:b/>
-          <w:bCs/>
-        </w:rPr>
-        <w:t>workiq</w:t>
-      </w:r>
-      <w:r>
-        <w:t xml:space="preserve"> → choose </w:t>
-      </w:r>
-      <w:r>
-        <w:rPr>
-          <w:b/>
-          <w:bCs/>
-        </w:rPr>
-        <w:t>Global</w:t>
-      </w:r>
-      <w:r>
-        <w:t>.</w:t>
+        <w:t xml:space="preserve">https://workiq.svc.cloud.microsoft/mcp</w:t>
+      </w:r>
+      <w:r>
+        <w:t xml:space="preserve"> </w:t>
+      </w:r>
+      <w:r>
+        <w:t xml:space="preserve">→ name it</w:t>
+      </w:r>
+      <w:r>
+        <w:t xml:space="preserve"> </w:t>
+      </w:r>
+      <w:r>
+        <w:rPr>
+          <w:b/>
+          <w:bCs/>
+        </w:rPr>
+        <w:t xml:space="preserve">workiq</w:t>
+      </w:r>
+      <w:r>
+        <w:t xml:space="preserve"> </w:t>
+      </w:r>
+      <w:r>
+        <w:t xml:space="preserve">→ choose</w:t>
+      </w:r>
+      <w:r>
+        <w:t xml:space="preserve"> </w:t>
+      </w:r>
+      <w:r>
+        <w:rPr>
+          <w:b/>
+          <w:bCs/>
+        </w:rPr>
+        <w:t xml:space="preserve">Global</w:t>
+      </w:r>
+      <w:r>
+        <w:t xml:space="preserve">.</w:t>
       </w:r>
     </w:p>
     <w:p>
@@ -715,60 +929,92 @@
         <w:pStyle w:val="Compact"/>
         <w:numPr>
           <w:ilvl w:val="0"/>
-          <w:numId w:val="2"/>
+          <w:numId w:val="1001"/>
         </w:numPr>
       </w:pPr>
       <w:r>
-        <w:lastRenderedPageBreak/>
-        <w:t xml:space="preserve">VS Code opens </w:t>
+        <w:t xml:space="preserve">VS Code opens</w:t>
+      </w:r>
+      <w:r>
+        <w:t xml:space="preserve"> </w:t>
       </w:r>
       <w:r>
         <w:rPr>
           <w:rStyle w:val="VerbatimChar"/>
         </w:rPr>
-        <w:t>mcp.json</w:t>
-      </w:r>
-      <w:r>
-        <w:t xml:space="preserve">; select </w:t>
-      </w:r>
-      <w:r>
-        <w:rPr>
-          <w:b/>
-          <w:bCs/>
-        </w:rPr>
-        <w:t>Start</w:t>
-      </w:r>
-      <w:r>
-        <w:t xml:space="preserve"> above the </w:t>
+        <w:t xml:space="preserve">mcp.json</w:t>
+      </w:r>
+      <w:r>
+        <w:t xml:space="preserve">; select</w:t>
+      </w:r>
+      <w:r>
+        <w:t xml:space="preserve"> </w:t>
+      </w:r>
+      <w:r>
+        <w:rPr>
+          <w:b/>
+          <w:bCs/>
+        </w:rPr>
+        <w:t xml:space="preserve">Start</w:t>
+      </w:r>
+      <w:r>
+        <w:t xml:space="preserve"> </w:t>
+      </w:r>
+      <w:r>
+        <w:t xml:space="preserve">above the</w:t>
+      </w:r>
+      <w:r>
+        <w:t xml:space="preserve"> </w:t>
       </w:r>
       <w:r>
         <w:rPr>
           <w:rStyle w:val="VerbatimChar"/>
         </w:rPr>
-        <w:t>workiq</w:t>
-      </w:r>
-      <w:r>
-        <w:t xml:space="preserve"> entry, then </w:t>
-      </w:r>
-      <w:r>
-        <w:rPr>
-          <w:b/>
-          <w:bCs/>
-        </w:rPr>
-        <w:t>Allow</w:t>
-      </w:r>
-      <w:r>
-        <w:t xml:space="preserve"> and sign in with a </w:t>
-      </w:r>
-      <w:r>
-        <w:rPr>
-          <w:b/>
-          <w:bCs/>
-        </w:rPr>
-        <w:t>demo-tenant</w:t>
-      </w:r>
-      <w:r>
-        <w:t xml:space="preserve"> account (never an attendee's or a production account).</w:t>
+        <w:t xml:space="preserve">workiq</w:t>
+      </w:r>
+      <w:r>
+        <w:t xml:space="preserve"> </w:t>
+      </w:r>
+      <w:r>
+        <w:t xml:space="preserve">entry, then</w:t>
+      </w:r>
+      <w:r>
+        <w:t xml:space="preserve"> </w:t>
+      </w:r>
+      <w:r>
+        <w:rPr>
+          <w:b/>
+          <w:bCs/>
+        </w:rPr>
+        <w:t xml:space="preserve">Allow</w:t>
+      </w:r>
+      <w:r>
+        <w:t xml:space="preserve"> </w:t>
+      </w:r>
+      <w:r>
+        <w:t xml:space="preserve">and sign in</w:t>
+      </w:r>
+      <w:r>
+        <w:t xml:space="preserve"> </w:t>
+      </w:r>
+      <w:r>
+        <w:t xml:space="preserve">with a</w:t>
+      </w:r>
+      <w:r>
+        <w:t xml:space="preserve"> </w:t>
+      </w:r>
+      <w:r>
+        <w:rPr>
+          <w:b/>
+          <w:bCs/>
+        </w:rPr>
+        <w:t xml:space="preserve">demo-tenant</w:t>
+      </w:r>
+      <w:r>
+        <w:t xml:space="preserve"> </w:t>
+      </w:r>
+      <w:r>
+        <w:t xml:space="preserve">account (never an attendee's or a production account).</w:t>
       </w:r>
     </w:p>
     <w:p>
@@ -776,61 +1022,88 @@
         <w:pStyle w:val="Compact"/>
         <w:numPr>
           <w:ilvl w:val="0"/>
-          <w:numId w:val="2"/>
+          <w:numId w:val="1001"/>
         </w:numPr>
       </w:pPr>
       <w:r>
-        <w:t xml:space="preserve">Open </w:t>
-      </w:r>
-      <w:r>
-        <w:rPr>
-          <w:b/>
-          <w:bCs/>
-        </w:rPr>
-        <w:t>Chat</w:t>
-      </w:r>
-      <w:r>
-        <w:t xml:space="preserve"> (</w:t>
-      </w:r>
-      <w:r>
-        <w:rPr>
-          <w:b/>
-          <w:bCs/>
-        </w:rPr>
-        <w:t>Ctrl+Alt+I</w:t>
-      </w:r>
-      <w:r>
-        <w:t xml:space="preserve">), switch the mode to </w:t>
-      </w:r>
-      <w:r>
-        <w:rPr>
-          <w:b/>
-          <w:bCs/>
-        </w:rPr>
-        <w:t>Agent</w:t>
-      </w:r>
-      <w:r>
-        <w:t xml:space="preserve">, select the </w:t>
-      </w:r>
-      <w:r>
-        <w:rPr>
-          <w:b/>
-          <w:bCs/>
-        </w:rPr>
-        <w:t>Tools</w:t>
-      </w:r>
-      <w:r>
-        <w:t xml:space="preserve"> icon, and check that the </w:t>
-      </w:r>
-      <w:r>
-        <w:rPr>
-          <w:b/>
-          <w:bCs/>
-        </w:rPr>
-        <w:t>workiq</w:t>
-      </w:r>
-      <w:r>
-        <w:t xml:space="preserve"> tools are on.</w:t>
+        <w:t xml:space="preserve">Open</w:t>
+      </w:r>
+      <w:r>
+        <w:t xml:space="preserve"> </w:t>
+      </w:r>
+      <w:r>
+        <w:rPr>
+          <w:b/>
+          <w:bCs/>
+        </w:rPr>
+        <w:t xml:space="preserve">Chat</w:t>
+      </w:r>
+      <w:r>
+        <w:t xml:space="preserve"> </w:t>
+      </w:r>
+      <w:r>
+        <w:t xml:space="preserve">(</w:t>
+      </w:r>
+      <w:r>
+        <w:rPr>
+          <w:b/>
+          <w:bCs/>
+        </w:rPr>
+        <w:t xml:space="preserve">Ctrl+Alt+I</w:t>
+      </w:r>
+      <w:r>
+        <w:t xml:space="preserve">), switch the mode to</w:t>
+      </w:r>
+      <w:r>
+        <w:t xml:space="preserve"> </w:t>
+      </w:r>
+      <w:r>
+        <w:rPr>
+          <w:b/>
+          <w:bCs/>
+        </w:rPr>
+        <w:t xml:space="preserve">Agent</w:t>
+      </w:r>
+      <w:r>
+        <w:t xml:space="preserve">, select the</w:t>
+      </w:r>
+      <w:r>
+        <w:t xml:space="preserve"> </w:t>
+      </w:r>
+      <w:r>
+        <w:rPr>
+          <w:b/>
+          <w:bCs/>
+        </w:rPr>
+        <w:t xml:space="preserve">Tools</w:t>
+      </w:r>
+      <w:r>
+        <w:t xml:space="preserve"> </w:t>
+      </w:r>
+      <w:r>
+        <w:t xml:space="preserve">icon, and check</w:t>
+      </w:r>
+      <w:r>
+        <w:t xml:space="preserve"> </w:t>
+      </w:r>
+      <w:r>
+        <w:t xml:space="preserve">that the</w:t>
+      </w:r>
+      <w:r>
+        <w:t xml:space="preserve"> </w:t>
+      </w:r>
+      <w:r>
+        <w:rPr>
+          <w:b/>
+          <w:bCs/>
+        </w:rPr>
+        <w:t xml:space="preserve">workiq</w:t>
+      </w:r>
+      <w:r>
+        <w:t xml:space="preserve"> </w:t>
+      </w:r>
+      <w:r>
+        <w:t xml:space="preserve">tools are on.</w:t>
       </w:r>
     </w:p>
     <w:p>
@@ -838,7 +1111,7 @@
         <w:pStyle w:val="Compact"/>
         <w:numPr>
           <w:ilvl w:val="0"/>
-          <w:numId w:val="2"/>
+          <w:numId w:val="1001"/>
         </w:numPr>
       </w:pPr>
       <w:r>
@@ -846,33 +1119,51 @@
           <w:b/>
           <w:bCs/>
         </w:rPr>
-        <w:t>Test it:</w:t>
-      </w:r>
-      <w:r>
-        <w:t xml:space="preserve"> ask </w:t>
+        <w:t xml:space="preserve">Test it:</w:t>
+      </w:r>
+      <w:r>
+        <w:t xml:space="preserve"> </w:t>
+      </w:r>
+      <w:r>
+        <w:t xml:space="preserve">ask</w:t>
+      </w:r>
+      <w:r>
+        <w:t xml:space="preserve"> </w:t>
       </w:r>
       <w:r>
         <w:rPr>
           <w:i/>
           <w:iCs/>
         </w:rPr>
-        <w:t>"Using Work IQ, what's on my calendar tomorrow?"</w:t>
-      </w:r>
-      <w:r>
-        <w:t xml:space="preserve"> </w:t>
-      </w:r>
-      <w:r>
-        <w:t>A "policy denied" reply when you create or send something means the write policy above isn't on yet (or hasn't applied); it isn't a transient error, so don't keep retrying.</w:t>
-      </w:r>
-    </w:p>
+        <w:t xml:space="preserve">"Using Work IQ, what's on my calendar tomorrow?"</w:t>
+      </w:r>
+      <w:r>
+        <w:t xml:space="preserve"> </w:t>
+      </w:r>
+      <w:r>
+        <w:t xml:space="preserve">A "policy denied" reply when</w:t>
+      </w:r>
+      <w:r>
+        <w:t xml:space="preserve"> </w:t>
+      </w:r>
+      <w:r>
+        <w:t xml:space="preserve">you create or send something means the write policy above isn't on yet (or hasn't applied); it</w:t>
+      </w:r>
+      <w:r>
+        <w:t xml:space="preserve"> </w:t>
+      </w:r>
+      <w:r>
+        <w:t xml:space="preserve">isn't a transient error, so don't keep retrying.</w:t>
+      </w:r>
+    </w:p>
+    <w:bookmarkEnd w:id="14"/>
+    <w:bookmarkStart w:id="15" w:name="Xf3c19eed099f103bbbd5fc6ed1afaa6a4ad9c72"/>
     <w:p>
       <w:pPr>
         <w:pStyle w:val="Heading4"/>
       </w:pPr>
-      <w:bookmarkStart w:id="4" w:name="Xf3c19eed099f103bbbd5fc6ed1afaa6a4ad9c72"/>
-      <w:bookmarkEnd w:id="3"/>
-      <w:r>
-        <w:t>2. Prepare the demo tenant</w:t>
+      <w:r>
+        <w:t xml:space="preserve">2. Prepare the demo tenant</w:t>
       </w:r>
     </w:p>
     <w:p>
@@ -880,7 +1171,7 @@
         <w:pStyle w:val="Compact"/>
         <w:numPr>
           <w:ilvl w:val="0"/>
-          <w:numId w:val="3"/>
+          <w:numId w:val="1002"/>
         </w:numPr>
       </w:pPr>
       <w:r>
@@ -888,53 +1179,106 @@
           <w:b/>
           <w:bCs/>
         </w:rPr>
-        <w:t>Sender accounts:</w:t>
-      </w:r>
-      <w:r>
-        <w:t xml:space="preserve"> emails should arrive </w:t>
+        <w:t xml:space="preserve">Sender accounts:</w:t>
+      </w:r>
+      <w:r>
+        <w:t xml:space="preserve"> </w:t>
+      </w:r>
+      <w:r>
+        <w:t xml:space="preserve">emails should arrive</w:t>
+      </w:r>
+      <w:r>
+        <w:t xml:space="preserve"> </w:t>
       </w:r>
       <w:r>
         <w:rPr>
           <w:i/>
           <w:iCs/>
         </w:rPr>
-        <w:t>from</w:t>
-      </w:r>
-      <w:r>
-        <w:t xml:space="preserve"> other people, so each item is created while signed in as its sender. Use </w:t>
-      </w:r>
-      <w:r>
-        <w:rPr>
-          <w:b/>
-          <w:bCs/>
-        </w:rPr>
-        <w:t>Avery Quinn</w:t>
-      </w:r>
-      <w:r>
-        <w:t xml:space="preserve"> (your manager, required) plus any one or two existing demo users for the rest. The command center reads the subject and body, so a different sender name is </w:t>
-      </w:r>
-      <w:r>
-        <w:t xml:space="preserve">fine. Set your demo account's </w:t>
-      </w:r>
-      <w:r>
-        <w:rPr>
-          <w:b/>
-          <w:bCs/>
-        </w:rPr>
-        <w:t>manager</w:t>
-      </w:r>
-      <w:r>
-        <w:t xml:space="preserve"> to Avery Quinn (Microsoft 365 admin center → </w:t>
-      </w:r>
-      <w:r>
-        <w:rPr>
-          <w:b/>
-          <w:bCs/>
-        </w:rPr>
-        <w:t>Users → Manager</w:t>
-      </w:r>
-      <w:r>
-        <w:t>), so requests from your manager stand out.</w:t>
+        <w:t xml:space="preserve">from</w:t>
+      </w:r>
+      <w:r>
+        <w:t xml:space="preserve"> </w:t>
+      </w:r>
+      <w:r>
+        <w:t xml:space="preserve">other people, so each item is created while signed</w:t>
+      </w:r>
+      <w:r>
+        <w:t xml:space="preserve"> </w:t>
+      </w:r>
+      <w:r>
+        <w:t xml:space="preserve">in as its sender. Use</w:t>
+      </w:r>
+      <w:r>
+        <w:t xml:space="preserve"> </w:t>
+      </w:r>
+      <w:r>
+        <w:rPr>
+          <w:b/>
+          <w:bCs/>
+        </w:rPr>
+        <w:t xml:space="preserve">Avery Quinn</w:t>
+      </w:r>
+      <w:r>
+        <w:t xml:space="preserve"> </w:t>
+      </w:r>
+      <w:r>
+        <w:t xml:space="preserve">(your manager, required) plus any one or two existing demo</w:t>
+      </w:r>
+      <w:r>
+        <w:t xml:space="preserve"> </w:t>
+      </w:r>
+      <w:r>
+        <w:t xml:space="preserve">users for the rest. The command center reads the subject and body, so a different sender name is</w:t>
+      </w:r>
+      <w:r>
+        <w:t xml:space="preserve"> </w:t>
+      </w:r>
+      <w:r>
+        <w:t xml:space="preserve">fine. Set your demo account's</w:t>
+      </w:r>
+      <w:r>
+        <w:t xml:space="preserve"> </w:t>
+      </w:r>
+      <w:r>
+        <w:rPr>
+          <w:b/>
+          <w:bCs/>
+        </w:rPr>
+        <w:t xml:space="preserve">manager</w:t>
+      </w:r>
+      <w:r>
+        <w:t xml:space="preserve"> </w:t>
+      </w:r>
+      <w:r>
+        <w:t xml:space="preserve">to Avery Quinn (Microsoft 365 admin center →</w:t>
+      </w:r>
+      <w:r>
+        <w:t xml:space="preserve"> </w:t>
+      </w:r>
+      <w:r>
+        <w:rPr>
+          <w:b/>
+          <w:bCs/>
+        </w:rPr>
+        <w:t xml:space="preserve">Users →</w:t>
+      </w:r>
+      <w:r>
+        <w:rPr>
+          <w:b/>
+          <w:bCs/>
+        </w:rPr>
+        <w:t xml:space="preserve"> </w:t>
+      </w:r>
+      <w:r>
+        <w:rPr>
+          <w:b/>
+          <w:bCs/>
+        </w:rPr>
+        <w:t xml:space="preserve">Manager</w:t>
+      </w:r>
+      <w:r>
+        <w:t xml:space="preserve">), so requests from your manager stand out.</w:t>
       </w:r>
     </w:p>
     <w:p>
@@ -942,7 +1286,7 @@
         <w:pStyle w:val="Compact"/>
         <w:numPr>
           <w:ilvl w:val="0"/>
-          <w:numId w:val="3"/>
+          <w:numId w:val="1002"/>
         </w:numPr>
       </w:pPr>
       <w:r>
@@ -950,57 +1294,75 @@
           <w:b/>
           <w:bCs/>
         </w:rPr>
-        <w:t>Dates:</w:t>
-      </w:r>
-      <w:r>
-        <w:t xml:space="preserve"> pick the workshop week and note the real dates for </w:t>
+        <w:t xml:space="preserve">Dates:</w:t>
+      </w:r>
+      <w:r>
+        <w:t xml:space="preserve"> </w:t>
+      </w:r>
+      <w:r>
+        <w:t xml:space="preserve">pick the workshop week and note the real dates for</w:t>
+      </w:r>
+      <w:r>
+        <w:t xml:space="preserve"> </w:t>
       </w:r>
       <w:r>
         <w:rPr>
           <w:rStyle w:val="VerbatimChar"/>
         </w:rPr>
-        <w:t>{Wednesday}</w:t>
-      </w:r>
-      <w:r>
-        <w:t xml:space="preserve">, </w:t>
+        <w:t xml:space="preserve">{Wednesday}</w:t>
+      </w:r>
+      <w:r>
+        <w:t xml:space="preserve">,</w:t>
+      </w:r>
+      <w:r>
+        <w:t xml:space="preserve"> </w:t>
       </w:r>
       <w:r>
         <w:rPr>
           <w:rStyle w:val="VerbatimChar"/>
         </w:rPr>
-        <w:t>{Thursday}</w:t>
-      </w:r>
-      <w:r>
-        <w:t xml:space="preserve">, and </w:t>
+        <w:t xml:space="preserve">{Thursday}</w:t>
+      </w:r>
+      <w:r>
+        <w:t xml:space="preserve">, and</w:t>
+      </w:r>
+      <w:r>
+        <w:t xml:space="preserve"> </w:t>
       </w:r>
       <w:r>
         <w:rPr>
           <w:rStyle w:val="VerbatimChar"/>
         </w:rPr>
-        <w:t>{Friday}</w:t>
-      </w:r>
-      <w:r>
-        <w:t xml:space="preserve">. Load everything </w:t>
-      </w:r>
-      <w:r>
-        <w:rPr>
-          <w:b/>
-          <w:bCs/>
-        </w:rPr>
-        <w:t>1–2 days before</w:t>
-      </w:r>
-      <w:r>
-        <w:t xml:space="preserve"> the session, so it counts as "today and this week."</w:t>
-      </w:r>
-    </w:p>
+        <w:t xml:space="preserve">{Friday}</w:t>
+      </w:r>
+      <w:r>
+        <w:t xml:space="preserve">. Load everything</w:t>
+      </w:r>
+      <w:r>
+        <w:t xml:space="preserve"> </w:t>
+      </w:r>
+      <w:r>
+        <w:rPr>
+          <w:b/>
+          <w:bCs/>
+        </w:rPr>
+        <w:t xml:space="preserve">1–2 days before</w:t>
+      </w:r>
+      <w:r>
+        <w:t xml:space="preserve"> </w:t>
+      </w:r>
+      <w:r>
+        <w:t xml:space="preserve">the session, so it counts as "today and this week."</w:t>
+      </w:r>
+    </w:p>
+    <w:bookmarkEnd w:id="15"/>
+    <w:bookmarkStart w:id="16" w:name="Xd316c3f02ce6d87771d737a9ed2d86fef99d506"/>
     <w:p>
       <w:pPr>
         <w:pStyle w:val="Heading4"/>
       </w:pPr>
-      <w:bookmarkStart w:id="5" w:name="Xd316c3f02ce6d87771d737a9ed2d86fef99d506"/>
-      <w:bookmarkEnd w:id="4"/>
-      <w:r>
-        <w:t>3. Load the items, one sender at a time</w:t>
+      <w:r>
+        <w:t xml:space="preserve">3. Load the items, one sender at a time</w:t>
       </w:r>
     </w:p>
     <w:p>
@@ -1008,65 +1370,110 @@
         <w:pStyle w:val="FirstParagraph"/>
       </w:pPr>
       <w:r>
-        <w:t xml:space="preserve">Open this file (or </w:t>
+        <w:t xml:space="preserve">Open this file (or</w:t>
+      </w:r>
+      <w:r>
+        <w:t xml:space="preserve"> </w:t>
       </w:r>
       <w:r>
         <w:rPr>
           <w:rStyle w:val="VerbatimChar"/>
         </w:rPr>
-        <w:t>seed-content.docx</w:t>
-      </w:r>
-      <w:r>
-        <w:t xml:space="preserve"> saved as text) in VS Code so Copilot can read it, then run one pass per sender. To switch sender: </w:t>
-      </w:r>
-      <w:r>
-        <w:rPr>
-          <w:b/>
-          <w:bCs/>
-        </w:rPr>
-        <w:t>Accounts</w:t>
-      </w:r>
-      <w:r>
-        <w:t xml:space="preserve"> </w:t>
-      </w:r>
-      <w:r>
-        <w:t xml:space="preserve">menu → sign out of the Microsoft account → </w:t>
-      </w:r>
-      <w:r>
-        <w:rPr>
-          <w:b/>
-          <w:bCs/>
-        </w:rPr>
-        <w:t>MCP: List Servers</w:t>
-      </w:r>
-      <w:r>
-        <w:t xml:space="preserve"> → </w:t>
-      </w:r>
-      <w:r>
-        <w:rPr>
-          <w:b/>
-          <w:bCs/>
-        </w:rPr>
-        <w:t>workiq</w:t>
-      </w:r>
-      <w:r>
-        <w:t xml:space="preserve"> → </w:t>
-      </w:r>
-      <w:r>
-        <w:rPr>
-          <w:b/>
-          <w:bCs/>
-        </w:rPr>
-        <w:t>Restart</w:t>
-      </w:r>
-      <w:r>
-        <w:t>, and sign in as the next sender.</w:t>
+        <w:t xml:space="preserve">seed-content.docx</w:t>
+      </w:r>
+      <w:r>
+        <w:t xml:space="preserve"> </w:t>
+      </w:r>
+      <w:r>
+        <w:t xml:space="preserve">saved as text) in VS Code so Copilot can read it, then run one</w:t>
+      </w:r>
+      <w:r>
+        <w:t xml:space="preserve"> </w:t>
+      </w:r>
+      <w:r>
+        <w:t xml:space="preserve">pass per sender. To switch sender:</w:t>
+      </w:r>
+      <w:r>
+        <w:t xml:space="preserve"> </w:t>
+      </w:r>
+      <w:r>
+        <w:rPr>
+          <w:b/>
+          <w:bCs/>
+        </w:rPr>
+        <w:t xml:space="preserve">Accounts</w:t>
+      </w:r>
+      <w:r>
+        <w:t xml:space="preserve"> </w:t>
+      </w:r>
+      <w:r>
+        <w:t xml:space="preserve">menu → sign out of the Microsoft account →</w:t>
+      </w:r>
+      <w:r>
+        <w:t xml:space="preserve"> </w:t>
+      </w:r>
+      <w:r>
+        <w:rPr>
+          <w:b/>
+          <w:bCs/>
+        </w:rPr>
+        <w:t xml:space="preserve">MCP: List</w:t>
+      </w:r>
+      <w:r>
+        <w:rPr>
+          <w:b/>
+          <w:bCs/>
+        </w:rPr>
+        <w:t xml:space="preserve"> </w:t>
+      </w:r>
+      <w:r>
+        <w:rPr>
+          <w:b/>
+          <w:bCs/>
+        </w:rPr>
+        <w:t xml:space="preserve">Servers</w:t>
+      </w:r>
+      <w:r>
+        <w:t xml:space="preserve"> </w:t>
+      </w:r>
+      <w:r>
+        <w:t xml:space="preserve">→</w:t>
+      </w:r>
+      <w:r>
+        <w:t xml:space="preserve"> </w:t>
+      </w:r>
+      <w:r>
+        <w:rPr>
+          <w:b/>
+          <w:bCs/>
+        </w:rPr>
+        <w:t xml:space="preserve">workiq</w:t>
+      </w:r>
+      <w:r>
+        <w:t xml:space="preserve"> </w:t>
+      </w:r>
+      <w:r>
+        <w:t xml:space="preserve">→</w:t>
+      </w:r>
+      <w:r>
+        <w:t xml:space="preserve"> </w:t>
+      </w:r>
+      <w:r>
+        <w:rPr>
+          <w:b/>
+          <w:bCs/>
+        </w:rPr>
+        <w:t xml:space="preserve">Restart</w:t>
+      </w:r>
+      <w:r>
+        <w:t xml:space="preserve">, and sign in as the next sender.</w:t>
       </w:r>
     </w:p>
     <w:tbl>
       <w:tblPr>
         <w:tblStyle w:val="Table"/>
-        <w:tblW w:w="0" w:type="auto"/>
+        <w:tblW w:type="auto" w:w="0"/>
+        <w:tblLook w:firstRow="1" w:lastRow="0" w:firstColumn="0" w:lastColumn="0" w:noHBand="0" w:noVBand="0" w:val="0020"/>
         <w:tblBorders>
           <w:top w:val="single" w:sz="4" w:space="0" w:color="D1D1D1"/>
           <w:left w:val="single" w:sz="4" w:space="0" w:color="D1D1D1"/>
@@ -1081,102 +1488,93 @@
           <w:bottom w:w="40" w:type="dxa"/>
           <w:right w:w="90" w:type="dxa"/>
         </w:tblCellMar>
-        <w:tblLook w:val="0020" w:firstRow="1" w:lastRow="0" w:firstColumn="0" w:lastColumn="0" w:noHBand="0" w:noVBand="0"/>
       </w:tblPr>
       <w:tblGrid>
-        <w:gridCol w:w="567"/>
-        <w:gridCol w:w="3064"/>
-        <w:gridCol w:w="6341"/>
+        <w:gridCol w:w="2640"/>
+        <w:gridCol w:w="2640"/>
+        <w:gridCol w:w="2640"/>
       </w:tblGrid>
       <w:tr>
         <w:trPr>
-          <w:cnfStyle w:val="100000000000" w:firstRow="1" w:lastRow="0" w:firstColumn="0" w:lastColumn="0" w:oddVBand="0" w:evenVBand="0" w:oddHBand="0" w:evenHBand="0" w:firstRowFirstColumn="0" w:firstRowLastColumn="0" w:lastRowFirstColumn="0" w:lastRowLastColumn="0"/>
-          <w:tblHeader/>
+          <w:tblHeader w:val="on"/>
         </w:trPr>
         <w:tc>
           <w:tcPr>
-            <w:tcW w:w="0" w:type="auto"/>
             <w:shd w:val="clear" w:color="auto" w:fill="F3E5FD"/>
           </w:tcPr>
           <w:p>
             <w:pPr>
               <w:pStyle w:val="Compact"/>
-              <w:spacing w:before="20" w:after="20"/>
+              <w:spacing w:after="20" w:before="20"/>
             </w:pPr>
             <w:r>
               <w:rPr>
                 <w:b/>
                 <w:sz w:val="19"/>
               </w:rPr>
-              <w:t>Pass</w:t>
+              <w:t xml:space="preserve">Pass</w:t>
             </w:r>
           </w:p>
         </w:tc>
         <w:tc>
           <w:tcPr>
-            <w:tcW w:w="0" w:type="auto"/>
             <w:shd w:val="clear" w:color="auto" w:fill="F3E5FD"/>
           </w:tcPr>
           <w:p>
             <w:pPr>
               <w:pStyle w:val="Compact"/>
-              <w:spacing w:before="20" w:after="20"/>
+              <w:spacing w:after="20" w:before="20"/>
             </w:pPr>
             <w:r>
               <w:rPr>
                 <w:b/>
                 <w:sz w:val="19"/>
               </w:rPr>
-              <w:t>Sign in as</w:t>
+              <w:t xml:space="preserve">Sign in as</w:t>
             </w:r>
           </w:p>
         </w:tc>
         <w:tc>
           <w:tcPr>
-            <w:tcW w:w="0" w:type="auto"/>
             <w:shd w:val="clear" w:color="auto" w:fill="F3E5FD"/>
           </w:tcPr>
           <w:p>
             <w:pPr>
               <w:pStyle w:val="Compact"/>
-              <w:spacing w:before="20" w:after="20"/>
+              <w:spacing w:after="20" w:before="20"/>
             </w:pPr>
             <w:r>
               <w:rPr>
                 <w:b/>
                 <w:sz w:val="19"/>
               </w:rPr>
-              <w:t>Items</w:t>
+              <w:t xml:space="preserve">Items</w:t>
             </w:r>
           </w:p>
         </w:tc>
       </w:tr>
       <w:tr>
         <w:tc>
-          <w:tcPr>
-            <w:tcW w:w="0" w:type="auto"/>
-          </w:tcPr>
+          <w:tcPr/>
           <w:p>
             <w:pPr>
               <w:pStyle w:val="Compact"/>
-              <w:spacing w:before="20" w:after="20"/>
+              <w:spacing w:after="20" w:before="20"/>
             </w:pPr>
             <w:r>
               <w:rPr>
                 <w:sz w:val="19"/>
               </w:rPr>
-              <w:t>1</w:t>
+              <w:t xml:space="preserve">1</w:t>
             </w:r>
           </w:p>
         </w:tc>
         <w:tc>
-          <w:tcPr>
-            <w:tcW w:w="0" w:type="auto"/>
-          </w:tcPr>
+          <w:tcPr/>
           <w:p>
             <w:pPr>
               <w:pStyle w:val="Compact"/>
-              <w:spacing w:before="20" w:after="20"/>
+              <w:spacing w:after="20" w:before="20"/>
             </w:pPr>
             <w:r>
               <w:rPr>
@@ -1184,60 +1582,60 @@
                 <w:bCs/>
                 <w:sz w:val="19"/>
               </w:rPr>
-              <w:t>Avery Quinn</w:t>
+              <w:t xml:space="preserve">Avery Quinn</w:t>
             </w:r>
           </w:p>
         </w:tc>
         <w:tc>
-          <w:tcPr>
-            <w:tcW w:w="0" w:type="auto"/>
-          </w:tcPr>
+          <w:tcPr/>
           <w:p>
             <w:pPr>
               <w:pStyle w:val="Compact"/>
-              <w:spacing w:before="20" w:after="20"/>
+              <w:spacing w:after="20" w:before="20"/>
             </w:pPr>
             <w:r>
               <w:rPr>
                 <w:sz w:val="19"/>
               </w:rPr>
-              <w:t>Emails 1 and 4 (send 4 as the meeting: calendar event 3 with you invited), calendar event 1 with you invited, the Teams chat (C)</w:t>
+              <w:t xml:space="preserve">Emails 1 and 4 (send 4 as the meeting: calendar event 3 with you invited), calendar event 1 with you invited, the Teams chat (C)</w:t>
             </w:r>
           </w:p>
         </w:tc>
       </w:tr>
       <w:tr>
         <w:tc>
-          <w:tcPr>
-            <w:tcW w:w="0" w:type="auto"/>
-          </w:tcPr>
+          <w:tcPr/>
           <w:p>
             <w:pPr>
               <w:pStyle w:val="Compact"/>
-              <w:spacing w:before="20" w:after="20"/>
+              <w:spacing w:after="20" w:before="20"/>
             </w:pPr>
             <w:r>
               <w:rPr>
                 <w:sz w:val="19"/>
               </w:rPr>
-              <w:t>2</w:t>
+              <w:t xml:space="preserve">2</w:t>
             </w:r>
           </w:p>
         </w:tc>
         <w:tc>
-          <w:tcPr>
-            <w:tcW w:w="0" w:type="auto"/>
-          </w:tcPr>
+          <w:tcPr/>
           <w:p>
             <w:pPr>
               <w:pStyle w:val="Compact"/>
-              <w:spacing w:before="20" w:after="20"/>
+              <w:spacing w:after="20" w:before="20"/>
             </w:pPr>
             <w:r>
               <w:rPr>
                 <w:sz w:val="19"/>
               </w:rPr>
-              <w:t xml:space="preserve">A second demo user (e.g., </w:t>
+              <w:t xml:space="preserve">A second demo user (e.g.,</w:t>
+            </w:r>
+            <w:r>
+              <w:rPr>
+                <w:sz w:val="19"/>
+              </w:rPr>
+              <w:t xml:space="preserve"> </w:t>
             </w:r>
             <w:r>
               <w:rPr>
@@ -1245,113 +1643,101 @@
                 <w:iCs/>
                 <w:sz w:val="19"/>
               </w:rPr>
-              <w:t>Zava Communications</w:t>
-            </w:r>
-            <w:r>
-              <w:rPr>
-                <w:sz w:val="19"/>
-              </w:rPr>
-              <w:t>)</w:t>
+              <w:t xml:space="preserve">Zava Communications</w:t>
+            </w:r>
+            <w:r>
+              <w:rPr>
+                <w:sz w:val="19"/>
+              </w:rPr>
+              <w:t xml:space="preserve">)</w:t>
             </w:r>
           </w:p>
         </w:tc>
         <w:tc>
-          <w:tcPr>
-            <w:tcW w:w="0" w:type="auto"/>
-          </w:tcPr>
+          <w:tcPr/>
           <w:p>
             <w:pPr>
               <w:pStyle w:val="Compact"/>
-              <w:spacing w:before="20" w:after="20"/>
+              <w:spacing w:after="20" w:before="20"/>
             </w:pPr>
             <w:r>
               <w:rPr>
                 <w:sz w:val="19"/>
               </w:rPr>
-              <w:t>Emails 3 and 6</w:t>
+              <w:t xml:space="preserve">Emails 3 and 6</w:t>
             </w:r>
           </w:p>
         </w:tc>
       </w:tr>
       <w:tr>
         <w:tc>
-          <w:tcPr>
-            <w:tcW w:w="0" w:type="auto"/>
-          </w:tcPr>
+          <w:tcPr/>
           <w:p>
             <w:pPr>
               <w:pStyle w:val="Compact"/>
-              <w:spacing w:before="20" w:after="20"/>
+              <w:spacing w:after="20" w:before="20"/>
             </w:pPr>
             <w:r>
               <w:rPr>
                 <w:sz w:val="19"/>
               </w:rPr>
-              <w:t>3</w:t>
+              <w:t xml:space="preserve">3</w:t>
             </w:r>
           </w:p>
         </w:tc>
         <w:tc>
-          <w:tcPr>
-            <w:tcW w:w="0" w:type="auto"/>
-          </w:tcPr>
+          <w:tcPr/>
           <w:p>
             <w:pPr>
               <w:pStyle w:val="Compact"/>
-              <w:spacing w:before="20" w:after="20"/>
+              <w:spacing w:after="20" w:before="20"/>
             </w:pPr>
             <w:r>
               <w:rPr>
                 <w:sz w:val="19"/>
               </w:rPr>
-              <w:t>A third demo user (or the second again)</w:t>
+              <w:t xml:space="preserve">A third demo user (or the second again)</w:t>
             </w:r>
           </w:p>
         </w:tc>
         <w:tc>
-          <w:tcPr>
-            <w:tcW w:w="0" w:type="auto"/>
-          </w:tcPr>
+          <w:tcPr/>
           <w:p>
             <w:pPr>
               <w:pStyle w:val="Compact"/>
-              <w:spacing w:before="20" w:after="20"/>
+              <w:spacing w:after="20" w:before="20"/>
             </w:pPr>
             <w:r>
               <w:rPr>
                 <w:sz w:val="19"/>
               </w:rPr>
-              <w:t>Emails 2, 5, and 7 (keep each body's signature: Owen, Dana, Hana)</w:t>
+              <w:t xml:space="preserve">Emails 2, 5, and 7 (keep each body's signature: Owen, Dana, Hana)</w:t>
             </w:r>
           </w:p>
         </w:tc>
       </w:tr>
       <w:tr>
         <w:tc>
-          <w:tcPr>
-            <w:tcW w:w="0" w:type="auto"/>
-          </w:tcPr>
+          <w:tcPr/>
           <w:p>
             <w:pPr>
               <w:pStyle w:val="Compact"/>
-              <w:spacing w:before="20" w:after="20"/>
+              <w:spacing w:after="20" w:before="20"/>
             </w:pPr>
             <w:r>
               <w:rPr>
                 <w:sz w:val="19"/>
               </w:rPr>
-              <w:t>4</w:t>
+              <w:t xml:space="preserve">4</w:t>
             </w:r>
           </w:p>
         </w:tc>
         <w:tc>
-          <w:tcPr>
-            <w:tcW w:w="0" w:type="auto"/>
-          </w:tcPr>
+          <w:tcPr/>
           <w:p>
             <w:pPr>
               <w:pStyle w:val="Compact"/>
-              <w:spacing w:before="20" w:after="20"/>
+              <w:spacing w:after="20" w:before="20"/>
             </w:pPr>
             <w:r>
               <w:rPr>
@@ -1359,24 +1745,22 @@
                 <w:bCs/>
                 <w:sz w:val="19"/>
               </w:rPr>
-              <w:t>Your demo account</w:t>
+              <w:t xml:space="preserve">Your demo account</w:t>
             </w:r>
           </w:p>
         </w:tc>
         <w:tc>
-          <w:tcPr>
-            <w:tcW w:w="0" w:type="auto"/>
-          </w:tcPr>
+          <w:tcPr/>
           <w:p>
             <w:pPr>
               <w:pStyle w:val="Compact"/>
-              <w:spacing w:before="20" w:after="20"/>
+              <w:spacing w:after="20" w:before="20"/>
             </w:pPr>
             <w:r>
               <w:rPr>
                 <w:sz w:val="19"/>
               </w:rPr>
-              <w:t>Calendar event 2 (the overlapping interview), the optional quiet recurring meeting, and accept the kickoff invite</w:t>
+              <w:t xml:space="preserve">Calendar event 2 (the overlapping interview), the optional quiet recurring meeting, and accept the kickoff invite</w:t>
             </w:r>
           </w:p>
         </w:tc>
@@ -1387,7 +1771,7 @@
         <w:pStyle w:val="BodyText"/>
       </w:pPr>
       <w:r>
-        <w:t>Paste this prompt in Agent mode for each pass (fill in the brackets):</w:t>
+        <w:t xml:space="preserve">Paste this prompt in Agent mode for each pass (fill in the brackets):</w:t>
       </w:r>
     </w:p>
     <w:p>
@@ -1401,30 +1785,63 @@
         <w:ind w:left="288" w:right="144"/>
       </w:pPr>
       <w:r>
-        <w:t xml:space="preserve">Using the Work IQ tools and the file seed-content.docx, create </w:t>
-      </w:r>
-      <w:r>
-        <w:rPr>
-          <w:b/>
-          <w:bCs/>
-        </w:rPr>
-        <w:t>only</w:t>
-      </w:r>
-      <w:r>
-        <w:t xml:space="preserve"> these items: [items from the table]. Send or invite </w:t>
-      </w:r>
-      <w:r>
-        <w:rPr>
-          <w:b/>
-          <w:bCs/>
-        </w:rPr>
-        <w:t>only</w:t>
-      </w:r>
-      <w:r>
-        <w:t xml:space="preserve"> [demo account email]; replace {attendee} with [demo account display name], {Wednesday} with [date], {Thursday} with [date], and {Friday} with [date]. Keep each subject, </w:t>
-      </w:r>
-      <w:r>
-        <w:t>body, importance, time, and Teams-meeting setting exactly as written. Show me each item before you create or send it, and don't contact anyone else.</w:t>
+        <w:t xml:space="preserve">Using the Work IQ tools and the file seed-content.docx, create</w:t>
+      </w:r>
+      <w:r>
+        <w:t xml:space="preserve"> </w:t>
+      </w:r>
+      <w:r>
+        <w:rPr>
+          <w:b/>
+          <w:bCs/>
+        </w:rPr>
+        <w:t xml:space="preserve">only</w:t>
+      </w:r>
+      <w:r>
+        <w:t xml:space="preserve"> </w:t>
+      </w:r>
+      <w:r>
+        <w:t xml:space="preserve">these items: [items from the</w:t>
+      </w:r>
+      <w:r>
+        <w:t xml:space="preserve"> </w:t>
+      </w:r>
+      <w:r>
+        <w:t xml:space="preserve">table]. Send or invite</w:t>
+      </w:r>
+      <w:r>
+        <w:t xml:space="preserve"> </w:t>
+      </w:r>
+      <w:r>
+        <w:rPr>
+          <w:b/>
+          <w:bCs/>
+        </w:rPr>
+        <w:t xml:space="preserve">only</w:t>
+      </w:r>
+      <w:r>
+        <w:t xml:space="preserve"> </w:t>
+      </w:r>
+      <w:r>
+        <w:t xml:space="preserve">[demo account email]; replace {attendee} with [demo account display</w:t>
+      </w:r>
+      <w:r>
+        <w:t xml:space="preserve"> </w:t>
+      </w:r>
+      <w:r>
+        <w:t xml:space="preserve">name], {Wednesday} with [date], {Thursday} with [date], and {Friday} with [date]. Keep each subject,</w:t>
+      </w:r>
+      <w:r>
+        <w:t xml:space="preserve"> </w:t>
+      </w:r>
+      <w:r>
+        <w:t xml:space="preserve">body, importance, time, and Teams-meeting setting exactly as written. Show me each item before you</w:t>
+      </w:r>
+      <w:r>
+        <w:t xml:space="preserve"> </w:t>
+      </w:r>
+      <w:r>
+        <w:t xml:space="preserve">create or send it, and don't contact anyone else.</w:t>
       </w:r>
     </w:p>
     <w:p>
@@ -1432,37 +1849,49 @@
         <w:pStyle w:val="BodyText"/>
       </w:pPr>
       <w:r>
-        <w:t xml:space="preserve">Approve each tool call as it comes (keep </w:t>
-      </w:r>
-      <w:r>
-        <w:rPr>
-          <w:b/>
-          <w:bCs/>
-        </w:rPr>
-        <w:t>Allow once</w:t>
-      </w:r>
-      <w:r>
-        <w:t xml:space="preserve">, not </w:t>
-      </w:r>
-      <w:r>
-        <w:rPr>
-          <w:b/>
-          <w:bCs/>
-        </w:rPr>
-        <w:t>Always allow</w:t>
-      </w:r>
-      <w:r>
-        <w:t>), so you see every email and meeting before it goes.</w:t>
-      </w:r>
-    </w:p>
+        <w:t xml:space="preserve">Approve each tool call as it comes (keep</w:t>
+      </w:r>
+      <w:r>
+        <w:t xml:space="preserve"> </w:t>
+      </w:r>
+      <w:r>
+        <w:rPr>
+          <w:b/>
+          <w:bCs/>
+        </w:rPr>
+        <w:t xml:space="preserve">Allow once</w:t>
+      </w:r>
+      <w:r>
+        <w:t xml:space="preserve">, not</w:t>
+      </w:r>
+      <w:r>
+        <w:t xml:space="preserve"> </w:t>
+      </w:r>
+      <w:r>
+        <w:rPr>
+          <w:b/>
+          <w:bCs/>
+        </w:rPr>
+        <w:t xml:space="preserve">Always allow</w:t>
+      </w:r>
+      <w:r>
+        <w:t xml:space="preserve">), so you see every</w:t>
+      </w:r>
+      <w:r>
+        <w:t xml:space="preserve"> </w:t>
+      </w:r>
+      <w:r>
+        <w:t xml:space="preserve">email and meeting before it goes.</w:t>
+      </w:r>
+    </w:p>
+    <w:bookmarkEnd w:id="16"/>
+    <w:bookmarkStart w:id="17" w:name="Xccb33f898920ed4a7da456b5dd958803a15b469"/>
     <w:p>
       <w:pPr>
         <w:pStyle w:val="Heading4"/>
       </w:pPr>
-      <w:bookmarkStart w:id="6" w:name="Xccb33f898920ed4a7da456b5dd958803a15b469"/>
-      <w:bookmarkEnd w:id="5"/>
-      <w:r>
-        <w:t>4. Check it</w:t>
+      <w:r>
+        <w:t xml:space="preserve">4. Check it</w:t>
       </w:r>
     </w:p>
     <w:p>
@@ -1470,31 +1899,60 @@
         <w:pStyle w:val="Compact"/>
         <w:numPr>
           <w:ilvl w:val="0"/>
-          <w:numId w:val="4"/>
+          <w:numId w:val="1003"/>
         </w:numPr>
       </w:pPr>
       <w:r>
-        <w:t xml:space="preserve">In VS Code (signed in as your demo account): </w:t>
+        <w:t xml:space="preserve">In VS Code (signed in as your demo account):</w:t>
+      </w:r>
+      <w:r>
+        <w:t xml:space="preserve"> </w:t>
       </w:r>
       <w:r>
         <w:rPr>
           <w:i/>
           <w:iCs/>
         </w:rPr>
-        <w:t>"Using Work IQ, list my unread emails from the last two days and my meetings on [Thursday]."</w:t>
-      </w:r>
-      <w:r>
-        <w:t xml:space="preserve"> You should see the 7 emails, the </w:t>
-      </w:r>
-      <w:r>
-        <w:rPr>
-          <w:b/>
-          <w:bCs/>
-        </w:rPr>
-        <w:t>Thursday conflict</w:t>
-      </w:r>
-      <w:r>
-        <w:t>, and the Wednesday kickoff.</w:t>
+        <w:t xml:space="preserve">"Using Work IQ, list my unread emails from the last</w:t>
+      </w:r>
+      <w:r>
+        <w:rPr>
+          <w:i/>
+          <w:iCs/>
+        </w:rPr>
+        <w:t xml:space="preserve"> </w:t>
+      </w:r>
+      <w:r>
+        <w:rPr>
+          <w:i/>
+          <w:iCs/>
+        </w:rPr>
+        <w:t xml:space="preserve">two days and my meetings on [Thursday]."</w:t>
+      </w:r>
+      <w:r>
+        <w:t xml:space="preserve"> </w:t>
+      </w:r>
+      <w:r>
+        <w:t xml:space="preserve">You should see the 7 emails, the</w:t>
+      </w:r>
+      <w:r>
+        <w:t xml:space="preserve"> </w:t>
+      </w:r>
+      <w:r>
+        <w:rPr>
+          <w:b/>
+          <w:bCs/>
+        </w:rPr>
+        <w:t xml:space="preserve">Thursday conflict</w:t>
+      </w:r>
+      <w:r>
+        <w:t xml:space="preserve">,</w:t>
+      </w:r>
+      <w:r>
+        <w:t xml:space="preserve"> </w:t>
+      </w:r>
+      <w:r>
+        <w:t xml:space="preserve">and the Wednesday kickoff.</w:t>
       </w:r>
     </w:p>
     <w:p>
@@ -1502,51 +1960,53 @@
         <w:pStyle w:val="Compact"/>
         <w:numPr>
           <w:ilvl w:val="0"/>
-          <w:numId w:val="4"/>
+          <w:numId w:val="1003"/>
         </w:numPr>
       </w:pPr>
       <w:r>
-        <w:t xml:space="preserve">Then run your Exercise 1 dry run in Cowork and compare with the </w:t>
-      </w:r>
-      <w:hyperlink r:id="rId12">
+        <w:t xml:space="preserve">Then run your Exercise 8 dry run in Cowork and compare with the</w:t>
+      </w:r>
+      <w:r>
+        <w:t xml:space="preserve"> </w:t>
+      </w:r>
+      <w:hyperlink r:id="rId9">
         <w:r>
           <w:rPr>
             <w:rStyle w:val="Hyperlink"/>
           </w:rPr>
-          <w:t>answer key</w:t>
+          <w:t xml:space="preserve">answer key</w:t>
         </w:r>
       </w:hyperlink>
       <w:r>
-        <w:t>.</w:t>
-      </w:r>
-    </w:p>
-    <w:p>
-      <w:r>
-        <w:lastRenderedPageBreak/>
-        <w:pict w14:anchorId="27410A1D">
-          <v:rect id="_x0000_i1025" style="width:0;height:1.5pt" o:hralign="center" o:hrstd="t" o:hr="t"/>
+        <w:t xml:space="preserve">.</w:t>
+      </w:r>
+    </w:p>
+    <w:p>
+      <w:r>
+        <w:pict>
+          <v:rect style="width:0;height:1.5pt" o:hralign="center" o:hrstd="t" o:hr="t"/>
         </w:pict>
       </w:r>
     </w:p>
+    <w:bookmarkEnd w:id="17"/>
+    <w:bookmarkEnd w:id="18"/>
+    <w:bookmarkEnd w:id="19"/>
+    <w:bookmarkStart w:id="27" w:name="a-emails-7"/>
     <w:p>
       <w:pPr>
         <w:pStyle w:val="Heading2"/>
       </w:pPr>
-      <w:bookmarkStart w:id="7" w:name="a-emails-7"/>
-      <w:bookmarkEnd w:id="1"/>
-      <w:bookmarkEnd w:id="2"/>
-      <w:bookmarkEnd w:id="6"/>
-      <w:r>
-        <w:t>A. Emails (7)</w:t>
-      </w:r>
-    </w:p>
+      <w:r>
+        <w:t xml:space="preserve">A. Emails (7)</w:t>
+      </w:r>
+    </w:p>
+    <w:bookmarkStart w:id="20" w:name="X5966b729af0d25a2dda1cc1dbd63b5e6fc67ce2"/>
     <w:p>
       <w:pPr>
         <w:pStyle w:val="Heading3"/>
       </w:pPr>
-      <w:bookmarkStart w:id="8" w:name="X5966b729af0d25a2dda1cc1dbd63b5e6fc67ce2"/>
-      <w:r>
-        <w:t>1. Manager request (a commitment with a deadline)</w:t>
+      <w:r>
+        <w:t xml:space="preserve">1. Manager request (a commitment with a deadline)</w:t>
       </w:r>
     </w:p>
     <w:p>
@@ -1554,7 +2014,7 @@
         <w:pStyle w:val="Compact"/>
         <w:numPr>
           <w:ilvl w:val="0"/>
-          <w:numId w:val="5"/>
+          <w:numId w:val="1004"/>
         </w:numPr>
       </w:pPr>
       <w:r>
@@ -1562,20 +2022,29 @@
           <w:b/>
           <w:bCs/>
         </w:rPr>
-        <w:t>From:</w:t>
-      </w:r>
-      <w:r>
-        <w:t xml:space="preserve"> Avery Quinn (HR Manager) · </w:t>
-      </w:r>
-      <w:r>
-        <w:rPr>
-          <w:b/>
-          <w:bCs/>
-        </w:rPr>
-        <w:t>Importance:</w:t>
-      </w:r>
-      <w:r>
-        <w:t xml:space="preserve"> Normal</w:t>
+        <w:t xml:space="preserve">From:</w:t>
+      </w:r>
+      <w:r>
+        <w:t xml:space="preserve"> </w:t>
+      </w:r>
+      <w:r>
+        <w:t xml:space="preserve">Avery Quinn (HR Manager) ·</w:t>
+      </w:r>
+      <w:r>
+        <w:t xml:space="preserve"> </w:t>
+      </w:r>
+      <w:r>
+        <w:rPr>
+          <w:b/>
+          <w:bCs/>
+        </w:rPr>
+        <w:t xml:space="preserve">Importance:</w:t>
+      </w:r>
+      <w:r>
+        <w:t xml:space="preserve"> </w:t>
+      </w:r>
+      <w:r>
+        <w:t xml:space="preserve">Normal</w:t>
       </w:r>
     </w:p>
     <w:p>
@@ -1583,7 +2052,7 @@
         <w:pStyle w:val="Compact"/>
         <w:numPr>
           <w:ilvl w:val="0"/>
-          <w:numId w:val="5"/>
+          <w:numId w:val="1004"/>
         </w:numPr>
       </w:pPr>
       <w:r>
@@ -1591,10 +2060,13 @@
           <w:b/>
           <w:bCs/>
         </w:rPr>
-        <w:t>Subject:</w:t>
-      </w:r>
-      <w:r>
-        <w:t xml:space="preserve"> Q4 onboarding plan — need your input by Thursday</w:t>
+        <w:t xml:space="preserve">Subject:</w:t>
+      </w:r>
+      <w:r>
+        <w:t xml:space="preserve"> </w:t>
+      </w:r>
+      <w:r>
+        <w:t xml:space="preserve">Q4 onboarding plan — need your input by Thursday</w:t>
       </w:r>
     </w:p>
     <w:p>
@@ -1602,7 +2074,7 @@
         <w:pStyle w:val="Compact"/>
         <w:numPr>
           <w:ilvl w:val="0"/>
-          <w:numId w:val="5"/>
+          <w:numId w:val="1004"/>
         </w:numPr>
       </w:pPr>
       <w:r>
@@ -1610,14 +2082,14 @@
           <w:b/>
           <w:bCs/>
         </w:rPr>
-        <w:t>Body:</w:t>
+        <w:t xml:space="preserve">Body:</w:t>
       </w:r>
     </w:p>
     <w:p>
       <w:pPr>
         <w:numPr>
           <w:ilvl w:val="0"/>
-          <w:numId w:val="1"/>
+          <w:numId w:val="1000"/>
         </w:numPr>
         <w:pBdr>
           <w:left w:val="single" w:sz="18" w:space="8" w:color="3B1041"/>
@@ -1626,17 +2098,29 @@
         <w:spacing w:before="30" w:after="30"/>
       </w:pPr>
       <w:r>
-        <w:t>Hi {attendee}, can you review the draft Q4 onboarding plan and send me your top 3 changes by Thursday EOD? Focus especially on first-week scheduling and the benefits-enrollment reminder. Thanks, Avery</w:t>
-      </w:r>
-    </w:p>
+        <w:t xml:space="preserve">Hi {attendee}, can you review the draft Q4 onboarding plan and send me your top 3 changes by</w:t>
+      </w:r>
+      <w:r>
+        <w:t xml:space="preserve"> </w:t>
+      </w:r>
+      <w:r>
+        <w:t xml:space="preserve">Thursday EOD? Focus especially on first-week scheduling and the benefits-enrollment reminder.</w:t>
+      </w:r>
+      <w:r>
+        <w:t xml:space="preserve"> </w:t>
+      </w:r>
+      <w:r>
+        <w:t xml:space="preserve">Thanks, Avery</w:t>
+      </w:r>
+    </w:p>
+    <w:bookmarkEnd w:id="20"/>
+    <w:bookmarkStart w:id="21" w:name="X72754a78942f824179cdd83999cf14eabc78079"/>
     <w:p>
       <w:pPr>
         <w:pStyle w:val="Heading3"/>
       </w:pPr>
-      <w:bookmarkStart w:id="9" w:name="X72754a78942f824179cdd83999cf14eabc78079"/>
-      <w:bookmarkEnd w:id="8"/>
-      <w:r>
-        <w:t>2. Urgent payroll issue (urgent; high importance)</w:t>
+      <w:r>
+        <w:t xml:space="preserve">2. Urgent payroll issue (urgent; high importance)</w:t>
       </w:r>
     </w:p>
     <w:p>
@@ -1644,7 +2128,7 @@
         <w:pStyle w:val="Compact"/>
         <w:numPr>
           <w:ilvl w:val="0"/>
-          <w:numId w:val="6"/>
+          <w:numId w:val="1005"/>
         </w:numPr>
       </w:pPr>
       <w:r>
@@ -1652,27 +2136,33 @@
           <w:b/>
           <w:bCs/>
         </w:rPr>
-        <w:t>From:</w:t>
-      </w:r>
-      <w:r>
-        <w:t xml:space="preserve"> Owen Wright (Support Agent) · </w:t>
-      </w:r>
-      <w:r>
-        <w:rPr>
-          <w:b/>
-          <w:bCs/>
-        </w:rPr>
-        <w:t>Importance:</w:t>
-      </w:r>
-      <w:r>
-        <w:t xml:space="preserve"> </w:t>
-      </w:r>
-      <w:r>
-        <w:rPr>
-          <w:b/>
-          <w:bCs/>
-        </w:rPr>
-        <w:t>High</w:t>
+        <w:t xml:space="preserve">From:</w:t>
+      </w:r>
+      <w:r>
+        <w:t xml:space="preserve"> </w:t>
+      </w:r>
+      <w:r>
+        <w:t xml:space="preserve">Owen Wright (Support Agent) ·</w:t>
+      </w:r>
+      <w:r>
+        <w:t xml:space="preserve"> </w:t>
+      </w:r>
+      <w:r>
+        <w:rPr>
+          <w:b/>
+          <w:bCs/>
+        </w:rPr>
+        <w:t xml:space="preserve">Importance:</w:t>
+      </w:r>
+      <w:r>
+        <w:t xml:space="preserve"> </w:t>
+      </w:r>
+      <w:r>
+        <w:rPr>
+          <w:b/>
+          <w:bCs/>
+        </w:rPr>
+        <w:t xml:space="preserve">High</w:t>
       </w:r>
     </w:p>
     <w:p>
@@ -1680,7 +2170,7 @@
         <w:pStyle w:val="Compact"/>
         <w:numPr>
           <w:ilvl w:val="0"/>
-          <w:numId w:val="6"/>
+          <w:numId w:val="1005"/>
         </w:numPr>
       </w:pPr>
       <w:r>
@@ -1688,10 +2178,13 @@
           <w:b/>
           <w:bCs/>
         </w:rPr>
-        <w:t>Subject:</w:t>
-      </w:r>
-      <w:r>
-        <w:t xml:space="preserve"> URGENT: Payroll correction needed for T-2008</w:t>
+        <w:t xml:space="preserve">Subject:</w:t>
+      </w:r>
+      <w:r>
+        <w:t xml:space="preserve"> </w:t>
+      </w:r>
+      <w:r>
+        <w:t xml:space="preserve">URGENT: Payroll correction needed for T-2008</w:t>
       </w:r>
     </w:p>
     <w:p>
@@ -1699,7 +2192,7 @@
         <w:pStyle w:val="Compact"/>
         <w:numPr>
           <w:ilvl w:val="0"/>
-          <w:numId w:val="6"/>
+          <w:numId w:val="1005"/>
         </w:numPr>
       </w:pPr>
       <w:r>
@@ -1707,14 +2200,14 @@
           <w:b/>
           <w:bCs/>
         </w:rPr>
-        <w:t>Body:</w:t>
+        <w:t xml:space="preserve">Body:</w:t>
       </w:r>
     </w:p>
     <w:p>
       <w:pPr>
         <w:numPr>
           <w:ilvl w:val="0"/>
-          <w:numId w:val="1"/>
+          <w:numId w:val="1000"/>
         </w:numPr>
         <w:pBdr>
           <w:left w:val="single" w:sz="18" w:space="8" w:color="3B1041"/>
@@ -1723,17 +2216,23 @@
         <w:spacing w:before="30" w:after="30"/>
       </w:pPr>
       <w:r>
-        <w:t>Hi, my overtime hours from last pay period are still missing from my paycheck (ticket T-2008). Rent is due Friday. Can someone confirm today when this will be corrected? Thank you, Owen</w:t>
-      </w:r>
-    </w:p>
+        <w:t xml:space="preserve">Hi, my overtime hours from last pay period are still missing from my paycheck (ticket T-2008).</w:t>
+      </w:r>
+      <w:r>
+        <w:t xml:space="preserve"> </w:t>
+      </w:r>
+      <w:r>
+        <w:t xml:space="preserve">Rent is due Friday. Can someone confirm today when this will be corrected? Thank you, Owen</w:t>
+      </w:r>
+    </w:p>
+    <w:bookmarkEnd w:id="21"/>
+    <w:bookmarkStart w:id="22" w:name="X43a3e070f1a654098a874fce35f76b287732823"/>
     <w:p>
       <w:pPr>
         <w:pStyle w:val="Heading3"/>
       </w:pPr>
-      <w:bookmarkStart w:id="10" w:name="X43a3e070f1a654098a874fce35f76b287732823"/>
-      <w:bookmarkEnd w:id="9"/>
-      <w:r>
-        <w:t>3. Newsletter (background noise)</w:t>
+      <w:r>
+        <w:t xml:space="preserve">3. Newsletter (background noise)</w:t>
       </w:r>
     </w:p>
     <w:p>
@@ -1741,7 +2240,7 @@
         <w:pStyle w:val="Compact"/>
         <w:numPr>
           <w:ilvl w:val="0"/>
-          <w:numId w:val="7"/>
+          <w:numId w:val="1006"/>
         </w:numPr>
       </w:pPr>
       <w:r>
@@ -1749,20 +2248,29 @@
           <w:b/>
           <w:bCs/>
         </w:rPr>
-        <w:t>From:</w:t>
-      </w:r>
-      <w:r>
-        <w:t xml:space="preserve"> Zava Communications · </w:t>
-      </w:r>
-      <w:r>
-        <w:rPr>
-          <w:b/>
-          <w:bCs/>
-        </w:rPr>
-        <w:t>Importance:</w:t>
-      </w:r>
-      <w:r>
-        <w:t xml:space="preserve"> Low</w:t>
+        <w:t xml:space="preserve">From:</w:t>
+      </w:r>
+      <w:r>
+        <w:t xml:space="preserve"> </w:t>
+      </w:r>
+      <w:r>
+        <w:t xml:space="preserve">Zava Communications ·</w:t>
+      </w:r>
+      <w:r>
+        <w:t xml:space="preserve"> </w:t>
+      </w:r>
+      <w:r>
+        <w:rPr>
+          <w:b/>
+          <w:bCs/>
+        </w:rPr>
+        <w:t xml:space="preserve">Importance:</w:t>
+      </w:r>
+      <w:r>
+        <w:t xml:space="preserve"> </w:t>
+      </w:r>
+      <w:r>
+        <w:t xml:space="preserve">Low</w:t>
       </w:r>
     </w:p>
     <w:p>
@@ -1770,7 +2278,7 @@
         <w:pStyle w:val="Compact"/>
         <w:numPr>
           <w:ilvl w:val="0"/>
-          <w:numId w:val="7"/>
+          <w:numId w:val="1006"/>
         </w:numPr>
       </w:pPr>
       <w:r>
@@ -1778,10 +2286,13 @@
           <w:b/>
           <w:bCs/>
         </w:rPr>
-        <w:t>Subject:</w:t>
-      </w:r>
-      <w:r>
-        <w:t xml:space="preserve"> Zava Weekly: Office updates &amp; wellness tips</w:t>
+        <w:t xml:space="preserve">Subject:</w:t>
+      </w:r>
+      <w:r>
+        <w:t xml:space="preserve"> </w:t>
+      </w:r>
+      <w:r>
+        <w:t xml:space="preserve">Zava Weekly: Office updates &amp; wellness tips</w:t>
       </w:r>
     </w:p>
     <w:p>
@@ -1789,7 +2300,7 @@
         <w:pStyle w:val="Compact"/>
         <w:numPr>
           <w:ilvl w:val="0"/>
-          <w:numId w:val="7"/>
+          <w:numId w:val="1006"/>
         </w:numPr>
       </w:pPr>
       <w:r>
@@ -1797,14 +2308,14 @@
           <w:b/>
           <w:bCs/>
         </w:rPr>
-        <w:t>Body:</w:t>
+        <w:t xml:space="preserve">Body:</w:t>
       </w:r>
     </w:p>
     <w:p>
       <w:pPr>
         <w:numPr>
           <w:ilvl w:val="0"/>
-          <w:numId w:val="1"/>
+          <w:numId w:val="1000"/>
         </w:numPr>
         <w:pBdr>
           <w:left w:val="single" w:sz="18" w:space="8" w:color="3B1041"/>
@@ -1813,17 +2324,29 @@
         <w:spacing w:before="30" w:after="30"/>
       </w:pPr>
       <w:r>
-        <w:t>This week at Zava: the Seattle office café reopens Monday; October wellness challenge sign-ups are open ($50/month wellness stipend reminder); Tuesday and Thursday remain anchor days; and a reminder that open enrollment is in November. Have a great week!</w:t>
-      </w:r>
-    </w:p>
+        <w:t xml:space="preserve">This week at Zava: the Seattle office café reopens Monday; October wellness challenge sign-ups are</w:t>
+      </w:r>
+      <w:r>
+        <w:t xml:space="preserve"> </w:t>
+      </w:r>
+      <w:r>
+        <w:t xml:space="preserve">open ($50/month wellness stipend reminder); Tuesday and Thursday remain anchor days; and a reminder</w:t>
+      </w:r>
+      <w:r>
+        <w:t xml:space="preserve"> </w:t>
+      </w:r>
+      <w:r>
+        <w:t xml:space="preserve">that open enrollment is in November. Have a great week!</w:t>
+      </w:r>
+    </w:p>
+    <w:bookmarkEnd w:id="22"/>
+    <w:bookmarkStart w:id="23" w:name="Xffc1534eac5d19b8668820eeb401ed3a590ea5c"/>
     <w:p>
       <w:pPr>
         <w:pStyle w:val="Heading3"/>
       </w:pPr>
-      <w:bookmarkStart w:id="11" w:name="Xffc1534eac5d19b8668820eeb401ed3a590ea5c"/>
-      <w:bookmarkEnd w:id="10"/>
-      <w:r>
-        <w:t>4. Meeting invite (send as an accepted meeting)</w:t>
+      <w:r>
+        <w:t xml:space="preserve">4. Meeting invite (send as an accepted meeting)</w:t>
       </w:r>
     </w:p>
     <w:p>
@@ -1831,7 +2354,7 @@
         <w:pStyle w:val="Compact"/>
         <w:numPr>
           <w:ilvl w:val="0"/>
-          <w:numId w:val="8"/>
+          <w:numId w:val="1007"/>
         </w:numPr>
       </w:pPr>
       <w:r>
@@ -1839,20 +2362,29 @@
           <w:b/>
           <w:bCs/>
         </w:rPr>
-        <w:t>Type:</w:t>
-      </w:r>
-      <w:r>
-        <w:t xml:space="preserve"> Meeting request · </w:t>
-      </w:r>
-      <w:r>
-        <w:rPr>
-          <w:b/>
-          <w:bCs/>
-        </w:rPr>
-        <w:t>From:</w:t>
-      </w:r>
-      <w:r>
-        <w:t xml:space="preserve"> Avery Quinn</w:t>
+        <w:t xml:space="preserve">Type:</w:t>
+      </w:r>
+      <w:r>
+        <w:t xml:space="preserve"> </w:t>
+      </w:r>
+      <w:r>
+        <w:t xml:space="preserve">Meeting request ·</w:t>
+      </w:r>
+      <w:r>
+        <w:t xml:space="preserve"> </w:t>
+      </w:r>
+      <w:r>
+        <w:rPr>
+          <w:b/>
+          <w:bCs/>
+        </w:rPr>
+        <w:t xml:space="preserve">From:</w:t>
+      </w:r>
+      <w:r>
+        <w:t xml:space="preserve"> </w:t>
+      </w:r>
+      <w:r>
+        <w:t xml:space="preserve">Avery Quinn</w:t>
       </w:r>
     </w:p>
     <w:p>
@@ -1860,7 +2392,7 @@
         <w:pStyle w:val="Compact"/>
         <w:numPr>
           <w:ilvl w:val="0"/>
-          <w:numId w:val="8"/>
+          <w:numId w:val="1007"/>
         </w:numPr>
       </w:pPr>
       <w:r>
@@ -1868,10 +2400,13 @@
           <w:b/>
           <w:bCs/>
         </w:rPr>
-        <w:t>Subject:</w:t>
-      </w:r>
-      <w:r>
-        <w:t xml:space="preserve"> Benefits Open Enrollment Kickoff</w:t>
+        <w:t xml:space="preserve">Subject:</w:t>
+      </w:r>
+      <w:r>
+        <w:t xml:space="preserve"> </w:t>
+      </w:r>
+      <w:r>
+        <w:t xml:space="preserve">Benefits Open Enrollment Kickoff</w:t>
       </w:r>
     </w:p>
     <w:p>
@@ -1879,7 +2414,7 @@
         <w:pStyle w:val="Compact"/>
         <w:numPr>
           <w:ilvl w:val="0"/>
-          <w:numId w:val="8"/>
+          <w:numId w:val="1007"/>
         </w:numPr>
       </w:pPr>
       <w:r>
@@ -1887,20 +2422,29 @@
           <w:b/>
           <w:bCs/>
         </w:rPr>
-        <w:t>When:</w:t>
-      </w:r>
-      <w:r>
-        <w:t xml:space="preserve"> {Wednesday}, 2:00–2:30 PM · </w:t>
-      </w:r>
-      <w:r>
-        <w:rPr>
-          <w:b/>
-          <w:bCs/>
-        </w:rPr>
-        <w:t>Teams meeting:</w:t>
-      </w:r>
-      <w:r>
-        <w:t xml:space="preserve"> yes</w:t>
+        <w:t xml:space="preserve">When:</w:t>
+      </w:r>
+      <w:r>
+        <w:t xml:space="preserve"> </w:t>
+      </w:r>
+      <w:r>
+        <w:t xml:space="preserve">{Wednesday}, 2:00–2:30 PM ·</w:t>
+      </w:r>
+      <w:r>
+        <w:t xml:space="preserve"> </w:t>
+      </w:r>
+      <w:r>
+        <w:rPr>
+          <w:b/>
+          <w:bCs/>
+        </w:rPr>
+        <w:t xml:space="preserve">Teams meeting:</w:t>
+      </w:r>
+      <w:r>
+        <w:t xml:space="preserve"> </w:t>
+      </w:r>
+      <w:r>
+        <w:t xml:space="preserve">yes</w:t>
       </w:r>
     </w:p>
     <w:p>
@@ -1908,7 +2452,7 @@
         <w:pStyle w:val="Compact"/>
         <w:numPr>
           <w:ilvl w:val="0"/>
-          <w:numId w:val="8"/>
+          <w:numId w:val="1007"/>
         </w:numPr>
       </w:pPr>
       <w:r>
@@ -1916,14 +2460,14 @@
           <w:b/>
           <w:bCs/>
         </w:rPr>
-        <w:t>Body:</w:t>
+        <w:t xml:space="preserve">Body:</w:t>
       </w:r>
     </w:p>
     <w:p>
       <w:pPr>
         <w:numPr>
           <w:ilvl w:val="0"/>
-          <w:numId w:val="1"/>
+          <w:numId w:val="1000"/>
         </w:numPr>
         <w:pBdr>
           <w:left w:val="single" w:sz="18" w:space="8" w:color="3B1041"/>
@@ -1932,17 +2476,17 @@
         <w:spacing w:before="30" w:after="30"/>
       </w:pPr>
       <w:r>
-        <w:t>Kickoff for November open enrollment planning: timeline, comms plan, and FAQ owners.</w:t>
-      </w:r>
-    </w:p>
+        <w:t xml:space="preserve">Kickoff for November open enrollment planning: timeline, comms plan, and FAQ owners.</w:t>
+      </w:r>
+    </w:p>
+    <w:bookmarkEnd w:id="23"/>
+    <w:bookmarkStart w:id="24" w:name="X3eac291a22dbbccd31813934769ec24162b92d2"/>
     <w:p>
       <w:pPr>
         <w:pStyle w:val="Heading3"/>
       </w:pPr>
-      <w:bookmarkStart w:id="12" w:name="X3eac291a22dbbccd31813934769ec24162b92d2"/>
-      <w:bookmarkEnd w:id="11"/>
-      <w:r>
-        <w:t>5. Employee question (waiting on a reply)</w:t>
+      <w:r>
+        <w:t xml:space="preserve">5. Employee question (waiting on a reply)</w:t>
       </w:r>
     </w:p>
     <w:p>
@@ -1950,7 +2494,7 @@
         <w:pStyle w:val="Compact"/>
         <w:numPr>
           <w:ilvl w:val="0"/>
-          <w:numId w:val="9"/>
+          <w:numId w:val="1008"/>
         </w:numPr>
       </w:pPr>
       <w:r>
@@ -1958,20 +2502,29 @@
           <w:b/>
           <w:bCs/>
         </w:rPr>
-        <w:t>From:</w:t>
-      </w:r>
-      <w:r>
-        <w:t xml:space="preserve"> Dana Kim (Sales Development Rep) · </w:t>
-      </w:r>
-      <w:r>
-        <w:rPr>
-          <w:b/>
-          <w:bCs/>
-        </w:rPr>
-        <w:t>Importance:</w:t>
-      </w:r>
-      <w:r>
-        <w:t xml:space="preserve"> Normal</w:t>
+        <w:t xml:space="preserve">From:</w:t>
+      </w:r>
+      <w:r>
+        <w:t xml:space="preserve"> </w:t>
+      </w:r>
+      <w:r>
+        <w:t xml:space="preserve">Dana Kim (Sales Development Rep) ·</w:t>
+      </w:r>
+      <w:r>
+        <w:t xml:space="preserve"> </w:t>
+      </w:r>
+      <w:r>
+        <w:rPr>
+          <w:b/>
+          <w:bCs/>
+        </w:rPr>
+        <w:t xml:space="preserve">Importance:</w:t>
+      </w:r>
+      <w:r>
+        <w:t xml:space="preserve"> </w:t>
+      </w:r>
+      <w:r>
+        <w:t xml:space="preserve">Normal</w:t>
       </w:r>
     </w:p>
     <w:p>
@@ -1979,7 +2532,7 @@
         <w:pStyle w:val="Compact"/>
         <w:numPr>
           <w:ilvl w:val="0"/>
-          <w:numId w:val="9"/>
+          <w:numId w:val="1008"/>
         </w:numPr>
       </w:pPr>
       <w:r>
@@ -1987,10 +2540,13 @@
           <w:b/>
           <w:bCs/>
         </w:rPr>
-        <w:t>Subject:</w:t>
-      </w:r>
-      <w:r>
-        <w:t xml:space="preserve"> Quick question about the training budget</w:t>
+        <w:t xml:space="preserve">Subject:</w:t>
+      </w:r>
+      <w:r>
+        <w:t xml:space="preserve"> </w:t>
+      </w:r>
+      <w:r>
+        <w:t xml:space="preserve">Quick question about the training budget</w:t>
       </w:r>
     </w:p>
     <w:p>
@@ -1998,7 +2554,7 @@
         <w:pStyle w:val="Compact"/>
         <w:numPr>
           <w:ilvl w:val="0"/>
-          <w:numId w:val="9"/>
+          <w:numId w:val="1008"/>
         </w:numPr>
       </w:pPr>
       <w:r>
@@ -2006,14 +2562,14 @@
           <w:b/>
           <w:bCs/>
         </w:rPr>
-        <w:t>Body:</w:t>
+        <w:t xml:space="preserve">Body:</w:t>
       </w:r>
     </w:p>
     <w:p>
       <w:pPr>
         <w:numPr>
           <w:ilvl w:val="0"/>
-          <w:numId w:val="1"/>
+          <w:numId w:val="1000"/>
         </w:numPr>
         <w:pBdr>
           <w:left w:val="single" w:sz="18" w:space="8" w:color="3B1041"/>
@@ -2022,17 +2578,23 @@
         <w:spacing w:before="30" w:after="30"/>
       </w:pPr>
       <w:r>
-        <w:t>Hi HR team, can I use my training budget for a sales conference in December? How much is left for this year, and what do I need to submit? Thanks! Dana</w:t>
-      </w:r>
-    </w:p>
+        <w:t xml:space="preserve">Hi HR team, can I use my training budget for a sales conference in December? How much is left for</w:t>
+      </w:r>
+      <w:r>
+        <w:t xml:space="preserve"> </w:t>
+      </w:r>
+      <w:r>
+        <w:t xml:space="preserve">this year, and what do I need to submit? Thanks! Dana</w:t>
+      </w:r>
+    </w:p>
+    <w:bookmarkEnd w:id="24"/>
+    <w:bookmarkStart w:id="25" w:name="X799af4f9a12e9b877afbbd381ef619f8f426af9"/>
     <w:p>
       <w:pPr>
         <w:pStyle w:val="Heading3"/>
       </w:pPr>
-      <w:bookmarkStart w:id="13" w:name="X799af4f9a12e9b877afbbd381ef619f8f426af9"/>
-      <w:bookmarkEnd w:id="12"/>
-      <w:r>
-        <w:t>6. FYI update (background noise)</w:t>
+      <w:r>
+        <w:t xml:space="preserve">6. FYI update (background noise)</w:t>
       </w:r>
     </w:p>
     <w:p>
@@ -2040,7 +2602,7 @@
         <w:pStyle w:val="Compact"/>
         <w:numPr>
           <w:ilvl w:val="0"/>
-          <w:numId w:val="10"/>
+          <w:numId w:val="1009"/>
         </w:numPr>
       </w:pPr>
       <w:r>
@@ -2048,20 +2610,29 @@
           <w:b/>
           <w:bCs/>
         </w:rPr>
-        <w:t>From:</w:t>
-      </w:r>
-      <w:r>
-        <w:t xml:space="preserve"> Zava Communications · </w:t>
-      </w:r>
-      <w:r>
-        <w:rPr>
-          <w:b/>
-          <w:bCs/>
-        </w:rPr>
-        <w:t>Importance:</w:t>
-      </w:r>
-      <w:r>
-        <w:t xml:space="preserve"> Normal</w:t>
+        <w:t xml:space="preserve">From:</w:t>
+      </w:r>
+      <w:r>
+        <w:t xml:space="preserve"> </w:t>
+      </w:r>
+      <w:r>
+        <w:t xml:space="preserve">Zava Communications ·</w:t>
+      </w:r>
+      <w:r>
+        <w:t xml:space="preserve"> </w:t>
+      </w:r>
+      <w:r>
+        <w:rPr>
+          <w:b/>
+          <w:bCs/>
+        </w:rPr>
+        <w:t xml:space="preserve">Importance:</w:t>
+      </w:r>
+      <w:r>
+        <w:t xml:space="preserve"> </w:t>
+      </w:r>
+      <w:r>
+        <w:t xml:space="preserve">Normal</w:t>
       </w:r>
     </w:p>
     <w:p>
@@ -2069,7 +2640,7 @@
         <w:pStyle w:val="Compact"/>
         <w:numPr>
           <w:ilvl w:val="0"/>
-          <w:numId w:val="10"/>
+          <w:numId w:val="1009"/>
         </w:numPr>
       </w:pPr>
       <w:r>
@@ -2077,13 +2648,13 @@
           <w:b/>
           <w:bCs/>
         </w:rPr>
-        <w:t>Subject:</w:t>
-      </w:r>
-      <w:r>
-        <w:t xml:space="preserve"> </w:t>
-      </w:r>
-      <w:r>
-        <w:t>FYI: Updated remote work FAQ posted</w:t>
+        <w:t xml:space="preserve">Subject:</w:t>
+      </w:r>
+      <w:r>
+        <w:t xml:space="preserve"> </w:t>
+      </w:r>
+      <w:r>
+        <w:t xml:space="preserve">FYI: Updated remote work FAQ posted</w:t>
       </w:r>
     </w:p>
     <w:p>
@@ -2091,7 +2662,7 @@
         <w:pStyle w:val="Compact"/>
         <w:numPr>
           <w:ilvl w:val="0"/>
-          <w:numId w:val="10"/>
+          <w:numId w:val="1009"/>
         </w:numPr>
       </w:pPr>
       <w:r>
@@ -2099,15 +2670,14 @@
           <w:b/>
           <w:bCs/>
         </w:rPr>
-        <w:lastRenderedPageBreak/>
-        <w:t>Body:</w:t>
+        <w:t xml:space="preserve">Body:</w:t>
       </w:r>
     </w:p>
     <w:p>
       <w:pPr>
         <w:numPr>
           <w:ilvl w:val="0"/>
-          <w:numId w:val="1"/>
+          <w:numId w:val="1000"/>
         </w:numPr>
         <w:pBdr>
           <w:left w:val="single" w:sz="18" w:space="8" w:color="3B1041"/>
@@ -2116,17 +2686,23 @@
         <w:spacing w:before="30" w:after="30"/>
       </w:pPr>
       <w:r>
-        <w:t>FYI: the remote-work FAQ on the HR portal has been updated with the fully-remote approval process (VP approval plus a signed agreement) and the $300 home-office stipend details. No action needed.</w:t>
-      </w:r>
-    </w:p>
+        <w:t xml:space="preserve">FYI: the remote-work FAQ on the HR portal has been updated with the fully-remote approval process</w:t>
+      </w:r>
+      <w:r>
+        <w:t xml:space="preserve"> </w:t>
+      </w:r>
+      <w:r>
+        <w:t xml:space="preserve">(VP approval plus a signed agreement) and the $300 home-office stipend details. No action needed.</w:t>
+      </w:r>
+    </w:p>
+    <w:bookmarkEnd w:id="25"/>
+    <w:bookmarkStart w:id="26" w:name="X143f97e7d4817e53f064214074f9d3541e0dab8"/>
     <w:p>
       <w:pPr>
         <w:pStyle w:val="Heading3"/>
       </w:pPr>
-      <w:bookmarkStart w:id="14" w:name="X143f97e7d4817e53f064214074f9d3541e0dab8"/>
-      <w:bookmarkEnd w:id="13"/>
-      <w:r>
-        <w:t>7. Recruiting thread (a decision waiting on you)</w:t>
+      <w:r>
+        <w:t xml:space="preserve">7. Recruiting thread (a decision waiting on you)</w:t>
       </w:r>
     </w:p>
     <w:p>
@@ -2134,7 +2710,7 @@
         <w:pStyle w:val="Compact"/>
         <w:numPr>
           <w:ilvl w:val="0"/>
-          <w:numId w:val="11"/>
+          <w:numId w:val="1010"/>
         </w:numPr>
       </w:pPr>
       <w:r>
@@ -2142,20 +2718,29 @@
           <w:b/>
           <w:bCs/>
         </w:rPr>
-        <w:t>From:</w:t>
-      </w:r>
-      <w:r>
-        <w:t xml:space="preserve"> Hana Suzuki (Recruiter) · </w:t>
-      </w:r>
-      <w:r>
-        <w:rPr>
-          <w:b/>
-          <w:bCs/>
-        </w:rPr>
-        <w:t>Importance:</w:t>
-      </w:r>
-      <w:r>
-        <w:t xml:space="preserve"> Normal</w:t>
+        <w:t xml:space="preserve">From:</w:t>
+      </w:r>
+      <w:r>
+        <w:t xml:space="preserve"> </w:t>
+      </w:r>
+      <w:r>
+        <w:t xml:space="preserve">Hana Suzuki (Recruiter) ·</w:t>
+      </w:r>
+      <w:r>
+        <w:t xml:space="preserve"> </w:t>
+      </w:r>
+      <w:r>
+        <w:rPr>
+          <w:b/>
+          <w:bCs/>
+        </w:rPr>
+        <w:t xml:space="preserve">Importance:</w:t>
+      </w:r>
+      <w:r>
+        <w:t xml:space="preserve"> </w:t>
+      </w:r>
+      <w:r>
+        <w:t xml:space="preserve">Normal</w:t>
       </w:r>
     </w:p>
     <w:p>
@@ -2163,7 +2748,7 @@
         <w:pStyle w:val="Compact"/>
         <w:numPr>
           <w:ilvl w:val="0"/>
-          <w:numId w:val="11"/>
+          <w:numId w:val="1010"/>
         </w:numPr>
       </w:pPr>
       <w:r>
@@ -2171,10 +2756,13 @@
           <w:b/>
           <w:bCs/>
         </w:rPr>
-        <w:t>Subject:</w:t>
-      </w:r>
-      <w:r>
-        <w:t xml:space="preserve"> Re: Interview panel for HR Coordinator</w:t>
+        <w:t xml:space="preserve">Subject:</w:t>
+      </w:r>
+      <w:r>
+        <w:t xml:space="preserve"> </w:t>
+      </w:r>
+      <w:r>
+        <w:t xml:space="preserve">Re: Interview panel for HR Coordinator</w:t>
       </w:r>
     </w:p>
     <w:p>
@@ -2182,7 +2770,7 @@
         <w:pStyle w:val="Compact"/>
         <w:numPr>
           <w:ilvl w:val="0"/>
-          <w:numId w:val="11"/>
+          <w:numId w:val="1010"/>
         </w:numPr>
       </w:pPr>
       <w:r>
@@ -2190,14 +2778,14 @@
           <w:b/>
           <w:bCs/>
         </w:rPr>
-        <w:t>Body:</w:t>
+        <w:t xml:space="preserve">Body:</w:t>
       </w:r>
     </w:p>
     <w:p>
       <w:pPr>
         <w:numPr>
           <w:ilvl w:val="0"/>
-          <w:numId w:val="1"/>
+          <w:numId w:val="1000"/>
         </w:numPr>
         <w:pBdr>
           <w:left w:val="single" w:sz="18" w:space="8" w:color="3B1041"/>
@@ -2206,34 +2794,38 @@
         <w:spacing w:before="30" w:after="30"/>
       </w:pPr>
       <w:r>
-        <w:t xml:space="preserve">Hi {attendee}, can you join the HR Coordinator interview panel on {Friday} at 10:00? If not, who </w:t>
-      </w:r>
-      <w:r>
-        <w:t>should I ask instead? I'll send the scorecard once the panel is confirmed. — Hana</w:t>
-      </w:r>
-    </w:p>
-    <w:p>
-      <w:r>
-        <w:pict w14:anchorId="052DD37B">
-          <v:rect id="_x0000_i1026" style="width:0;height:1.5pt" o:hralign="center" o:hrstd="t" o:hr="t"/>
+        <w:t xml:space="preserve">Hi {attendee}, can you join the HR Coordinator interview panel on {Friday} at 10:00? If not, who</w:t>
+      </w:r>
+      <w:r>
+        <w:t xml:space="preserve"> </w:t>
+      </w:r>
+      <w:r>
+        <w:t xml:space="preserve">should I ask instead? I'll send the scorecard once the panel is confirmed. — Hana</w:t>
+      </w:r>
+    </w:p>
+    <w:p>
+      <w:r>
+        <w:pict>
+          <v:rect style="width:0;height:1.5pt" o:hralign="center" o:hrstd="t" o:hr="t"/>
         </w:pict>
       </w:r>
     </w:p>
+    <w:bookmarkEnd w:id="26"/>
+    <w:bookmarkEnd w:id="27"/>
+    <w:bookmarkStart w:id="28" w:name="b-calendar-events-3"/>
     <w:p>
       <w:pPr>
         <w:pStyle w:val="Heading2"/>
       </w:pPr>
-      <w:bookmarkStart w:id="15" w:name="b-calendar-events-3"/>
-      <w:bookmarkEnd w:id="7"/>
-      <w:bookmarkEnd w:id="14"/>
-      <w:r>
-        <w:t>B. Calendar events (3)</w:t>
+      <w:r>
+        <w:t xml:space="preserve">B. Calendar events (3)</w:t>
       </w:r>
     </w:p>
     <w:tbl>
       <w:tblPr>
         <w:tblStyle w:val="Table"/>
-        <w:tblW w:w="0" w:type="auto"/>
+        <w:tblW w:type="auto" w:w="0"/>
+        <w:tblLook w:firstRow="1" w:lastRow="0" w:firstColumn="0" w:lastColumn="0" w:noHBand="0" w:noVBand="0" w:val="0020"/>
         <w:tblBorders>
           <w:top w:val="single" w:sz="4" w:space="0" w:color="D1D1D1"/>
           <w:left w:val="single" w:sz="4" w:space="0" w:color="D1D1D1"/>
@@ -2248,215 +2840,201 @@
           <w:bottom w:w="40" w:type="dxa"/>
           <w:right w:w="90" w:type="dxa"/>
         </w:tblCellMar>
-        <w:tblLook w:val="0020" w:firstRow="1" w:lastRow="0" w:firstColumn="0" w:lastColumn="0" w:noHBand="0" w:noVBand="0"/>
       </w:tblPr>
       <w:tblGrid>
-        <w:gridCol w:w="293"/>
-        <w:gridCol w:w="2805"/>
-        <w:gridCol w:w="2023"/>
-        <w:gridCol w:w="4851"/>
+        <w:gridCol w:w="1980"/>
+        <w:gridCol w:w="1980"/>
+        <w:gridCol w:w="1980"/>
+        <w:gridCol w:w="1980"/>
       </w:tblGrid>
       <w:tr>
         <w:trPr>
-          <w:cnfStyle w:val="100000000000" w:firstRow="1" w:lastRow="0" w:firstColumn="0" w:lastColumn="0" w:oddVBand="0" w:evenVBand="0" w:oddHBand="0" w:evenHBand="0" w:firstRowFirstColumn="0" w:firstRowLastColumn="0" w:lastRowFirstColumn="0" w:lastRowLastColumn="0"/>
-          <w:tblHeader/>
+          <w:tblHeader w:val="on"/>
         </w:trPr>
         <w:tc>
           <w:tcPr>
-            <w:tcW w:w="0" w:type="auto"/>
             <w:shd w:val="clear" w:color="auto" w:fill="F3E5FD"/>
           </w:tcPr>
           <w:p>
             <w:pPr>
               <w:pStyle w:val="Compact"/>
-              <w:spacing w:before="20" w:after="20"/>
+              <w:spacing w:after="20" w:before="20"/>
             </w:pPr>
             <w:r>
               <w:rPr>
                 <w:b/>
                 <w:sz w:val="19"/>
               </w:rPr>
-              <w:t>#</w:t>
+              <w:t xml:space="preserve">#</w:t>
             </w:r>
           </w:p>
         </w:tc>
         <w:tc>
           <w:tcPr>
-            <w:tcW w:w="0" w:type="auto"/>
             <w:shd w:val="clear" w:color="auto" w:fill="F3E5FD"/>
           </w:tcPr>
           <w:p>
             <w:pPr>
               <w:pStyle w:val="Compact"/>
-              <w:spacing w:before="20" w:after="20"/>
+              <w:spacing w:after="20" w:before="20"/>
             </w:pPr>
             <w:r>
               <w:rPr>
                 <w:b/>
                 <w:sz w:val="19"/>
               </w:rPr>
-              <w:t>Title</w:t>
+              <w:t xml:space="preserve">Title</w:t>
             </w:r>
           </w:p>
         </w:tc>
         <w:tc>
           <w:tcPr>
-            <w:tcW w:w="0" w:type="auto"/>
             <w:shd w:val="clear" w:color="auto" w:fill="F3E5FD"/>
           </w:tcPr>
           <w:p>
             <w:pPr>
               <w:pStyle w:val="Compact"/>
-              <w:spacing w:before="20" w:after="20"/>
+              <w:spacing w:after="20" w:before="20"/>
             </w:pPr>
             <w:r>
               <w:rPr>
                 <w:b/>
                 <w:sz w:val="19"/>
               </w:rPr>
-              <w:t>When</w:t>
+              <w:t xml:space="preserve">When</w:t>
             </w:r>
           </w:p>
         </w:tc>
         <w:tc>
           <w:tcPr>
-            <w:tcW w:w="0" w:type="auto"/>
             <w:shd w:val="clear" w:color="auto" w:fill="F3E5FD"/>
           </w:tcPr>
           <w:p>
             <w:pPr>
               <w:pStyle w:val="Compact"/>
-              <w:spacing w:before="20" w:after="20"/>
+              <w:spacing w:after="20" w:before="20"/>
             </w:pPr>
             <w:r>
               <w:rPr>
                 <w:b/>
                 <w:sz w:val="19"/>
               </w:rPr>
-              <w:t>Notes</w:t>
+              <w:t xml:space="preserve">Notes</w:t>
             </w:r>
           </w:p>
         </w:tc>
       </w:tr>
       <w:tr>
         <w:tc>
-          <w:tcPr>
-            <w:tcW w:w="0" w:type="auto"/>
-          </w:tcPr>
+          <w:tcPr/>
           <w:p>
             <w:pPr>
               <w:pStyle w:val="Compact"/>
-              <w:spacing w:before="20" w:after="20"/>
+              <w:spacing w:after="20" w:before="20"/>
             </w:pPr>
             <w:r>
               <w:rPr>
                 <w:sz w:val="19"/>
               </w:rPr>
-              <w:t>1</w:t>
+              <w:t xml:space="preserve">1</w:t>
             </w:r>
           </w:p>
         </w:tc>
         <w:tc>
-          <w:tcPr>
-            <w:tcW w:w="0" w:type="auto"/>
-          </w:tcPr>
+          <w:tcPr/>
           <w:p>
             <w:pPr>
               <w:pStyle w:val="Compact"/>
-              <w:spacing w:before="20" w:after="20"/>
+              <w:spacing w:after="20" w:before="20"/>
             </w:pPr>
             <w:r>
               <w:rPr>
                 <w:sz w:val="19"/>
               </w:rPr>
-              <w:t>HR leadership sync</w:t>
+              <w:t xml:space="preserve">HR leadership sync</w:t>
             </w:r>
           </w:p>
         </w:tc>
         <w:tc>
-          <w:tcPr>
-            <w:tcW w:w="0" w:type="auto"/>
-          </w:tcPr>
+          <w:tcPr/>
           <w:p>
             <w:pPr>
               <w:pStyle w:val="Compact"/>
-              <w:spacing w:before="20" w:after="20"/>
+              <w:spacing w:after="20" w:before="20"/>
             </w:pPr>
             <w:r>
               <w:rPr>
                 <w:sz w:val="19"/>
               </w:rPr>
-              <w:t>{Thursday} 10:00–11:00</w:t>
+              <w:t xml:space="preserve">{Thursday} 10:00–11:00</w:t>
             </w:r>
           </w:p>
         </w:tc>
         <w:tc>
-          <w:tcPr>
-            <w:tcW w:w="0" w:type="auto"/>
-          </w:tcPr>
+          <w:tcPr/>
           <w:p>
             <w:pPr>
               <w:pStyle w:val="Compact"/>
-              <w:spacing w:before="20" w:after="20"/>
+              <w:spacing w:after="20" w:before="20"/>
             </w:pPr>
             <w:r>
               <w:rPr>
                 <w:sz w:val="19"/>
               </w:rPr>
-              <w:t>Organizer: Avery Quinn. Agenda: Q4 onboarding plan, T-2008 escalation</w:t>
+              <w:t xml:space="preserve">Organizer: Avery Quinn. Agenda: Q4 onboarding plan, T-2008 escalation</w:t>
             </w:r>
           </w:p>
         </w:tc>
       </w:tr>
       <w:tr>
         <w:tc>
-          <w:tcPr>
-            <w:tcW w:w="0" w:type="auto"/>
-          </w:tcPr>
+          <w:tcPr/>
           <w:p>
             <w:pPr>
               <w:pStyle w:val="Compact"/>
-              <w:spacing w:before="20" w:after="20"/>
+              <w:spacing w:after="20" w:before="20"/>
             </w:pPr>
             <w:r>
               <w:rPr>
                 <w:sz w:val="19"/>
               </w:rPr>
-              <w:t>2</w:t>
+              <w:t xml:space="preserve">2</w:t>
             </w:r>
           </w:p>
         </w:tc>
         <w:tc>
-          <w:tcPr>
-            <w:tcW w:w="0" w:type="auto"/>
-          </w:tcPr>
+          <w:tcPr/>
           <w:p>
             <w:pPr>
               <w:pStyle w:val="Compact"/>
-              <w:spacing w:before="20" w:after="20"/>
+              <w:spacing w:after="20" w:before="20"/>
             </w:pPr>
             <w:r>
               <w:rPr>
                 <w:sz w:val="19"/>
               </w:rPr>
-              <w:t>Candidate interview — HR Coordinator</w:t>
+              <w:t xml:space="preserve">Candidate interview — HR Coordinator</w:t>
             </w:r>
           </w:p>
         </w:tc>
         <w:tc>
-          <w:tcPr>
-            <w:tcW w:w="0" w:type="auto"/>
-          </w:tcPr>
+          <w:tcPr/>
           <w:p>
             <w:pPr>
               <w:pStyle w:val="Compact"/>
-              <w:spacing w:before="20" w:after="20"/>
+              <w:spacing w:after="20" w:before="20"/>
             </w:pPr>
             <w:r>
               <w:rPr>
                 <w:sz w:val="19"/>
               </w:rPr>
-              <w:t xml:space="preserve">{Thursday} </w:t>
+              <w:t xml:space="preserve">{Thursday}</w:t>
+            </w:r>
+            <w:r>
+              <w:rPr>
+                <w:sz w:val="19"/>
+              </w:rPr>
+              <w:t xml:space="preserve"> </w:t>
             </w:r>
             <w:r>
               <w:rPr>
@@ -2464,18 +3042,16 @@
                 <w:bCs/>
                 <w:sz w:val="19"/>
               </w:rPr>
-              <w:t>10:30–11:15</w:t>
+              <w:t xml:space="preserve">10:30–11:15</w:t>
             </w:r>
           </w:p>
         </w:tc>
         <w:tc>
-          <w:tcPr>
-            <w:tcW w:w="0" w:type="auto"/>
-          </w:tcPr>
+          <w:tcPr/>
           <w:p>
             <w:pPr>
               <w:pStyle w:val="Compact"/>
-              <w:spacing w:before="20" w:after="20"/>
+              <w:spacing w:after="20" w:before="20"/>
             </w:pPr>
             <w:r>
               <w:rPr>
@@ -2483,13 +3059,19 @@
                 <w:bCs/>
                 <w:sz w:val="19"/>
               </w:rPr>
-              <w:t>Deliberately overlaps #1</w:t>
-            </w:r>
-            <w:r>
-              <w:rPr>
-                <w:sz w:val="19"/>
-              </w:rPr>
-              <w:t xml:space="preserve">, so the command center should flag a </w:t>
+              <w:t xml:space="preserve">Deliberately overlaps #1</w:t>
+            </w:r>
+            <w:r>
+              <w:rPr>
+                <w:sz w:val="19"/>
+              </w:rPr>
+              <w:t xml:space="preserve">, so the command center should flag a</w:t>
+            </w:r>
+            <w:r>
+              <w:rPr>
+                <w:sz w:val="19"/>
+              </w:rPr>
+              <w:t xml:space="preserve"> </w:t>
             </w:r>
             <w:r>
               <w:rPr>
@@ -2497,77 +3079,69 @@
                 <w:bCs/>
                 <w:sz w:val="19"/>
               </w:rPr>
-              <w:t>conflict</w:t>
+              <w:t xml:space="preserve">conflict</w:t>
             </w:r>
           </w:p>
         </w:tc>
       </w:tr>
       <w:tr>
         <w:tc>
-          <w:tcPr>
-            <w:tcW w:w="0" w:type="auto"/>
-          </w:tcPr>
+          <w:tcPr/>
           <w:p>
             <w:pPr>
               <w:pStyle w:val="Compact"/>
-              <w:spacing w:before="20" w:after="20"/>
+              <w:spacing w:after="20" w:before="20"/>
             </w:pPr>
             <w:r>
               <w:rPr>
                 <w:sz w:val="19"/>
               </w:rPr>
-              <w:t>3</w:t>
+              <w:t xml:space="preserve">3</w:t>
             </w:r>
           </w:p>
         </w:tc>
         <w:tc>
-          <w:tcPr>
-            <w:tcW w:w="0" w:type="auto"/>
-          </w:tcPr>
+          <w:tcPr/>
           <w:p>
             <w:pPr>
               <w:pStyle w:val="Compact"/>
-              <w:spacing w:before="20" w:after="20"/>
+              <w:spacing w:after="20" w:before="20"/>
             </w:pPr>
             <w:r>
               <w:rPr>
                 <w:sz w:val="19"/>
               </w:rPr>
-              <w:t>Benefits Open Enrollment Kickoff</w:t>
+              <w:t xml:space="preserve">Benefits Open Enrollment Kickoff</w:t>
             </w:r>
           </w:p>
         </w:tc>
         <w:tc>
-          <w:tcPr>
-            <w:tcW w:w="0" w:type="auto"/>
-          </w:tcPr>
+          <w:tcPr/>
           <w:p>
             <w:pPr>
               <w:pStyle w:val="Compact"/>
-              <w:spacing w:before="20" w:after="20"/>
+              <w:spacing w:after="20" w:before="20"/>
             </w:pPr>
             <w:r>
               <w:rPr>
                 <w:sz w:val="19"/>
               </w:rPr>
-              <w:t>{Wednesday} 14:00–14:30</w:t>
+              <w:t xml:space="preserve">{Wednesday} 14:00–14:30</w:t>
             </w:r>
           </w:p>
         </w:tc>
         <w:tc>
-          <w:tcPr>
-            <w:tcW w:w="0" w:type="auto"/>
-          </w:tcPr>
+          <w:tcPr/>
           <w:p>
             <w:pPr>
               <w:pStyle w:val="Compact"/>
-              <w:spacing w:before="20" w:after="20"/>
+              <w:spacing w:after="20" w:before="20"/>
             </w:pPr>
             <w:r>
               <w:rPr>
                 <w:sz w:val="19"/>
               </w:rPr>
-              <w:t>Same as email #4; accept it in your demo account's calendar</w:t>
+              <w:t xml:space="preserve">Same as email #4; accept it in your demo account's calendar</w:t>
             </w:r>
           </w:p>
         </w:tc>
@@ -2578,44 +3152,62 @@
         <w:pStyle w:val="BodyText"/>
       </w:pPr>
       <w:r>
-        <w:t xml:space="preserve">Optional: add one </w:t>
-      </w:r>
-      <w:r>
-        <w:rPr>
-          <w:b/>
-          <w:bCs/>
-        </w:rPr>
-        <w:t>declined or quiet</w:t>
-      </w:r>
-      <w:r>
-        <w:t xml:space="preserve"> recurring meeting (e.g., "Monthly engagement survey review", no activity in 6 weeks). It gives the command center's </w:t>
-      </w:r>
-      <w:r>
-        <w:rPr>
-          <w:b/>
-          <w:bCs/>
-        </w:rPr>
-        <w:t>Org pulse</w:t>
-      </w:r>
-      <w:r>
-        <w:t xml:space="preserve"> view a "gone quiet" signal.</w:t>
-      </w:r>
-    </w:p>
-    <w:p>
-      <w:r>
-        <w:pict w14:anchorId="4A16BA19">
-          <v:rect id="_x0000_i1027" style="width:0;height:1.5pt" o:hralign="center" o:hrstd="t" o:hr="t"/>
+        <w:t xml:space="preserve">Optional: add one</w:t>
+      </w:r>
+      <w:r>
+        <w:t xml:space="preserve"> </w:t>
+      </w:r>
+      <w:r>
+        <w:rPr>
+          <w:b/>
+          <w:bCs/>
+        </w:rPr>
+        <w:t xml:space="preserve">declined or quiet</w:t>
+      </w:r>
+      <w:r>
+        <w:t xml:space="preserve"> </w:t>
+      </w:r>
+      <w:r>
+        <w:t xml:space="preserve">recurring meeting (e.g., "Monthly engagement survey review",</w:t>
+      </w:r>
+      <w:r>
+        <w:t xml:space="preserve"> </w:t>
+      </w:r>
+      <w:r>
+        <w:t xml:space="preserve">no activity in 6 weeks). It gives the command center's</w:t>
+      </w:r>
+      <w:r>
+        <w:t xml:space="preserve"> </w:t>
+      </w:r>
+      <w:r>
+        <w:rPr>
+          <w:b/>
+          <w:bCs/>
+        </w:rPr>
+        <w:t xml:space="preserve">Org pulse</w:t>
+      </w:r>
+      <w:r>
+        <w:t xml:space="preserve"> </w:t>
+      </w:r>
+      <w:r>
+        <w:t xml:space="preserve">view a "gone quiet" signal.</w:t>
+      </w:r>
+    </w:p>
+    <w:p>
+      <w:r>
+        <w:pict>
+          <v:rect style="width:0;height:1.5pt" o:hralign="center" o:hrstd="t" o:hr="t"/>
         </w:pict>
       </w:r>
     </w:p>
+    <w:bookmarkEnd w:id="28"/>
+    <w:bookmarkStart w:id="29" w:name="c-teams-chat-optional"/>
     <w:p>
       <w:pPr>
         <w:pStyle w:val="Heading2"/>
       </w:pPr>
-      <w:bookmarkStart w:id="16" w:name="c-teams-chat-optional"/>
-      <w:bookmarkEnd w:id="15"/>
-      <w:r>
-        <w:t>C. Teams chat (optional)</w:t>
+      <w:r>
+        <w:t xml:space="preserve">C. Teams chat (optional)</w:t>
       </w:r>
     </w:p>
     <w:p>
@@ -2623,17 +3215,23 @@
         <w:pStyle w:val="FirstParagraph"/>
       </w:pPr>
       <w:r>
-        <w:t xml:space="preserve">A 1:1 chat from </w:t>
-      </w:r>
-      <w:r>
-        <w:rPr>
-          <w:b/>
-          <w:bCs/>
-        </w:rPr>
-        <w:t>Avery Quinn</w:t>
-      </w:r>
-      <w:r>
-        <w:t xml:space="preserve"> to your demo account:</w:t>
+        <w:t xml:space="preserve">A 1:1 chat from</w:t>
+      </w:r>
+      <w:r>
+        <w:t xml:space="preserve"> </w:t>
+      </w:r>
+      <w:r>
+        <w:rPr>
+          <w:b/>
+          <w:bCs/>
+        </w:rPr>
+        <w:t xml:space="preserve">Avery Quinn</w:t>
+      </w:r>
+      <w:r>
+        <w:t xml:space="preserve"> </w:t>
+      </w:r>
+      <w:r>
+        <w:t xml:space="preserve">to your demo account:</w:t>
       </w:r>
     </w:p>
     <w:p>
@@ -2651,20 +3249,35 @@
           <w:b/>
           <w:bCs/>
         </w:rPr>
-        <w:t>Avery:</w:t>
-      </w:r>
-      <w:r>
-        <w:t xml:space="preserve"> Heads up, payroll says the T-2008 overtime fix may slip to next cycle. Can you own the comms to Owen? </w:t>
-      </w:r>
-      <w:r>
-        <w:rPr>
-          <w:b/>
-          <w:bCs/>
-        </w:rPr>
-        <w:t>Avery:</w:t>
-      </w:r>
-      <w:r>
-        <w:t xml:space="preserve"> Also, still need your Q4 onboarding input by Thursday.</w:t>
+        <w:t xml:space="preserve">Avery:</w:t>
+      </w:r>
+      <w:r>
+        <w:t xml:space="preserve"> </w:t>
+      </w:r>
+      <w:r>
+        <w:t xml:space="preserve">Heads up, payroll says the T-2008 overtime fix may slip to next cycle. Can you own the</w:t>
+      </w:r>
+      <w:r>
+        <w:t xml:space="preserve"> </w:t>
+      </w:r>
+      <w:r>
+        <w:t xml:space="preserve">comms to Owen?</w:t>
+      </w:r>
+      <w:r>
+        <w:t xml:space="preserve"> </w:t>
+      </w:r>
+      <w:r>
+        <w:rPr>
+          <w:b/>
+          <w:bCs/>
+        </w:rPr>
+        <w:t xml:space="preserve">Avery:</w:t>
+      </w:r>
+      <w:r>
+        <w:t xml:space="preserve"> </w:t>
+      </w:r>
+      <w:r>
+        <w:t xml:space="preserve">Also, still need your Q4 onboarding input by Thursday.</w:t>
       </w:r>
     </w:p>
     <w:p>
@@ -2672,47 +3285,70 @@
         <w:pStyle w:val="BodyText"/>
       </w:pPr>
       <w:r>
-        <w:t xml:space="preserve">This gives the command center a </w:t>
-      </w:r>
-      <w:r>
-        <w:rPr>
-          <w:b/>
-          <w:bCs/>
-        </w:rPr>
-        <w:t>decision waiting on you</w:t>
-      </w:r>
-      <w:r>
-        <w:t xml:space="preserve"> </w:t>
-      </w:r>
-      <w:r>
-        <w:t xml:space="preserve">(T-2008 comms) and a </w:t>
-      </w:r>
-      <w:r>
-        <w:rPr>
-          <w:b/>
-          <w:bCs/>
-        </w:rPr>
-        <w:t>commitment with a deadline</w:t>
-      </w:r>
-      <w:r>
-        <w:t xml:space="preserve"> (the Thursday input).</w:t>
-      </w:r>
-    </w:p>
-    <w:p>
-      <w:r>
-        <w:pict w14:anchorId="64EE358F">
-          <v:rect id="_x0000_i1028" style="width:0;height:1.5pt" o:hralign="center" o:hrstd="t" o:hr="t"/>
+        <w:t xml:space="preserve">This gives the command center a</w:t>
+      </w:r>
+      <w:r>
+        <w:t xml:space="preserve"> </w:t>
+      </w:r>
+      <w:r>
+        <w:rPr>
+          <w:b/>
+          <w:bCs/>
+        </w:rPr>
+        <w:t xml:space="preserve">decision waiting on you</w:t>
+      </w:r>
+      <w:r>
+        <w:t xml:space="preserve"> </w:t>
+      </w:r>
+      <w:r>
+        <w:t xml:space="preserve">(T-2008 comms) and a</w:t>
+      </w:r>
+      <w:r>
+        <w:t xml:space="preserve"> </w:t>
+      </w:r>
+      <w:r>
+        <w:rPr>
+          <w:b/>
+          <w:bCs/>
+        </w:rPr>
+        <w:t xml:space="preserve">commitment with a</w:t>
+      </w:r>
+      <w:r>
+        <w:rPr>
+          <w:b/>
+          <w:bCs/>
+        </w:rPr>
+        <w:t xml:space="preserve"> </w:t>
+      </w:r>
+      <w:r>
+        <w:rPr>
+          <w:b/>
+          <w:bCs/>
+        </w:rPr>
+        <w:t xml:space="preserve">deadline</w:t>
+      </w:r>
+      <w:r>
+        <w:t xml:space="preserve"> </w:t>
+      </w:r>
+      <w:r>
+        <w:t xml:space="preserve">(the Thursday input).</w:t>
+      </w:r>
+    </w:p>
+    <w:p>
+      <w:r>
+        <w:pict>
+          <v:rect style="width:0;height:1.5pt" o:hralign="center" o:hrstd="t" o:hr="t"/>
         </w:pict>
       </w:r>
     </w:p>
+    <w:bookmarkEnd w:id="29"/>
+    <w:bookmarkStart w:id="30" w:name="Xd412ca1b1612870fe1f81c320f6de590c87c4b2"/>
     <w:p>
       <w:pPr>
         <w:pStyle w:val="Heading2"/>
       </w:pPr>
-      <w:bookmarkStart w:id="17" w:name="Xabdac43a028571ff972ca2a00d7278ec18b6245"/>
-      <w:bookmarkEnd w:id="16"/>
-      <w:r>
-        <w:t>What Exercise 1 should surface with this seed</w:t>
+      <w:r>
+        <w:t xml:space="preserve">What Exercise 8 should surface with this seed</w:t>
       </w:r>
     </w:p>
     <w:p>
@@ -2720,7 +3356,7 @@
         <w:pStyle w:val="Compact"/>
         <w:numPr>
           <w:ilvl w:val="0"/>
-          <w:numId w:val="12"/>
+          <w:numId w:val="1011"/>
         </w:numPr>
       </w:pPr>
       <w:r>
@@ -2728,30 +3364,45 @@
           <w:b/>
           <w:bCs/>
         </w:rPr>
-        <w:t>Urgent items:</w:t>
-      </w:r>
-      <w:r>
-        <w:t xml:space="preserve"> </w:t>
-      </w:r>
-      <w:r>
-        <w:rPr>
-          <w:b/>
-          <w:bCs/>
-        </w:rPr>
-        <w:t>T-2008</w:t>
-      </w:r>
-      <w:r>
-        <w:t xml:space="preserve"> (the high-importance payroll email, plus the Teams chat if seeded) and the </w:t>
-      </w:r>
-      <w:r>
-        <w:rPr>
-          <w:b/>
-          <w:bCs/>
-        </w:rPr>
-        <w:t>Thursday deadline</w:t>
-      </w:r>
-      <w:r>
-        <w:t xml:space="preserve"> for Avery's Q4 onboarding input.</w:t>
+        <w:t xml:space="preserve">Urgent items:</w:t>
+      </w:r>
+      <w:r>
+        <w:t xml:space="preserve"> </w:t>
+      </w:r>
+      <w:r>
+        <w:rPr>
+          <w:b/>
+          <w:bCs/>
+        </w:rPr>
+        <w:t xml:space="preserve">T-2008</w:t>
+      </w:r>
+      <w:r>
+        <w:t xml:space="preserve"> </w:t>
+      </w:r>
+      <w:r>
+        <w:t xml:space="preserve">(the high-importance payroll email, plus the Teams chat if seeded) and</w:t>
+      </w:r>
+      <w:r>
+        <w:t xml:space="preserve"> </w:t>
+      </w:r>
+      <w:r>
+        <w:t xml:space="preserve">the</w:t>
+      </w:r>
+      <w:r>
+        <w:t xml:space="preserve"> </w:t>
+      </w:r>
+      <w:r>
+        <w:rPr>
+          <w:b/>
+          <w:bCs/>
+        </w:rPr>
+        <w:t xml:space="preserve">Thursday deadline</w:t>
+      </w:r>
+      <w:r>
+        <w:t xml:space="preserve"> </w:t>
+      </w:r>
+      <w:r>
+        <w:t xml:space="preserve">for Avery's Q4 onboarding input.</w:t>
       </w:r>
     </w:p>
     <w:p>
@@ -2759,7 +3410,7 @@
         <w:pStyle w:val="Compact"/>
         <w:numPr>
           <w:ilvl w:val="0"/>
-          <w:numId w:val="12"/>
+          <w:numId w:val="1011"/>
         </w:numPr>
       </w:pPr>
       <w:r>
@@ -2767,30 +3418,48 @@
           <w:b/>
           <w:bCs/>
         </w:rPr>
-        <w:t>Meetings:</w:t>
-      </w:r>
-      <w:r>
-        <w:t xml:space="preserve"> a </w:t>
-      </w:r>
-      <w:r>
-        <w:rPr>
-          <w:b/>
-          <w:bCs/>
-        </w:rPr>
-        <w:t>conflict</w:t>
-      </w:r>
-      <w:r>
-        <w:t xml:space="preserve"> on Thursday morning (leadership sync vs. candidate interview); the busiest day is </w:t>
-      </w:r>
-      <w:r>
-        <w:rPr>
-          <w:b/>
-          <w:bCs/>
-        </w:rPr>
-        <w:t>Thursday</w:t>
-      </w:r>
-      <w:r>
-        <w:t>.</w:t>
+        <w:t xml:space="preserve">Meetings:</w:t>
+      </w:r>
+      <w:r>
+        <w:t xml:space="preserve"> </w:t>
+      </w:r>
+      <w:r>
+        <w:t xml:space="preserve">a</w:t>
+      </w:r>
+      <w:r>
+        <w:t xml:space="preserve"> </w:t>
+      </w:r>
+      <w:r>
+        <w:rPr>
+          <w:b/>
+          <w:bCs/>
+        </w:rPr>
+        <w:t xml:space="preserve">conflict</w:t>
+      </w:r>
+      <w:r>
+        <w:t xml:space="preserve"> </w:t>
+      </w:r>
+      <w:r>
+        <w:t xml:space="preserve">on Thursday morning (leadership sync vs. candidate interview); the</w:t>
+      </w:r>
+      <w:r>
+        <w:t xml:space="preserve"> </w:t>
+      </w:r>
+      <w:r>
+        <w:t xml:space="preserve">busiest day is</w:t>
+      </w:r>
+      <w:r>
+        <w:t xml:space="preserve"> </w:t>
+      </w:r>
+      <w:r>
+        <w:rPr>
+          <w:b/>
+          <w:bCs/>
+        </w:rPr>
+        <w:t xml:space="preserve">Thursday</w:t>
+      </w:r>
+      <w:r>
+        <w:t xml:space="preserve">.</w:t>
       </w:r>
     </w:p>
     <w:p>
@@ -2798,7 +3467,7 @@
         <w:pStyle w:val="Compact"/>
         <w:numPr>
           <w:ilvl w:val="0"/>
-          <w:numId w:val="12"/>
+          <w:numId w:val="1011"/>
         </w:numPr>
       </w:pPr>
       <w:r>
@@ -2806,10 +3475,19 @@
           <w:b/>
           <w:bCs/>
         </w:rPr>
-        <w:t>Priorities:</w:t>
-      </w:r>
-      <w:r>
-        <w:t xml:space="preserve"> replies waiting on you (Dana's training-budget question, Hana's interview-panel request).</w:t>
+        <w:t xml:space="preserve">Priorities:</w:t>
+      </w:r>
+      <w:r>
+        <w:t xml:space="preserve"> </w:t>
+      </w:r>
+      <w:r>
+        <w:t xml:space="preserve">replies waiting on you (Dana's training-budget question, Hana's interview-panel</w:t>
+      </w:r>
+      <w:r>
+        <w:t xml:space="preserve"> </w:t>
+      </w:r>
+      <w:r>
+        <w:t xml:space="preserve">request).</w:t>
       </w:r>
     </w:p>
     <w:p>
@@ -2817,7 +3495,7 @@
         <w:pStyle w:val="Compact"/>
         <w:numPr>
           <w:ilvl w:val="0"/>
-          <w:numId w:val="12"/>
+          <w:numId w:val="1011"/>
         </w:numPr>
       </w:pPr>
       <w:r>
@@ -2825,78 +3503,70 @@
           <w:b/>
           <w:bCs/>
         </w:rPr>
-        <w:lastRenderedPageBreak/>
-        <w:t>Org pulse:</w:t>
-      </w:r>
-      <w:r>
-        <w:t xml:space="preserve"> </w:t>
-      </w:r>
-      <w:r>
-        <w:t xml:space="preserve">the quiet engagement-survey workstream (if seeded). The newsletter and FYI update should </w:t>
-      </w:r>
-      <w:r>
-        <w:rPr>
-          <w:b/>
-          <w:bCs/>
-        </w:rPr>
-        <w:t>not</w:t>
-      </w:r>
-      <w:r>
-        <w:t xml:space="preserve"> be flagged as priorities.</w:t>
-      </w:r>
-      <w:bookmarkEnd w:id="0"/>
-      <w:bookmarkEnd w:id="17"/>
-    </w:p>
+        <w:t xml:space="preserve">Org pulse:</w:t>
+      </w:r>
+      <w:r>
+        <w:t xml:space="preserve"> </w:t>
+      </w:r>
+      <w:r>
+        <w:t xml:space="preserve">the quiet engagement-survey workstream (if seeded). The newsletter and FYI update</w:t>
+      </w:r>
+      <w:r>
+        <w:t xml:space="preserve"> </w:t>
+      </w:r>
+      <w:r>
+        <w:t xml:space="preserve">should</w:t>
+      </w:r>
+      <w:r>
+        <w:t xml:space="preserve"> </w:t>
+      </w:r>
+      <w:r>
+        <w:rPr>
+          <w:b/>
+          <w:bCs/>
+        </w:rPr>
+        <w:t xml:space="preserve">not</w:t>
+      </w:r>
+      <w:r>
+        <w:t xml:space="preserve"> </w:t>
+      </w:r>
+      <w:r>
+        <w:t xml:space="preserve">be flagged as priorities.</w:t>
+      </w:r>
+    </w:p>
+    <w:bookmarkEnd w:id="30"/>
+    <w:bookmarkEnd w:id="31"/>
     <w:sectPr>
-      <w:footerReference w:type="default" r:id="rId13"/>
+      <w:footerReference w:type="default" r:id="rId14"/>
       <w:footnotePr>
         <w:numRestart w:val="eachSect"/>
       </w:footnotePr>
-      <w:pgSz w:w="12240" w:h="15840"/>
-      <w:pgMar w:top="1152" w:right="1224" w:bottom="1152" w:left="1224" w:header="720" w:footer="720" w:gutter="0"/>
-      <w:cols w:space="720"/>
+      <w:pgSz w:h="15840" w:w="12240"/>
+      <w:pgMar w:bottom="1152" w:left="1224" w:right="1224" w:top="1152"/>
     </w:sectPr>
   </w:body>
 </w:document>
 </file>
 
-<file path=word/endnotes.xml><?xml version="1.0" encoding="utf-8"?>
-<w:endnotes xmlns:wpc="http://schemas.microsoft.com/office/word/2010/wordprocessingCanvas" xmlns:cx="http://schemas.microsoft.com/office/drawing/2014/chartex" xmlns:cx1="http://schemas.microsoft.com/office/drawing/2015/9/8/chartex" xmlns:cx2="http://schemas.microsoft.com/office/drawing/2015/10/21/chartex" xmlns:cx3="http://schemas.microsoft.com/office/drawing/2016/5/9/chartex" xmlns:cx4="http://schemas.microsoft.com/office/drawing/2016/5/10/chartex" xmlns:cx5="http://schemas.microsoft.com/office/drawing/2016/5/11/chartex" xmlns:cx6="http://schemas.microsoft.com/office/drawing/2016/5/12/chartex" xmlns:cx7="http://schemas.microsoft.com/office/drawing/2016/5/13/chartex" xmlns:cx8="http://schemas.microsoft.com/office/drawing/2016/5/14/chartex" xmlns:mc="http://schemas.openxmlformats.org/markup-compatibility/2006" xmlns:aink="http://schemas.microsoft.com/office/drawing/2016/ink" xmlns:am3d="http://schemas.microsoft.com/office/drawing/2017/model3d" xmlns:o="urn:schemas-microsoft-com:office:office" xmlns:oel="http://schemas.microsoft.com/office/2019/extlst" xmlns:r="http://schemas.openxmlformats.org/officeDocument/2006/relationships" xmlns:m="http://schemas.openxmlformats.org/officeDocument/2006/math" xmlns:v="urn:schemas-microsoft-com:vml" xmlns:wp14="http://schemas.microsoft.com/office/word/2010/wordprocessingDrawing" xmlns:wp="http://schemas.openxmlformats.org/drawingml/2006/wordprocessingDrawing" xmlns:w10="urn:schemas-microsoft-com:office:word" xmlns:w="http://schemas.openxmlformats.org/wordprocessingml/2006/main" xmlns:w14="http://schemas.microsoft.com/office/word/2010/wordml" xmlns:w15="http://schemas.microsoft.com/office/word/2012/wordml" xmlns:w16cex="http://schemas.microsoft.com/office/word/2018/wordml/cex" xmlns:w16cid="http://schemas.microsoft.com/office/word/2016/wordml/cid" xmlns:w16="http://schemas.microsoft.com/office/word/2018/wordml" xmlns:w16du="http://schemas.microsoft.com/office/word/2023/wordml/word16du" xmlns:w16sdtdh="http://schemas.microsoft.com/office/word/2020/wordml/sdtdatahash" xmlns:w16sdtfl="http://schemas.microsoft.com/office/word/2024/wordml/sdtformatlock" xmlns:w16se="http://schemas.microsoft.com/office/word/2015/wordml/symex" xmlns:wpg="http://schemas.microsoft.com/office/word/2010/wordprocessingGroup" xmlns:wpi="http://schemas.microsoft.com/office/word/2010/wordprocessingInk" xmlns:wne="http://schemas.microsoft.com/office/word/2006/wordml" xmlns:wps="http://schemas.microsoft.com/office/word/2010/wordprocessingShape" mc:Ignorable="w14 w15 w16se w16cid w16 w16cex w16sdtdh w16sdtfl w16du wp14">
-  <w:endnote w:type="separator" w:id="-1">
-    <w:p>
-      <w:pPr>
-        <w:spacing w:after="0"/>
-      </w:pPr>
-      <w:r>
-        <w:separator/>
-      </w:r>
-    </w:p>
-  </w:endnote>
-  <w:endnote w:type="continuationSeparator" w:id="0">
-    <w:p>
-      <w:pPr>
-        <w:spacing w:after="0"/>
-      </w:pPr>
-      <w:r>
-        <w:continuationSeparator/>
-      </w:r>
-    </w:p>
-  </w:endnote>
-</w:endnotes>
+<file path=word/comments.xml><?xml version="1.0" encoding="utf-8"?>
+<w:comments xmlns:w="http://schemas.openxmlformats.org/wordprocessingml/2006/main" xmlns:m="http://schemas.openxmlformats.org/officeDocument/2006/math" xmlns:r="http://schemas.openxmlformats.org/officeDocument/2006/relationships" xmlns:o="urn:schemas-microsoft-com:office:office" xmlns:v="urn:schemas-microsoft-com:vml" xmlns:w10="urn:schemas-microsoft-com:office:word" xmlns:a="http://schemas.openxmlformats.org/drawingml/2006/main" xmlns:pic="http://schemas.openxmlformats.org/drawingml/2006/picture" xmlns:wp="http://schemas.openxmlformats.org/drawingml/2006/wordprocessingDrawing"/>
 </file>
 
 <file path=word/footer1.xml><?xml version="1.0" encoding="utf-8"?>
-<w:ftr xmlns:wpc="http://schemas.microsoft.com/office/word/2010/wordprocessingCanvas" xmlns:cx="http://schemas.microsoft.com/office/drawing/2014/chartex" xmlns:cx1="http://schemas.microsoft.com/office/drawing/2015/9/8/chartex" xmlns:cx2="http://schemas.microsoft.com/office/drawing/2015/10/21/chartex" xmlns:cx3="http://schemas.microsoft.com/office/drawing/2016/5/9/chartex" xmlns:cx4="http://schemas.microsoft.com/office/drawing/2016/5/10/chartex" xmlns:cx5="http://schemas.microsoft.com/office/drawing/2016/5/11/chartex" xmlns:cx6="http://schemas.microsoft.com/office/drawing/2016/5/12/chartex" xmlns:cx7="http://schemas.microsoft.com/office/drawing/2016/5/13/chartex" xmlns:cx8="http://schemas.microsoft.com/office/drawing/2016/5/14/chartex" xmlns:mc="http://schemas.openxmlformats.org/markup-compatibility/2006" xmlns:aink="http://schemas.microsoft.com/office/drawing/2016/ink" xmlns:am3d="http://schemas.microsoft.com/office/drawing/2017/model3d" xmlns:o="urn:schemas-microsoft-com:office:office" xmlns:oel="http://schemas.microsoft.com/office/2019/extlst" xmlns:r="http://schemas.openxmlformats.org/officeDocument/2006/relationships" xmlns:m="http://schemas.openxmlformats.org/officeDocument/2006/math" xmlns:v="urn:schemas-microsoft-com:vml" xmlns:wp14="http://schemas.microsoft.com/office/word/2010/wordprocessingDrawing" xmlns:wp="http://schemas.openxmlformats.org/drawingml/2006/wordprocessingDrawing" xmlns:w10="urn:schemas-microsoft-com:office:word" xmlns:w="http://schemas.openxmlformats.org/wordprocessingml/2006/main" xmlns:w14="http://schemas.microsoft.com/office/word/2010/wordml" xmlns:w15="http://schemas.microsoft.com/office/word/2012/wordml" xmlns:w16cex="http://schemas.microsoft.com/office/word/2018/wordml/cex" xmlns:w16cid="http://schemas.microsoft.com/office/word/2016/wordml/cid" xmlns:w16="http://schemas.microsoft.com/office/word/2018/wordml" xmlns:w16du="http://schemas.microsoft.com/office/word/2023/wordml/word16du" xmlns:w16sdtdh="http://schemas.microsoft.com/office/word/2020/wordml/sdtdatahash" xmlns:w16sdtfl="http://schemas.microsoft.com/office/word/2024/wordml/sdtformatlock" xmlns:w16se="http://schemas.microsoft.com/office/word/2015/wordml/symex" xmlns:wpg="http://schemas.microsoft.com/office/word/2010/wordprocessingGroup" xmlns:wpi="http://schemas.microsoft.com/office/word/2010/wordprocessingInk" xmlns:wne="http://schemas.microsoft.com/office/word/2006/wordml" xmlns:wps="http://schemas.microsoft.com/office/word/2010/wordprocessingShape" mc:Ignorable="w14 w15 w16se w16cid w16 w16cex w16sdtdh w16sdtfl w16du wp14">
+<w:ftr xmlns:m="http://schemas.openxmlformats.org/officeDocument/2006/math" xmlns:mc="http://schemas.openxmlformats.org/markup-compatibility/2006" xmlns:mo="http://schemas.microsoft.com/office/mac/office/2008/main" xmlns:mv="urn:schemas-microsoft-com:mac:vml" xmlns:o="urn:schemas-microsoft-com:office:office" xmlns:r="http://schemas.openxmlformats.org/officeDocument/2006/relationships" xmlns:v="urn:schemas-microsoft-com:vml" xmlns:w10="urn:schemas-microsoft-com:office:word" xmlns:w14="http://schemas.microsoft.com/office/word/2010/wordml" xmlns:w="http://schemas.openxmlformats.org/wordprocessingml/2006/main" xmlns:wne="http://schemas.microsoft.com/office/word/2006/wordml" xmlns:wp14="http://schemas.microsoft.com/office/word/2010/wordprocessingDrawing" xmlns:wp="http://schemas.openxmlformats.org/drawingml/2006/wordprocessingDrawing" xmlns:wpc="http://schemas.microsoft.com/office/word/2010/wordprocessingCanvas" xmlns:wpg="http://schemas.microsoft.com/office/word/2010/wordprocessingGroup" xmlns:wpi="http://schemas.microsoft.com/office/word/2010/wordprocessingInk" xmlns:wps="http://schemas.microsoft.com/office/word/2010/wordprocessingShape" mc:Ignorable="w14 wp14">
   <w:p>
     <w:pPr>
+      <w:pStyle w:val="Footer"/>
       <w:jc w:val="right"/>
     </w:pPr>
+    <w:r/>
     <w:r>
       <w:rPr>
+        <w:rFonts w:ascii="Segoe UI" w:hAnsi="Segoe UI"/>
         <w:color w:val="616161"/>
         <w:sz w:val="16"/>
       </w:rPr>
-      <w:t xml:space="preserve">Getting Things Done with Copilot Cowork for HR Tasks  ·  Seed Content Pack — Exercise 1 demo (instructor only)  ·  page </w:t>
+      <w:t xml:space="preserve">Getting Things Done with Copilot Cowork for HR Tasks  ·  Seed Content Pack — Exercise 8 demo (instructor only)  ·  page </w:t>
     </w:r>
     <w:r>
       <w:rPr>
@@ -2904,34 +3574,7 @@
         <w:sz w:val="16"/>
       </w:rPr>
       <w:fldChar w:fldCharType="begin"/>
-    </w:r>
-    <w:r>
-      <w:rPr>
-        <w:color w:val="616161"/>
-        <w:sz w:val="16"/>
-      </w:rPr>
-      <w:instrText>PAGE</w:instrText>
-    </w:r>
-    <w:r>
-      <w:rPr>
-        <w:color w:val="616161"/>
-        <w:sz w:val="16"/>
-      </w:rPr>
-      <w:fldChar w:fldCharType="separate"/>
-    </w:r>
-    <w:r>
-      <w:rPr>
-        <w:noProof/>
-        <w:color w:val="616161"/>
-        <w:sz w:val="16"/>
-      </w:rPr>
-      <w:t>1</w:t>
-    </w:r>
-    <w:r>
-      <w:rPr>
-        <w:color w:val="616161"/>
-        <w:sz w:val="16"/>
-      </w:rPr>
+      <w:instrText xml:space="preserve">PAGE</w:instrText>
       <w:fldChar w:fldCharType="end"/>
     </w:r>
   </w:p>
@@ -2939,24 +3582,18 @@
 </file>
 
 <file path=word/footnotes.xml><?xml version="1.0" encoding="utf-8"?>
-<w:footnotes xmlns:wpc="http://schemas.microsoft.com/office/word/2010/wordprocessingCanvas" xmlns:cx="http://schemas.microsoft.com/office/drawing/2014/chartex" xmlns:cx1="http://schemas.microsoft.com/office/drawing/2015/9/8/chartex" xmlns:cx2="http://schemas.microsoft.com/office/drawing/2015/10/21/chartex" xmlns:cx3="http://schemas.microsoft.com/office/drawing/2016/5/9/chartex" xmlns:cx4="http://schemas.microsoft.com/office/drawing/2016/5/10/chartex" xmlns:cx5="http://schemas.microsoft.com/office/drawing/2016/5/11/chartex" xmlns:cx6="http://schemas.microsoft.com/office/drawing/2016/5/12/chartex" xmlns:cx7="http://schemas.microsoft.com/office/drawing/2016/5/13/chartex" xmlns:cx8="http://schemas.microsoft.com/office/drawing/2016/5/14/chartex" xmlns:mc="http://schemas.openxmlformats.org/markup-compatibility/2006" xmlns:aink="http://schemas.microsoft.com/office/drawing/2016/ink" xmlns:am3d="http://schemas.microsoft.com/office/drawing/2017/model3d" xmlns:o="urn:schemas-microsoft-com:office:office" xmlns:oel="http://schemas.microsoft.com/office/2019/extlst" xmlns:r="http://schemas.openxmlformats.org/officeDocument/2006/relationships" xmlns:m="http://schemas.openxmlformats.org/officeDocument/2006/math" xmlns:v="urn:schemas-microsoft-com:vml" xmlns:wp14="http://schemas.microsoft.com/office/word/2010/wordprocessingDrawing" xmlns:wp="http://schemas.openxmlformats.org/drawingml/2006/wordprocessingDrawing" xmlns:w10="urn:schemas-microsoft-com:office:word" xmlns:w="http://schemas.openxmlformats.org/wordprocessingml/2006/main" xmlns:w14="http://schemas.microsoft.com/office/word/2010/wordml" xmlns:w15="http://schemas.microsoft.com/office/word/2012/wordml" xmlns:w16cex="http://schemas.microsoft.com/office/word/2018/wordml/cex" xmlns:w16cid="http://schemas.microsoft.com/office/word/2016/wordml/cid" xmlns:w16="http://schemas.microsoft.com/office/word/2018/wordml" xmlns:w16du="http://schemas.microsoft.com/office/word/2023/wordml/word16du" xmlns:w16sdtdh="http://schemas.microsoft.com/office/word/2020/wordml/sdtdatahash" xmlns:w16sdtfl="http://schemas.microsoft.com/office/word/2024/wordml/sdtformatlock" xmlns:w16se="http://schemas.microsoft.com/office/word/2015/wordml/symex" xmlns:wpg="http://schemas.microsoft.com/office/word/2010/wordprocessingGroup" xmlns:wpi="http://schemas.microsoft.com/office/word/2010/wordprocessingInk" xmlns:wne="http://schemas.microsoft.com/office/word/2006/wordml" xmlns:wps="http://schemas.microsoft.com/office/word/2010/wordprocessingShape" mc:Ignorable="w14 w15 w16se w16cid w16 w16cex w16sdtdh w16sdtfl w16du wp14">
+<w:footnotes xmlns:w="http://schemas.openxmlformats.org/wordprocessingml/2006/main" xmlns:m="http://schemas.openxmlformats.org/officeDocument/2006/math" xmlns:r="http://schemas.openxmlformats.org/officeDocument/2006/relationships" xmlns:o="urn:schemas-microsoft-com:office:office" xmlns:v="urn:schemas-microsoft-com:vml" xmlns:w10="urn:schemas-microsoft-com:office:word" xmlns:a="http://schemas.openxmlformats.org/drawingml/2006/main" xmlns:pic="http://schemas.openxmlformats.org/drawingml/2006/picture" xmlns:wp="http://schemas.openxmlformats.org/drawingml/2006/wordprocessingDrawing">
+  <w:footnote w:type="continuationSeparator" w:id="0">
+    <w:p>
+      <w:r>
+        <w:continuationSeparator/>
+      </w:r>
+    </w:p>
+  </w:footnote>
   <w:footnote w:type="separator" w:id="-1">
     <w:p>
-      <w:pPr>
-        <w:spacing w:after="0"/>
-      </w:pPr>
       <w:r>
         <w:separator/>
-      </w:r>
-    </w:p>
-  </w:footnote>
-  <w:footnote w:type="continuationSeparator" w:id="0">
-    <w:p>
-      <w:pPr>
-        <w:spacing w:after="0"/>
-      </w:pPr>
-      <w:r>
-        <w:continuationSeparator/>
       </w:r>
     </w:p>
   </w:footnote>
@@ -2964,11 +3601,10 @@
 </file>
 
 <file path=word/numbering.xml><?xml version="1.0" encoding="utf-8"?>
-<w:numbering xmlns:wpc="http://schemas.microsoft.com/office/word/2010/wordprocessingCanvas" xmlns:cx="http://schemas.microsoft.com/office/drawing/2014/chartex" xmlns:cx1="http://schemas.microsoft.com/office/drawing/2015/9/8/chartex" xmlns:cx2="http://schemas.microsoft.com/office/drawing/2015/10/21/chartex" xmlns:cx3="http://schemas.microsoft.com/office/drawing/2016/5/9/chartex" xmlns:cx4="http://schemas.microsoft.com/office/drawing/2016/5/10/chartex" xmlns:cx5="http://schemas.microsoft.com/office/drawing/2016/5/11/chartex" xmlns:cx6="http://schemas.microsoft.com/office/drawing/2016/5/12/chartex" xmlns:cx7="http://schemas.microsoft.com/office/drawing/2016/5/13/chartex" xmlns:cx8="http://schemas.microsoft.com/office/drawing/2016/5/14/chartex" xmlns:mc="http://schemas.openxmlformats.org/markup-compatibility/2006" xmlns:aink="http://schemas.microsoft.com/office/drawing/2016/ink" xmlns:am3d="http://schemas.microsoft.com/office/drawing/2017/model3d" xmlns:o="urn:schemas-microsoft-com:office:office" xmlns:oel="http://schemas.microsoft.com/office/2019/extlst" xmlns:r="http://schemas.openxmlformats.org/officeDocument/2006/relationships" xmlns:m="http://schemas.openxmlformats.org/officeDocument/2006/math" xmlns:v="urn:schemas-microsoft-com:vml" xmlns:wp14="http://schemas.microsoft.com/office/word/2010/wordprocessingDrawing" xmlns:wp="http://schemas.openxmlformats.org/drawingml/2006/wordprocessingDrawing" xmlns:w10="urn:schemas-microsoft-com:office:word" xmlns:w="http://schemas.openxmlformats.org/wordprocessingml/2006/main" xmlns:w14="http://schemas.microsoft.com/office/word/2010/wordml" xmlns:w15="http://schemas.microsoft.com/office/word/2012/wordml" xmlns:w16cex="http://schemas.microsoft.com/office/word/2018/wordml/cex" xmlns:w16cid="http://schemas.microsoft.com/office/word/2016/wordml/cid" xmlns:w16="http://schemas.microsoft.com/office/word/2018/wordml" xmlns:w16du="http://schemas.microsoft.com/office/word/2023/wordml/word16du" xmlns:w16sdtdh="http://schemas.microsoft.com/office/word/2020/wordml/sdtdatahash" xmlns:w16sdtfl="http://schemas.microsoft.com/office/word/2024/wordml/sdtformatlock" xmlns:w16se="http://schemas.microsoft.com/office/word/2015/wordml/symex" xmlns:wpg="http://schemas.microsoft.com/office/word/2010/wordprocessingGroup" xmlns:wpi="http://schemas.microsoft.com/office/word/2010/wordprocessingInk" xmlns:wne="http://schemas.microsoft.com/office/word/2006/wordml" xmlns:wps="http://schemas.microsoft.com/office/word/2010/wordprocessingShape" mc:Ignorable="w14 w15 w16se w16cid w16 w16cex w16sdtdh w16sdtfl w16du wp14">
-  <w:abstractNum w:abstractNumId="0" w15:restartNumberingAfterBreak="0">
+<w:numbering xmlns:w="http://schemas.openxmlformats.org/wordprocessingml/2006/main">
+  <w:abstractNum w:abstractNumId="990">
     <w:nsid w:val="0000A990"/>
     <w:multiLevelType w:val="multilevel"/>
-    <w:tmpl w:val="1E145D9E"/>
     <w:lvl w:ilvl="0">
       <w:numFmt w:val="bullet"/>
       <w:lvlText w:val=" "/>
@@ -3042,10 +3678,94 @@
       </w:pPr>
     </w:lvl>
   </w:abstractNum>
-  <w:abstractNum w:abstractNumId="1" w15:restartNumberingAfterBreak="0">
+  <w:abstractNum w:abstractNumId="99411">
+    <w:nsid w:val="00A99411"/>
+    <w:multiLevelType w:val="multilevel"/>
+    <w:lvl w:ilvl="0">
+      <w:start w:val="1"/>
+      <w:numFmt w:val="decimal"/>
+      <w:lvlText w:val="%1."/>
+      <w:lvlJc w:val="left"/>
+      <w:pPr>
+        <w:ind w:left="720" w:hanging="360"/>
+      </w:pPr>
+    </w:lvl>
+    <w:lvl w:ilvl="1">
+      <w:start w:val="1"/>
+      <w:numFmt w:val="decimal"/>
+      <w:lvlText w:val="%2."/>
+      <w:lvlJc w:val="left"/>
+      <w:pPr>
+        <w:ind w:left="1440" w:hanging="360"/>
+      </w:pPr>
+    </w:lvl>
+    <w:lvl w:ilvl="2">
+      <w:start w:val="1"/>
+      <w:numFmt w:val="decimal"/>
+      <w:lvlText w:val="%3."/>
+      <w:lvlJc w:val="left"/>
+      <w:pPr>
+        <w:ind w:left="2160" w:hanging="360"/>
+      </w:pPr>
+    </w:lvl>
+    <w:lvl w:ilvl="3">
+      <w:start w:val="1"/>
+      <w:numFmt w:val="decimal"/>
+      <w:lvlText w:val="%4."/>
+      <w:lvlJc w:val="left"/>
+      <w:pPr>
+        <w:ind w:left="2880" w:hanging="360"/>
+      </w:pPr>
+    </w:lvl>
+    <w:lvl w:ilvl="4">
+      <w:start w:val="1"/>
+      <w:numFmt w:val="decimal"/>
+      <w:lvlText w:val="%5."/>
+      <w:lvlJc w:val="left"/>
+      <w:pPr>
+        <w:ind w:left="3600" w:hanging="360"/>
+      </w:pPr>
+    </w:lvl>
+    <w:lvl w:ilvl="5">
+      <w:start w:val="1"/>
+      <w:numFmt w:val="decimal"/>
+      <w:lvlText w:val="%6."/>
+      <w:lvlJc w:val="left"/>
+      <w:pPr>
+        <w:ind w:left="4320" w:hanging="360"/>
+      </w:pPr>
+    </w:lvl>
+    <w:lvl w:ilvl="6">
+      <w:start w:val="1"/>
+      <w:numFmt w:val="decimal"/>
+      <w:lvlText w:val="%7."/>
+      <w:lvlJc w:val="left"/>
+      <w:pPr>
+        <w:ind w:left="5040" w:hanging="360"/>
+      </w:pPr>
+    </w:lvl>
+    <w:lvl w:ilvl="7">
+      <w:start w:val="1"/>
+      <w:numFmt w:val="decimal"/>
+      <w:lvlText w:val="%8."/>
+      <w:lvlJc w:val="left"/>
+      <w:pPr>
+        <w:ind w:left="5760" w:hanging="360"/>
+      </w:pPr>
+    </w:lvl>
+    <w:lvl w:ilvl="8">
+      <w:start w:val="1"/>
+      <w:numFmt w:val="decimal"/>
+      <w:lvlText w:val="%9."/>
+      <w:lvlJc w:val="left"/>
+      <w:pPr>
+        <w:ind w:left="6480" w:hanging="360"/>
+      </w:pPr>
+    </w:lvl>
+  </w:abstractNum>
+  <w:abstractNum w:abstractNumId="991">
     <w:nsid w:val="0000A991"/>
     <w:multiLevelType w:val="multilevel"/>
-    <w:tmpl w:val="567A0828"/>
     <w:lvl w:ilvl="0">
       <w:numFmt w:val="bullet"/>
       <w:lvlText w:val=""/>
@@ -3146,97 +3866,11 @@
       </w:rPr>
     </w:lvl>
   </w:abstractNum>
-  <w:abstractNum w:abstractNumId="2" w15:restartNumberingAfterBreak="0">
-    <w:nsid w:val="00A99411"/>
-    <w:multiLevelType w:val="multilevel"/>
-    <w:tmpl w:val="1CBA91CA"/>
-    <w:lvl w:ilvl="0">
-      <w:start w:val="1"/>
-      <w:numFmt w:val="decimal"/>
-      <w:lvlText w:val="%1."/>
-      <w:lvlJc w:val="left"/>
-      <w:pPr>
-        <w:ind w:left="720" w:hanging="360"/>
-      </w:pPr>
-    </w:lvl>
-    <w:lvl w:ilvl="1">
-      <w:start w:val="1"/>
-      <w:numFmt w:val="decimal"/>
-      <w:lvlText w:val="%2."/>
-      <w:lvlJc w:val="left"/>
-      <w:pPr>
-        <w:ind w:left="1440" w:hanging="360"/>
-      </w:pPr>
-    </w:lvl>
-    <w:lvl w:ilvl="2">
-      <w:start w:val="1"/>
-      <w:numFmt w:val="decimal"/>
-      <w:lvlText w:val="%3."/>
-      <w:lvlJc w:val="left"/>
-      <w:pPr>
-        <w:ind w:left="2160" w:hanging="360"/>
-      </w:pPr>
-    </w:lvl>
-    <w:lvl w:ilvl="3">
-      <w:start w:val="1"/>
-      <w:numFmt w:val="decimal"/>
-      <w:lvlText w:val="%4."/>
-      <w:lvlJc w:val="left"/>
-      <w:pPr>
-        <w:ind w:left="2880" w:hanging="360"/>
-      </w:pPr>
-    </w:lvl>
-    <w:lvl w:ilvl="4">
-      <w:start w:val="1"/>
-      <w:numFmt w:val="decimal"/>
-      <w:lvlText w:val="%5."/>
-      <w:lvlJc w:val="left"/>
-      <w:pPr>
-        <w:ind w:left="3600" w:hanging="360"/>
-      </w:pPr>
-    </w:lvl>
-    <w:lvl w:ilvl="5">
-      <w:start w:val="1"/>
-      <w:numFmt w:val="decimal"/>
-      <w:lvlText w:val="%6."/>
-      <w:lvlJc w:val="left"/>
-      <w:pPr>
-        <w:ind w:left="4320" w:hanging="360"/>
-      </w:pPr>
-    </w:lvl>
-    <w:lvl w:ilvl="6">
-      <w:start w:val="1"/>
-      <w:numFmt w:val="decimal"/>
-      <w:lvlText w:val="%7."/>
-      <w:lvlJc w:val="left"/>
-      <w:pPr>
-        <w:ind w:left="5040" w:hanging="360"/>
-      </w:pPr>
-    </w:lvl>
-    <w:lvl w:ilvl="7">
-      <w:start w:val="1"/>
-      <w:numFmt w:val="decimal"/>
-      <w:lvlText w:val="%8."/>
-      <w:lvlJc w:val="left"/>
-      <w:pPr>
-        <w:ind w:left="5760" w:hanging="360"/>
-      </w:pPr>
-    </w:lvl>
-    <w:lvl w:ilvl="8">
-      <w:start w:val="1"/>
-      <w:numFmt w:val="decimal"/>
-      <w:lvlText w:val="%9."/>
-      <w:lvlJc w:val="left"/>
-      <w:pPr>
-        <w:ind w:left="6480" w:hanging="360"/>
-      </w:pPr>
-    </w:lvl>
-  </w:abstractNum>
-  <w:num w:numId="1" w16cid:durableId="1945768624">
-    <w:abstractNumId w:val="0"/>
+  <w:num w:numId="1000">
+    <w:abstractNumId w:val="990"/>
   </w:num>
-  <w:num w:numId="2" w16cid:durableId="1397822188">
-    <w:abstractNumId w:val="2"/>
+  <w:num w:numId="1001">
+    <w:abstractNumId w:val="99411"/>
     <w:lvlOverride w:ilvl="0">
       <w:startOverride w:val="1"/>
     </w:lvlOverride>
@@ -3265,48 +3899,48 @@
       <w:startOverride w:val="1"/>
     </w:lvlOverride>
   </w:num>
-  <w:num w:numId="3" w16cid:durableId="2076201286">
-    <w:abstractNumId w:val="1"/>
+  <w:num w:numId="1002">
+    <w:abstractNumId w:val="991"/>
   </w:num>
-  <w:num w:numId="4" w16cid:durableId="1227186784">
-    <w:abstractNumId w:val="1"/>
+  <w:num w:numId="1003">
+    <w:abstractNumId w:val="991"/>
   </w:num>
-  <w:num w:numId="5" w16cid:durableId="689450891">
-    <w:abstractNumId w:val="1"/>
+  <w:num w:numId="1004">
+    <w:abstractNumId w:val="991"/>
   </w:num>
-  <w:num w:numId="6" w16cid:durableId="965770171">
-    <w:abstractNumId w:val="1"/>
+  <w:num w:numId="1005">
+    <w:abstractNumId w:val="991"/>
   </w:num>
-  <w:num w:numId="7" w16cid:durableId="8341109">
-    <w:abstractNumId w:val="1"/>
+  <w:num w:numId="1006">
+    <w:abstractNumId w:val="991"/>
   </w:num>
-  <w:num w:numId="8" w16cid:durableId="1575817421">
-    <w:abstractNumId w:val="1"/>
+  <w:num w:numId="1007">
+    <w:abstractNumId w:val="991"/>
   </w:num>
-  <w:num w:numId="9" w16cid:durableId="962930293">
-    <w:abstractNumId w:val="1"/>
+  <w:num w:numId="1008">
+    <w:abstractNumId w:val="991"/>
   </w:num>
-  <w:num w:numId="10" w16cid:durableId="846020800">
-    <w:abstractNumId w:val="1"/>
+  <w:num w:numId="1009">
+    <w:abstractNumId w:val="991"/>
   </w:num>
-  <w:num w:numId="11" w16cid:durableId="1865702121">
-    <w:abstractNumId w:val="1"/>
+  <w:num w:numId="1010">
+    <w:abstractNumId w:val="991"/>
   </w:num>
-  <w:num w:numId="12" w16cid:durableId="542331986">
-    <w:abstractNumId w:val="1"/>
+  <w:num w:numId="1011">
+    <w:abstractNumId w:val="991"/>
   </w:num>
 </w:numbering>
 </file>
 
 <file path=word/styles.xml><?xml version="1.0" encoding="utf-8"?>
-<w:styles xmlns:mc="http://schemas.openxmlformats.org/markup-compatibility/2006" xmlns:r="http://schemas.openxmlformats.org/officeDocument/2006/relationships" xmlns:w="http://schemas.openxmlformats.org/wordprocessingml/2006/main" xmlns:w14="http://schemas.microsoft.com/office/word/2010/wordml" xmlns:w15="http://schemas.microsoft.com/office/word/2012/wordml" xmlns:w16cex="http://schemas.microsoft.com/office/word/2018/wordml/cex" xmlns:w16cid="http://schemas.microsoft.com/office/word/2016/wordml/cid" xmlns:w16="http://schemas.microsoft.com/office/word/2018/wordml" xmlns:w16du="http://schemas.microsoft.com/office/word/2023/wordml/word16du" xmlns:w16sdtdh="http://schemas.microsoft.com/office/word/2020/wordml/sdtdatahash" xmlns:w16sdtfl="http://schemas.microsoft.com/office/word/2024/wordml/sdtformatlock" xmlns:w16se="http://schemas.microsoft.com/office/word/2015/wordml/symex" mc:Ignorable="w14 w15 w16se w16cid w16 w16cex w16sdtdh w16sdtfl w16du">
+<w:styles xmlns:r="http://schemas.openxmlformats.org/officeDocument/2006/relationships" xmlns:w="http://schemas.openxmlformats.org/wordprocessingml/2006/main">
   <w:docDefaults>
     <w:rPrDefault>
       <w:rPr>
-        <w:rFonts w:asciiTheme="minorHAnsi" w:eastAsiaTheme="minorEastAsia" w:hAnsiTheme="minorHAnsi" w:cstheme="minorBidi"/>
+        <w:rFonts w:asciiTheme="minorHAnsi" w:cstheme="minorBidi" w:eastAsiaTheme="minorEastAsia" w:hAnsiTheme="minorHAnsi"/>
         <w:sz w:val="24"/>
         <w:szCs w:val="24"/>
-        <w:lang w:val="en-US" w:eastAsia="zh-CN" w:bidi="ar-SA"/>
+        <w:lang w:bidi="ar-SA" w:eastAsia="zh-CN" w:val="en-US"/>
       </w:rPr>
     </w:rPrDefault>
     <w:pPrDefault>
@@ -3315,260 +3949,189 @@
       </w:pPr>
     </w:pPrDefault>
   </w:docDefaults>
-  <w:latentStyles w:defLockedState="0" w:defUIPriority="0" w:defSemiHidden="0" w:defUnhideWhenUsed="0" w:defQFormat="0" w:count="376">
-    <w:lsdException w:name="Normal Table" w:semiHidden="1" w:unhideWhenUsed="1"/>
-    <w:lsdException w:name="Table Simple 1" w:semiHidden="1" w:unhideWhenUsed="1"/>
-    <w:lsdException w:name="Table Simple 2" w:semiHidden="1" w:unhideWhenUsed="1"/>
-    <w:lsdException w:name="Table Simple 3" w:semiHidden="1" w:unhideWhenUsed="1"/>
-    <w:lsdException w:name="Table Classic 1" w:semiHidden="1" w:unhideWhenUsed="1"/>
-    <w:lsdException w:name="Table Classic 2" w:semiHidden="1" w:unhideWhenUsed="1"/>
-    <w:lsdException w:name="Table Classic 3" w:semiHidden="1" w:unhideWhenUsed="1"/>
-    <w:lsdException w:name="Table Classic 4" w:semiHidden="1" w:unhideWhenUsed="1"/>
-    <w:lsdException w:name="Table Colorful 1" w:semiHidden="1" w:unhideWhenUsed="1"/>
-    <w:lsdException w:name="Table Colorful 2" w:semiHidden="1" w:unhideWhenUsed="1"/>
-    <w:lsdException w:name="Table Colorful 3" w:semiHidden="1" w:unhideWhenUsed="1"/>
-    <w:lsdException w:name="Table Columns 1" w:semiHidden="1" w:unhideWhenUsed="1"/>
-    <w:lsdException w:name="Table Columns 2" w:semiHidden="1" w:unhideWhenUsed="1"/>
-    <w:lsdException w:name="Table Columns 3" w:semiHidden="1" w:unhideWhenUsed="1"/>
-    <w:lsdException w:name="Table Columns 4" w:semiHidden="1" w:unhideWhenUsed="1"/>
-    <w:lsdException w:name="Table Columns 5" w:semiHidden="1" w:unhideWhenUsed="1"/>
-    <w:lsdException w:name="Table Grid 1" w:semiHidden="1" w:unhideWhenUsed="1"/>
-    <w:lsdException w:name="Table Grid 2" w:semiHidden="1" w:unhideWhenUsed="1"/>
-    <w:lsdException w:name="Table Grid 3" w:semiHidden="1" w:unhideWhenUsed="1"/>
-    <w:lsdException w:name="Table Grid 4" w:semiHidden="1" w:unhideWhenUsed="1"/>
-    <w:lsdException w:name="Table Grid 5" w:semiHidden="1" w:unhideWhenUsed="1"/>
-    <w:lsdException w:name="Table Grid 6" w:semiHidden="1" w:unhideWhenUsed="1"/>
-    <w:lsdException w:name="Table Grid 7" w:semiHidden="1" w:unhideWhenUsed="1"/>
-    <w:lsdException w:name="Table Grid 8" w:semiHidden="1" w:unhideWhenUsed="1"/>
-    <w:lsdException w:name="Table List 1" w:semiHidden="1" w:unhideWhenUsed="1"/>
-    <w:lsdException w:name="Table List 2" w:semiHidden="1" w:unhideWhenUsed="1"/>
-    <w:lsdException w:name="Table List 3" w:semiHidden="1" w:unhideWhenUsed="1"/>
-    <w:lsdException w:name="Table List 4" w:semiHidden="1" w:unhideWhenUsed="1"/>
-    <w:lsdException w:name="Table List 5" w:semiHidden="1" w:unhideWhenUsed="1"/>
-    <w:lsdException w:name="Table List 6" w:semiHidden="1" w:unhideWhenUsed="1"/>
-    <w:lsdException w:name="Table List 7" w:semiHidden="1" w:unhideWhenUsed="1"/>
-    <w:lsdException w:name="Table List 8" w:semiHidden="1" w:unhideWhenUsed="1"/>
-    <w:lsdException w:name="Table 3D effects 1" w:semiHidden="1" w:unhideWhenUsed="1"/>
-    <w:lsdException w:name="Table 3D effects 2" w:semiHidden="1" w:unhideWhenUsed="1"/>
-    <w:lsdException w:name="Table 3D effects 3" w:semiHidden="1" w:unhideWhenUsed="1"/>
-    <w:lsdException w:name="Table Contemporary" w:semiHidden="1" w:unhideWhenUsed="1"/>
-    <w:lsdException w:name="Table Elegant" w:semiHidden="1" w:unhideWhenUsed="1"/>
-    <w:lsdException w:name="Table Professional" w:semiHidden="1" w:unhideWhenUsed="1"/>
-    <w:lsdException w:name="Table Subtle 1" w:semiHidden="1" w:unhideWhenUsed="1"/>
-    <w:lsdException w:name="Table Subtle 2" w:semiHidden="1" w:unhideWhenUsed="1"/>
-    <w:lsdException w:name="Table Web 1" w:semiHidden="1" w:unhideWhenUsed="1"/>
-    <w:lsdException w:name="Table Web 2" w:semiHidden="1" w:unhideWhenUsed="1"/>
-    <w:lsdException w:name="Table Web 3" w:semiHidden="1" w:unhideWhenUsed="1"/>
-    <w:lsdException w:name="Table Theme" w:semiHidden="1" w:unhideWhenUsed="1"/>
-    <w:lsdException w:name="Light Shading"/>
-    <w:lsdException w:name="Light List"/>
-    <w:lsdException w:name="Light Grid"/>
-    <w:lsdException w:name="Medium Shading 1"/>
-    <w:lsdException w:name="Medium Shading 2"/>
-    <w:lsdException w:name="Medium List 1"/>
-    <w:lsdException w:name="Medium List 2"/>
-    <w:lsdException w:name="Medium Grid 1"/>
-    <w:lsdException w:name="Medium Grid 2"/>
-    <w:lsdException w:name="Medium Grid 3"/>
-    <w:lsdException w:name="Dark List"/>
-    <w:lsdException w:name="Colorful Shading"/>
-    <w:lsdException w:name="Colorful List"/>
-    <w:lsdException w:name="Colorful Grid"/>
-    <w:lsdException w:name="Light Shading Accent 1"/>
-    <w:lsdException w:name="Light List Accent 1"/>
-    <w:lsdException w:name="Light Grid Accent 1"/>
-    <w:lsdException w:name="Medium Shading 1 Accent 1"/>
-    <w:lsdException w:name="Medium Shading 2 Accent 1"/>
-    <w:lsdException w:name="Medium List 1 Accent 1"/>
-    <w:lsdException w:name="Medium List 2 Accent 1"/>
-    <w:lsdException w:name="Medium Grid 1 Accent 1"/>
-    <w:lsdException w:name="Medium Grid 2 Accent 1"/>
-    <w:lsdException w:name="Medium Grid 3 Accent 1"/>
-    <w:lsdException w:name="Dark List Accent 1"/>
-    <w:lsdException w:name="Colorful Shading Accent 1"/>
-    <w:lsdException w:name="Colorful List Accent 1"/>
-    <w:lsdException w:name="Colorful Grid Accent 1"/>
-    <w:lsdException w:name="Light Shading Accent 2"/>
-    <w:lsdException w:name="Light List Accent 2"/>
-    <w:lsdException w:name="Light Grid Accent 2"/>
-    <w:lsdException w:name="Medium Shading 1 Accent 2"/>
-    <w:lsdException w:name="Medium Shading 2 Accent 2"/>
-    <w:lsdException w:name="Medium List 1 Accent 2"/>
-    <w:lsdException w:name="Medium List 2 Accent 2"/>
-    <w:lsdException w:name="Medium Grid 1 Accent 2"/>
-    <w:lsdException w:name="Medium Grid 2 Accent 2"/>
-    <w:lsdException w:name="Medium Grid 3 Accent 2"/>
-    <w:lsdException w:name="Dark List Accent 2"/>
-    <w:lsdException w:name="Colorful Shading Accent 2"/>
-    <w:lsdException w:name="Colorful List Accent 2"/>
-    <w:lsdException w:name="Colorful Grid Accent 2"/>
-    <w:lsdException w:name="Light Shading Accent 3"/>
-    <w:lsdException w:name="Light List Accent 3"/>
-    <w:lsdException w:name="Light Grid Accent 3"/>
-    <w:lsdException w:name="Medium Shading 1 Accent 3"/>
-    <w:lsdException w:name="Medium Shading 2 Accent 3"/>
-    <w:lsdException w:name="Medium List 1 Accent 3"/>
-    <w:lsdException w:name="Medium List 2 Accent 3"/>
-    <w:lsdException w:name="Medium Grid 1 Accent 3"/>
-    <w:lsdException w:name="Medium Grid 2 Accent 3"/>
-    <w:lsdException w:name="Medium Grid 3 Accent 3"/>
-    <w:lsdException w:name="Dark List Accent 3"/>
-    <w:lsdException w:name="Colorful Shading Accent 3"/>
-    <w:lsdException w:name="Colorful List Accent 3"/>
-    <w:lsdException w:name="Colorful Grid Accent 3"/>
-    <w:lsdException w:name="Light Shading Accent 4"/>
-    <w:lsdException w:name="Light List Accent 4"/>
-    <w:lsdException w:name="Light Grid Accent 4"/>
-    <w:lsdException w:name="Medium Shading 1 Accent 4"/>
-    <w:lsdException w:name="Medium Shading 2 Accent 4"/>
-    <w:lsdException w:name="Medium List 1 Accent 4"/>
-    <w:lsdException w:name="Medium List 2 Accent 4"/>
-    <w:lsdException w:name="Medium Grid 1 Accent 4"/>
-    <w:lsdException w:name="Medium Grid 2 Accent 4"/>
-    <w:lsdException w:name="Medium Grid 3 Accent 4"/>
-    <w:lsdException w:name="Dark List Accent 4"/>
-    <w:lsdException w:name="Colorful Shading Accent 4"/>
-    <w:lsdException w:name="Colorful List Accent 4"/>
-    <w:lsdException w:name="Colorful Grid Accent 4"/>
-    <w:lsdException w:name="Light Shading Accent 5"/>
-    <w:lsdException w:name="Light List Accent 5"/>
-    <w:lsdException w:name="Light Grid Accent 5"/>
-    <w:lsdException w:name="Medium Shading 1 Accent 5"/>
-    <w:lsdException w:name="Medium Shading 2 Accent 5"/>
-    <w:lsdException w:name="Medium List 1 Accent 5"/>
-    <w:lsdException w:name="Medium List 2 Accent 5"/>
-    <w:lsdException w:name="Medium Grid 1 Accent 5"/>
-    <w:lsdException w:name="Medium Grid 2 Accent 5"/>
-    <w:lsdException w:name="Medium Grid 3 Accent 5"/>
-    <w:lsdException w:name="Dark List Accent 5"/>
-    <w:lsdException w:name="Colorful Shading Accent 5"/>
-    <w:lsdException w:name="Colorful List Accent 5"/>
-    <w:lsdException w:name="Colorful Grid Accent 5"/>
-    <w:lsdException w:name="Light Shading Accent 6"/>
-    <w:lsdException w:name="Light List Accent 6"/>
-    <w:lsdException w:name="Light Grid Accent 6"/>
-    <w:lsdException w:name="Medium Shading 1 Accent 6"/>
-    <w:lsdException w:name="Medium Shading 2 Accent 6"/>
-    <w:lsdException w:name="Medium List 1 Accent 6"/>
-    <w:lsdException w:name="Medium List 2 Accent 6"/>
-    <w:lsdException w:name="Medium Grid 1 Accent 6"/>
-    <w:lsdException w:name="Medium Grid 2 Accent 6"/>
-    <w:lsdException w:name="Medium Grid 3 Accent 6"/>
-    <w:lsdException w:name="Dark List Accent 6"/>
-    <w:lsdException w:name="Colorful Shading Accent 6"/>
-    <w:lsdException w:name="Colorful List Accent 6"/>
-    <w:lsdException w:name="Colorful Grid Accent 6"/>
-    <w:lsdException w:name="Grid Table 4" w:uiPriority="49"/>
-    <w:lsdException w:name="Grid Table 5 Dark" w:uiPriority="50"/>
-    <w:lsdException w:name="Grid Table 6 Colorful" w:uiPriority="51"/>
-    <w:lsdException w:name="Grid Table 7 Colorful" w:uiPriority="52"/>
-    <w:lsdException w:name="Grid Table 1 Light Accent 1" w:uiPriority="46"/>
-    <w:lsdException w:name="Grid Table 2 Accent 1" w:uiPriority="47"/>
-    <w:lsdException w:name="Grid Table 3 Accent 1" w:uiPriority="48"/>
-    <w:lsdException w:name="Grid Table 4 Accent 1" w:uiPriority="49"/>
-    <w:lsdException w:name="Grid Table 5 Dark Accent 1" w:uiPriority="50"/>
-    <w:lsdException w:name="Grid Table 6 Colorful Accent 1" w:uiPriority="51"/>
-    <w:lsdException w:name="Grid Table 7 Colorful Accent 1" w:uiPriority="52"/>
-    <w:lsdException w:name="Grid Table 1 Light Accent 2" w:uiPriority="46"/>
-    <w:lsdException w:name="Grid Table 2 Accent 2" w:uiPriority="47"/>
-    <w:lsdException w:name="Grid Table 3 Accent 2" w:uiPriority="48"/>
-    <w:lsdException w:name="Grid Table 4 Accent 2" w:uiPriority="49"/>
-    <w:lsdException w:name="Grid Table 5 Dark Accent 2" w:uiPriority="50"/>
-    <w:lsdException w:name="Grid Table 6 Colorful Accent 2" w:uiPriority="51"/>
-    <w:lsdException w:name="Grid Table 7 Colorful Accent 2" w:uiPriority="52"/>
-    <w:lsdException w:name="Grid Table 1 Light Accent 3" w:uiPriority="46"/>
-    <w:lsdException w:name="Grid Table 2 Accent 3" w:uiPriority="47"/>
-    <w:lsdException w:name="Grid Table 3 Accent 3" w:uiPriority="48"/>
-    <w:lsdException w:name="Grid Table 4 Accent 3" w:uiPriority="49"/>
-    <w:lsdException w:name="Grid Table 5 Dark Accent 3" w:uiPriority="50"/>
-    <w:lsdException w:name="Grid Table 6 Colorful Accent 3" w:uiPriority="51"/>
-    <w:lsdException w:name="Grid Table 7 Colorful Accent 3" w:uiPriority="52"/>
-    <w:lsdException w:name="Grid Table 1 Light Accent 4" w:uiPriority="46"/>
-    <w:lsdException w:name="Grid Table 2 Accent 4" w:uiPriority="47"/>
-    <w:lsdException w:name="Grid Table 3 Accent 4" w:uiPriority="48"/>
-    <w:lsdException w:name="Grid Table 4 Accent 4" w:uiPriority="49"/>
-    <w:lsdException w:name="Grid Table 5 Dark Accent 4" w:uiPriority="50"/>
-    <w:lsdException w:name="Grid Table 6 Colorful Accent 4" w:uiPriority="51"/>
-    <w:lsdException w:name="Grid Table 7 Colorful Accent 4" w:uiPriority="52"/>
-    <w:lsdException w:name="Grid Table 1 Light Accent 5" w:uiPriority="46"/>
-    <w:lsdException w:name="Grid Table 2 Accent 5" w:uiPriority="47"/>
-    <w:lsdException w:name="Grid Table 3 Accent 5" w:uiPriority="48"/>
-    <w:lsdException w:name="Grid Table 4 Accent 5" w:uiPriority="49"/>
-    <w:lsdException w:name="Grid Table 5 Dark Accent 5" w:uiPriority="50"/>
-    <w:lsdException w:name="Grid Table 6 Colorful Accent 5" w:uiPriority="51"/>
-    <w:lsdException w:name="Grid Table 7 Colorful Accent 5" w:uiPriority="52"/>
-    <w:lsdException w:name="Grid Table 1 Light Accent 6" w:uiPriority="46"/>
-    <w:lsdException w:name="Grid Table 2 Accent 6" w:uiPriority="47"/>
-    <w:lsdException w:name="Grid Table 3 Accent 6" w:uiPriority="48"/>
-    <w:lsdException w:name="Grid Table 4 Accent 6" w:uiPriority="49"/>
-    <w:lsdException w:name="Grid Table 5 Dark Accent 6" w:uiPriority="50"/>
-    <w:lsdException w:name="Grid Table 6 Colorful Accent 6" w:uiPriority="51"/>
-    <w:lsdException w:name="Grid Table 7 Colorful Accent 6" w:uiPriority="52"/>
-    <w:lsdException w:name="List Table 1 Light" w:uiPriority="46"/>
-    <w:lsdException w:name="List Table 2" w:uiPriority="47"/>
-    <w:lsdException w:name="List Table 3" w:uiPriority="48"/>
-    <w:lsdException w:name="List Table 4" w:uiPriority="49"/>
-    <w:lsdException w:name="List Table 5 Dark" w:uiPriority="50"/>
-    <w:lsdException w:name="List Table 6 Colorful" w:uiPriority="51"/>
-    <w:lsdException w:name="List Table 7 Colorful" w:uiPriority="52"/>
-    <w:lsdException w:name="List Table 1 Light Accent 1" w:uiPriority="46"/>
-    <w:lsdException w:name="List Table 2 Accent 1" w:uiPriority="47"/>
-    <w:lsdException w:name="List Table 3 Accent 1" w:uiPriority="48"/>
-    <w:lsdException w:name="List Table 4 Accent 1" w:uiPriority="49"/>
-    <w:lsdException w:name="List Table 5 Dark Accent 1" w:uiPriority="50"/>
-    <w:lsdException w:name="List Table 6 Colorful Accent 1" w:uiPriority="51"/>
-    <w:lsdException w:name="List Table 7 Colorful Accent 1" w:uiPriority="52"/>
-    <w:lsdException w:name="List Table 1 Light Accent 2" w:uiPriority="46"/>
-    <w:lsdException w:name="List Table 2 Accent 2" w:uiPriority="47"/>
-    <w:lsdException w:name="List Table 3 Accent 2" w:uiPriority="48"/>
-    <w:lsdException w:name="List Table 4 Accent 2" w:uiPriority="49"/>
-    <w:lsdException w:name="List Table 5 Dark Accent 2" w:uiPriority="50"/>
-    <w:lsdException w:name="List Table 6 Colorful Accent 2" w:uiPriority="51"/>
-    <w:lsdException w:name="List Table 7 Colorful Accent 2" w:uiPriority="52"/>
-    <w:lsdException w:name="List Table 1 Light Accent 3" w:uiPriority="46"/>
-    <w:lsdException w:name="List Table 2 Accent 3" w:uiPriority="47"/>
-    <w:lsdException w:name="List Table 3 Accent 3" w:uiPriority="48"/>
-    <w:lsdException w:name="List Table 4 Accent 3" w:uiPriority="49"/>
-    <w:lsdException w:name="List Table 5 Dark Accent 3" w:uiPriority="50"/>
-    <w:lsdException w:name="List Table 6 Colorful Accent 3" w:uiPriority="51"/>
-    <w:lsdException w:name="List Table 7 Colorful Accent 3" w:uiPriority="52"/>
-    <w:lsdException w:name="List Table 1 Light Accent 4" w:uiPriority="46"/>
-    <w:lsdException w:name="List Table 2 Accent 4" w:uiPriority="47"/>
-    <w:lsdException w:name="List Table 3 Accent 4" w:uiPriority="48"/>
-    <w:lsdException w:name="List Table 4 Accent 4" w:uiPriority="49"/>
-    <w:lsdException w:name="List Table 5 Dark Accent 4" w:uiPriority="50"/>
-    <w:lsdException w:name="List Table 6 Colorful Accent 4" w:uiPriority="51"/>
-    <w:lsdException w:name="List Table 7 Colorful Accent 4" w:uiPriority="52"/>
-    <w:lsdException w:name="List Table 1 Light Accent 5" w:uiPriority="46"/>
-    <w:lsdException w:name="List Table 2 Accent 5" w:uiPriority="47"/>
-    <w:lsdException w:name="List Table 3 Accent 5" w:uiPriority="48"/>
-    <w:lsdException w:name="List Table 4 Accent 5" w:uiPriority="49"/>
-    <w:lsdException w:name="List Table 5 Dark Accent 5" w:uiPriority="50"/>
-    <w:lsdException w:name="List Table 6 Colorful Accent 5" w:uiPriority="51"/>
-    <w:lsdException w:name="List Table 7 Colorful Accent 5" w:uiPriority="52"/>
-    <w:lsdException w:name="List Table 1 Light Accent 6" w:uiPriority="46"/>
-    <w:lsdException w:name="List Table 2 Accent 6" w:uiPriority="47"/>
-    <w:lsdException w:name="List Table 3 Accent 6" w:uiPriority="48"/>
-    <w:lsdException w:name="List Table 4 Accent 6" w:uiPriority="49"/>
-    <w:lsdException w:name="List Table 5 Dark Accent 6" w:uiPriority="50"/>
-    <w:lsdException w:name="List Table 6 Colorful Accent 6" w:uiPriority="51"/>
-    <w:lsdException w:name="List Table 7 Colorful Accent 6" w:uiPriority="52"/>
-    <w:lsdException w:name="Mention" w:semiHidden="1" w:uiPriority="99" w:unhideWhenUsed="1"/>
-    <w:lsdException w:name="Smart Hyperlink" w:semiHidden="1" w:uiPriority="99" w:unhideWhenUsed="1"/>
-    <w:lsdException w:name="Hashtag" w:semiHidden="1" w:uiPriority="99" w:unhideWhenUsed="1"/>
-    <w:lsdException w:name="Unresolved Mention" w:semiHidden="1" w:uiPriority="99" w:unhideWhenUsed="1"/>
-    <w:lsdException w:name="Smart Link" w:semiHidden="1" w:uiPriority="99" w:unhideWhenUsed="1"/>
-  </w:latentStyles>
-  <w:style w:type="paragraph" w:default="1" w:styleId="Normal">
+  <w:latentStyles w:count="276" w:defLockedState="0" w:defQFormat="0" w:defSemiHidden="0" w:defUIPriority="0" w:defUnhideWhenUsed="0"/>
+  <w:style w:default="1" w:styleId="Normal" w:type="paragraph">
     <w:name w:val="Normal"/>
     <w:qFormat/>
     <w:rPr>
-      <w:rFonts w:ascii="Segoe UI" w:eastAsia="Segoe UI" w:hAnsi="Segoe UI" w:cs="Segoe UI"/>
+      <w:rFonts w:ascii="Segoe UI" w:cs="Segoe UI" w:eastAsia="Segoe UI" w:hAnsi="Segoe UI"/>
       <w:color w:val="242424"/>
       <w:sz w:val="21"/>
     </w:rPr>
   </w:style>
-  <w:style w:type="paragraph" w:styleId="Heading1">
+  <w:style w:styleId="BodyText" w:type="paragraph">
+    <w:name w:val="Body Text"/>
+    <w:basedOn w:val="Normal"/>
+    <w:link w:val="BodyTextChar"/>
+    <w:qFormat/>
+    <w:pPr>
+      <w:spacing w:after="120" w:before="180"/>
+    </w:pPr>
+    <w:rPr>
+      <w:rFonts w:ascii="Segoe UI" w:cs="Segoe UI" w:eastAsia="Segoe UI" w:hAnsi="Segoe UI"/>
+      <w:color w:val="242424"/>
+      <w:sz w:val="21"/>
+    </w:rPr>
+  </w:style>
+  <w:style w:customStyle="1" w:styleId="FirstParagraph" w:type="paragraph">
+    <w:name w:val="First Paragraph"/>
+    <w:basedOn w:val="BodyText"/>
+    <w:next w:val="BodyText"/>
+    <w:qFormat/>
+    <w:rPr>
+      <w:rFonts w:ascii="Segoe UI" w:cs="Segoe UI" w:eastAsia="Segoe UI" w:hAnsi="Segoe UI"/>
+      <w:color w:val="242424"/>
+      <w:sz w:val="21"/>
+    </w:rPr>
+  </w:style>
+  <w:style w:customStyle="1" w:styleId="Compact" w:type="paragraph">
+    <w:name w:val="Compact"/>
+    <w:basedOn w:val="BodyText"/>
+    <w:qFormat/>
+    <w:pPr>
+      <w:spacing w:after="36" w:before="36"/>
+    </w:pPr>
+    <w:rPr>
+      <w:rFonts w:ascii="Segoe UI" w:cs="Segoe UI" w:eastAsia="Segoe UI" w:hAnsi="Segoe UI"/>
+      <w:color w:val="242424"/>
+      <w:sz w:val="21"/>
+    </w:rPr>
+  </w:style>
+  <w:style w:styleId="Title" w:type="paragraph">
+    <w:name w:val="Title"/>
+    <w:basedOn w:val="Normal"/>
+    <w:next w:val="BodyText"/>
+    <w:link w:val="TitleChar"/>
+    <w:uiPriority w:val="10"/>
+    <w:qFormat/>
+    <w:rsid w:val="00A10FD9"/>
+    <w:pPr>
+      <w:spacing w:after="80" w:line="240" w:lineRule="auto"/>
+      <w:contextualSpacing/>
+      <w:jc w:val="center"/>
+    </w:pPr>
+    <w:rPr>
+      <w:rFonts w:ascii="Segoe UI Semibold" w:cs="Segoe UI Semibold" w:eastAsia="Segoe UI Semibold" w:hAnsi="Segoe UI Semibold"/>
+      <w:color w:val="3B1041"/>
+      <w:sz w:val="48"/>
+      <w:szCs w:val="56"/>
+    </w:rPr>
+  </w:style>
+  <w:style w:customStyle="1" w:styleId="TitleChar" w:type="character">
+    <w:name w:val="Title Char"/>
+    <w:basedOn w:val="DefaultParagraphFont"/>
+    <w:link w:val="Title"/>
+    <w:uiPriority w:val="10"/>
+    <w:rsid w:val="00A10FD9"/>
+    <w:rPr>
+      <w:rFonts w:asciiTheme="majorHAnsi" w:cstheme="majorBidi" w:eastAsiaTheme="majorEastAsia" w:hAnsiTheme="majorHAnsi"/>
+      <w:sz w:val="56"/>
+      <w:szCs w:val="56"/>
+    </w:rPr>
+  </w:style>
+  <w:style w:styleId="Subtitle" w:type="paragraph">
+    <w:name w:val="Subtitle"/>
+    <w:basedOn w:val="Title"/>
+    <w:next w:val="BodyText"/>
+    <w:link w:val="SubtitleChar"/>
+    <w:uiPriority w:val="11"/>
+    <w:qFormat/>
+    <w:rsid w:val="00A10FD9"/>
+    <w:pPr>
+      <w:numPr>
+        <w:ilvl w:val="1"/>
+      </w:numPr>
+    </w:pPr>
+    <w:rPr>
+      <w:rFonts w:cstheme="majorBidi" w:eastAsiaTheme="majorEastAsia"/>
+      <w:spacing w:val="15"/>
+      <w:sz w:val="28"/>
+      <w:szCs w:val="28"/>
+    </w:rPr>
+  </w:style>
+  <w:style w:customStyle="1" w:styleId="SubtitleChar" w:type="character">
+    <w:name w:val="Subtitle Char"/>
+    <w:basedOn w:val="DefaultParagraphFont"/>
+    <w:link w:val="Subtitle"/>
+    <w:uiPriority w:val="11"/>
+    <w:rsid w:val="00A10FD9"/>
+    <w:rPr>
+      <w:rFonts w:cstheme="majorBidi" w:eastAsiaTheme="majorEastAsia"/>
+      <w:color w:themeColor="text1" w:themeTint="A6" w:val="595959"/>
+      <w:spacing w:val="15"/>
+      <w:sz w:val="28"/>
+      <w:szCs w:val="28"/>
+    </w:rPr>
+  </w:style>
+  <w:style w:customStyle="1" w:styleId="Author" w:type="paragraph">
+    <w:name w:val="Author"/>
+    <w:basedOn w:val="Title"/>
+    <w:next w:val="BodyText"/>
+    <w:qFormat/>
+    <w:pPr>
+      <w:keepNext/>
+      <w:keepLines/>
+    </w:pPr>
+    <w:rPr>
+      <w:sz w:val="24"/>
+      <w:szCs w:val="24"/>
+    </w:rPr>
+  </w:style>
+  <w:style w:styleId="Date" w:type="paragraph">
+    <w:name w:val="Date"/>
+    <w:basedOn w:val="Title"/>
+    <w:next w:val="BodyText"/>
+    <w:qFormat/>
+    <w:pPr>
+      <w:keepNext/>
+      <w:keepLines/>
+    </w:pPr>
+    <w:rPr>
+      <w:sz w:val="24"/>
+      <w:szCs w:val="24"/>
+    </w:rPr>
+  </w:style>
+  <w:style w:customStyle="1" w:styleId="AbstractTitle" w:type="paragraph">
+    <w:name w:val="Abstract Title"/>
+    <w:basedOn w:val="Normal"/>
+    <w:next w:val="Abstract"/>
+    <w:qFormat/>
+    <w:pPr>
+      <w:keepNext/>
+      <w:keepLines/>
+      <w:spacing w:after="0" w:before="300"/>
+      <w:jc w:val="center"/>
+    </w:pPr>
+    <w:rPr>
+      <w:b/>
+      <w:sz w:val="20"/>
+      <w:szCs w:val="20"/>
+    </w:rPr>
+  </w:style>
+  <w:style w:customStyle="1" w:styleId="Abstract" w:type="paragraph">
+    <w:name w:val="Abstract"/>
+    <w:basedOn w:val="Normal"/>
+    <w:next w:val="BodyText"/>
+    <w:qFormat/>
+    <w:pPr>
+      <w:keepNext/>
+      <w:keepLines/>
+      <w:spacing w:after="300" w:before="100"/>
+    </w:pPr>
+    <w:rPr>
+      <w:sz w:val="20"/>
+      <w:szCs w:val="20"/>
+    </w:rPr>
+  </w:style>
+  <w:style w:styleId="Bibliography" w:type="paragraph">
+    <w:name w:val="Bibliography"/>
+    <w:basedOn w:val="Normal"/>
+    <w:next w:val="Bibliography"/>
+    <w:qFormat/>
+    <w:pPr/>
+    <w:rPr/>
+  </w:style>
+  <w:style w:styleId="Heading1" w:type="paragraph">
     <w:name w:val="heading 1"/>
     <w:basedOn w:val="Normal"/>
     <w:next w:val="BodyText"/>
@@ -3579,17 +4142,19 @@
     <w:pPr>
       <w:keepNext/>
       <w:keepLines/>
-      <w:spacing w:before="240" w:after="80"/>
+      <w:spacing w:after="80" w:before="240"/>
       <w:outlineLvl w:val="0"/>
     </w:pPr>
     <w:rPr>
-      <w:rFonts w:ascii="Segoe UI Semibold" w:eastAsia="Segoe UI Semibold" w:hAnsi="Segoe UI Semibold" w:cs="Segoe UI Semibold"/>
+      <w:rFonts w:ascii="Segoe UI Semibold" w:cs="Segoe UI Semibold" w:eastAsia="Segoe UI Semibold" w:hAnsi="Segoe UI Semibold"/>
+      <w:b w:val="0"/>
+      <w:i w:val="0"/>
       <w:color w:val="3B1041"/>
       <w:sz w:val="40"/>
       <w:szCs w:val="40"/>
     </w:rPr>
   </w:style>
-  <w:style w:type="paragraph" w:styleId="Heading2">
+  <w:style w:styleId="Heading2" w:type="paragraph">
     <w:name w:val="heading 2"/>
     <w:basedOn w:val="Normal"/>
     <w:next w:val="BodyText"/>
@@ -3602,17 +4167,19 @@
     <w:pPr>
       <w:keepNext/>
       <w:keepLines/>
-      <w:spacing w:before="280" w:after="80"/>
+      <w:spacing w:after="80" w:before="280"/>
       <w:outlineLvl w:val="1"/>
     </w:pPr>
     <w:rPr>
-      <w:rFonts w:ascii="Segoe UI Semibold" w:eastAsia="Segoe UI Semibold" w:hAnsi="Segoe UI Semibold" w:cs="Segoe UI Semibold"/>
+      <w:rFonts w:ascii="Segoe UI Semibold" w:cs="Segoe UI Semibold" w:eastAsia="Segoe UI Semibold" w:hAnsi="Segoe UI Semibold"/>
+      <w:b w:val="0"/>
+      <w:i w:val="0"/>
       <w:color w:val="3B1041"/>
       <w:sz w:val="30"/>
       <w:szCs w:val="32"/>
     </w:rPr>
   </w:style>
-  <w:style w:type="paragraph" w:styleId="Heading3">
+  <w:style w:styleId="Heading3" w:type="paragraph">
     <w:name w:val="heading 3"/>
     <w:basedOn w:val="Normal"/>
     <w:next w:val="BodyText"/>
@@ -3625,17 +4192,19 @@
     <w:pPr>
       <w:keepNext/>
       <w:keepLines/>
-      <w:spacing w:before="200" w:after="80"/>
+      <w:spacing w:after="80" w:before="200"/>
       <w:outlineLvl w:val="2"/>
     </w:pPr>
     <w:rPr>
-      <w:rFonts w:ascii="Segoe UI Semibold" w:eastAsia="Segoe UI Semibold" w:hAnsi="Segoe UI Semibold" w:cs="Segoe UI Semibold"/>
+      <w:rFonts w:ascii="Segoe UI Semibold" w:cs="Segoe UI Semibold" w:eastAsia="Segoe UI Semibold" w:hAnsi="Segoe UI Semibold"/>
+      <w:b w:val="0"/>
+      <w:i w:val="0"/>
       <w:color w:val="3B1041"/>
       <w:sz w:val="25"/>
       <w:szCs w:val="28"/>
     </w:rPr>
   </w:style>
-  <w:style w:type="paragraph" w:styleId="Heading4">
+  <w:style w:styleId="Heading4" w:type="paragraph">
     <w:name w:val="heading 4"/>
     <w:basedOn w:val="Normal"/>
     <w:next w:val="BodyText"/>
@@ -3648,16 +4217,19 @@
     <w:pPr>
       <w:keepNext/>
       <w:keepLines/>
-      <w:spacing w:before="160" w:after="80"/>
+      <w:spacing w:after="80" w:before="160"/>
       <w:outlineLvl w:val="3"/>
     </w:pPr>
     <w:rPr>
-      <w:rFonts w:ascii="Segoe UI Semibold" w:eastAsia="Segoe UI Semibold" w:hAnsi="Segoe UI Semibold" w:cs="Segoe UI Semibold"/>
+      <w:rFonts w:ascii="Segoe UI Semibold" w:cs="Segoe UI Semibold" w:eastAsia="Segoe UI Semibold" w:hAnsi="Segoe UI Semibold"/>
+      <w:b w:val="0"/>
+      <w:i w:val="0"/>
       <w:iCs/>
+      <w:color w:val="242424"/>
       <w:sz w:val="22"/>
     </w:rPr>
   </w:style>
-  <w:style w:type="paragraph" w:styleId="Heading5">
+  <w:style w:styleId="Heading5" w:type="paragraph">
     <w:name w:val="heading 5"/>
     <w:basedOn w:val="Normal"/>
     <w:next w:val="BodyText"/>
@@ -3670,14 +4242,18 @@
     <w:pPr>
       <w:keepNext/>
       <w:keepLines/>
-      <w:spacing w:before="120" w:after="80"/>
+      <w:spacing w:after="80" w:before="120"/>
       <w:outlineLvl w:val="4"/>
     </w:pPr>
     <w:rPr>
-      <w:rFonts w:ascii="Segoe UI Semibold" w:eastAsia="Segoe UI Semibold" w:hAnsi="Segoe UI Semibold" w:cs="Segoe UI Semibold"/>
-    </w:rPr>
-  </w:style>
-  <w:style w:type="paragraph" w:styleId="Heading6">
+      <w:rFonts w:ascii="Segoe UI Semibold" w:cs="Segoe UI Semibold" w:eastAsia="Segoe UI Semibold" w:hAnsi="Segoe UI Semibold"/>
+      <w:b w:val="0"/>
+      <w:i w:val="0"/>
+      <w:color w:val="242424"/>
+      <w:sz w:val="21"/>
+    </w:rPr>
+  </w:style>
+  <w:style w:styleId="Heading6" w:type="paragraph">
     <w:name w:val="heading 6"/>
     <w:basedOn w:val="Normal"/>
     <w:next w:val="BodyText"/>
@@ -3690,17 +4266,17 @@
     <w:pPr>
       <w:keepNext/>
       <w:keepLines/>
-      <w:spacing w:before="40" w:after="0"/>
+      <w:spacing w:after="0" w:before="40"/>
       <w:outlineLvl w:val="5"/>
     </w:pPr>
     <w:rPr>
-      <w:rFonts w:eastAsiaTheme="majorEastAsia" w:cstheme="majorBidi"/>
+      <w:rFonts w:cstheme="majorBidi" w:eastAsiaTheme="majorEastAsia"/>
       <w:i/>
       <w:iCs/>
-      <w:color w:val="595959" w:themeColor="text1" w:themeTint="A6"/>
-    </w:rPr>
-  </w:style>
-  <w:style w:type="paragraph" w:styleId="Heading7">
+      <w:color w:themeColor="text1" w:themeTint="A6" w:val="595959"/>
+    </w:rPr>
+  </w:style>
+  <w:style w:styleId="Heading7" w:type="paragraph">
     <w:name w:val="heading 7"/>
     <w:basedOn w:val="Normal"/>
     <w:next w:val="BodyText"/>
@@ -3713,15 +4289,15 @@
     <w:pPr>
       <w:keepNext/>
       <w:keepLines/>
-      <w:spacing w:before="40" w:after="0"/>
+      <w:spacing w:after="0" w:before="40"/>
       <w:outlineLvl w:val="6"/>
     </w:pPr>
     <w:rPr>
-      <w:rFonts w:eastAsiaTheme="majorEastAsia" w:cstheme="majorBidi"/>
-      <w:color w:val="595959" w:themeColor="text1" w:themeTint="A6"/>
-    </w:rPr>
-  </w:style>
-  <w:style w:type="paragraph" w:styleId="Heading8">
+      <w:rFonts w:cstheme="majorBidi" w:eastAsiaTheme="majorEastAsia"/>
+      <w:color w:themeColor="text1" w:themeTint="A6" w:val="595959"/>
+    </w:rPr>
+  </w:style>
+  <w:style w:styleId="Heading8" w:type="paragraph">
     <w:name w:val="heading 8"/>
     <w:basedOn w:val="Normal"/>
     <w:next w:val="BodyText"/>
@@ -3738,13 +4314,13 @@
       <w:outlineLvl w:val="7"/>
     </w:pPr>
     <w:rPr>
-      <w:rFonts w:eastAsiaTheme="majorEastAsia" w:cstheme="majorBidi"/>
+      <w:rFonts w:cstheme="majorBidi" w:eastAsiaTheme="majorEastAsia"/>
       <w:i/>
       <w:iCs/>
-      <w:color w:val="272727" w:themeColor="text1" w:themeTint="D8"/>
-    </w:rPr>
-  </w:style>
-  <w:style w:type="paragraph" w:styleId="Heading9">
+      <w:color w:themeColor="text1" w:themeTint="D8" w:val="272727"/>
+    </w:rPr>
+  </w:style>
+  <w:style w:styleId="Heading9" w:type="paragraph">
     <w:name w:val="heading 9"/>
     <w:basedOn w:val="Normal"/>
     <w:next w:val="BodyText"/>
@@ -3761,204 +4337,24 @@
       <w:outlineLvl w:val="8"/>
     </w:pPr>
     <w:rPr>
-      <w:rFonts w:eastAsiaTheme="majorEastAsia" w:cstheme="majorBidi"/>
-      <w:color w:val="272727" w:themeColor="text1" w:themeTint="D8"/>
-    </w:rPr>
-  </w:style>
-  <w:style w:type="character" w:default="1" w:styleId="DefaultParagraphFont">
-    <w:name w:val="Default Paragraph Font"/>
-    <w:uiPriority w:val="1"/>
-    <w:semiHidden/>
-    <w:unhideWhenUsed/>
-  </w:style>
-  <w:style w:type="table" w:default="1" w:styleId="TableNormal">
-    <w:name w:val="Normal Table"/>
-    <w:uiPriority w:val="99"/>
-    <w:semiHidden/>
-    <w:unhideWhenUsed/>
-    <w:tblPr>
-      <w:tblInd w:w="0" w:type="dxa"/>
-      <w:tblCellMar>
-        <w:top w:w="0" w:type="dxa"/>
-        <w:left w:w="108" w:type="dxa"/>
-        <w:bottom w:w="0" w:type="dxa"/>
-        <w:right w:w="108" w:type="dxa"/>
-      </w:tblCellMar>
-    </w:tblPr>
-  </w:style>
-  <w:style w:type="numbering" w:default="1" w:styleId="NoList">
-    <w:name w:val="No List"/>
-    <w:uiPriority w:val="99"/>
-    <w:semiHidden/>
-    <w:unhideWhenUsed/>
-  </w:style>
-  <w:style w:type="paragraph" w:styleId="BodyText">
-    <w:name w:val="Body Text"/>
-    <w:basedOn w:val="Normal"/>
-    <w:qFormat/>
-    <w:pPr>
-      <w:spacing w:before="180" w:after="120"/>
-    </w:pPr>
-  </w:style>
-  <w:style w:type="paragraph" w:customStyle="1" w:styleId="FirstParagraph">
-    <w:name w:val="First Paragraph"/>
-    <w:basedOn w:val="BodyText"/>
-    <w:next w:val="BodyText"/>
-    <w:qFormat/>
-  </w:style>
-  <w:style w:type="paragraph" w:customStyle="1" w:styleId="Compact">
-    <w:name w:val="Compact"/>
-    <w:basedOn w:val="BodyText"/>
-    <w:qFormat/>
-    <w:pPr>
-      <w:spacing w:before="36" w:after="36"/>
-    </w:pPr>
-  </w:style>
-  <w:style w:type="paragraph" w:styleId="Title">
-    <w:name w:val="Title"/>
-    <w:basedOn w:val="Normal"/>
-    <w:next w:val="BodyText"/>
-    <w:link w:val="TitleChar"/>
-    <w:uiPriority w:val="10"/>
-    <w:qFormat/>
-    <w:rsid w:val="00A10FD9"/>
-    <w:pPr>
-      <w:spacing w:after="80"/>
-      <w:contextualSpacing/>
-      <w:jc w:val="center"/>
-    </w:pPr>
-    <w:rPr>
-      <w:rFonts w:ascii="Segoe UI Semibold" w:eastAsia="Segoe UI Semibold" w:hAnsi="Segoe UI Semibold" w:cs="Segoe UI Semibold"/>
-      <w:color w:val="3B1041"/>
-      <w:sz w:val="48"/>
-      <w:szCs w:val="56"/>
-    </w:rPr>
-  </w:style>
-  <w:style w:type="character" w:customStyle="1" w:styleId="TitleChar">
-    <w:name w:val="Title Char"/>
-    <w:basedOn w:val="DefaultParagraphFont"/>
-    <w:link w:val="Title"/>
-    <w:uiPriority w:val="10"/>
-    <w:rsid w:val="00A10FD9"/>
-    <w:rPr>
-      <w:rFonts w:asciiTheme="majorHAnsi" w:eastAsiaTheme="majorEastAsia" w:hAnsiTheme="majorHAnsi" w:cstheme="majorBidi"/>
-      <w:sz w:val="56"/>
-      <w:szCs w:val="56"/>
-    </w:rPr>
-  </w:style>
-  <w:style w:type="paragraph" w:styleId="Subtitle">
-    <w:name w:val="Subtitle"/>
-    <w:basedOn w:val="Title"/>
-    <w:next w:val="BodyText"/>
-    <w:link w:val="SubtitleChar"/>
-    <w:uiPriority w:val="11"/>
-    <w:qFormat/>
-    <w:rsid w:val="00A10FD9"/>
-    <w:pPr>
-      <w:numPr>
-        <w:ilvl w:val="1"/>
-      </w:numPr>
-    </w:pPr>
-    <w:rPr>
-      <w:rFonts w:eastAsiaTheme="majorEastAsia" w:cstheme="majorBidi"/>
-      <w:spacing w:val="15"/>
-      <w:sz w:val="28"/>
-      <w:szCs w:val="28"/>
-    </w:rPr>
-  </w:style>
-  <w:style w:type="character" w:customStyle="1" w:styleId="SubtitleChar">
-    <w:name w:val="Subtitle Char"/>
-    <w:basedOn w:val="DefaultParagraphFont"/>
-    <w:link w:val="Subtitle"/>
-    <w:uiPriority w:val="11"/>
-    <w:rsid w:val="00A10FD9"/>
-    <w:rPr>
-      <w:rFonts w:eastAsiaTheme="majorEastAsia" w:cstheme="majorBidi"/>
-      <w:color w:val="595959" w:themeColor="text1" w:themeTint="A6"/>
-      <w:spacing w:val="15"/>
-      <w:sz w:val="28"/>
-      <w:szCs w:val="28"/>
-    </w:rPr>
-  </w:style>
-  <w:style w:type="paragraph" w:customStyle="1" w:styleId="Author">
-    <w:name w:val="Author"/>
-    <w:basedOn w:val="Title"/>
-    <w:next w:val="BodyText"/>
-    <w:qFormat/>
-    <w:pPr>
-      <w:keepNext/>
-      <w:keepLines/>
-    </w:pPr>
-    <w:rPr>
-      <w:sz w:val="24"/>
-      <w:szCs w:val="24"/>
-    </w:rPr>
-  </w:style>
-  <w:style w:type="paragraph" w:styleId="Date">
-    <w:name w:val="Date"/>
-    <w:basedOn w:val="Title"/>
-    <w:next w:val="BodyText"/>
-    <w:qFormat/>
-    <w:pPr>
-      <w:keepNext/>
-      <w:keepLines/>
-    </w:pPr>
-    <w:rPr>
-      <w:sz w:val="24"/>
-      <w:szCs w:val="24"/>
-    </w:rPr>
-  </w:style>
-  <w:style w:type="paragraph" w:customStyle="1" w:styleId="AbstractTitle">
-    <w:name w:val="Abstract Title"/>
-    <w:basedOn w:val="Normal"/>
-    <w:next w:val="Abstract"/>
-    <w:qFormat/>
-    <w:pPr>
-      <w:keepNext/>
-      <w:keepLines/>
-      <w:spacing w:before="300" w:after="0"/>
-      <w:jc w:val="center"/>
-    </w:pPr>
-    <w:rPr>
-      <w:b/>
-      <w:sz w:val="20"/>
-      <w:szCs w:val="20"/>
-    </w:rPr>
-  </w:style>
-  <w:style w:type="paragraph" w:customStyle="1" w:styleId="Abstract">
-    <w:name w:val="Abstract"/>
-    <w:basedOn w:val="Normal"/>
-    <w:next w:val="BodyText"/>
-    <w:qFormat/>
-    <w:pPr>
-      <w:keepNext/>
-      <w:keepLines/>
-      <w:spacing w:before="100" w:after="300"/>
-    </w:pPr>
-    <w:rPr>
-      <w:sz w:val="20"/>
-      <w:szCs w:val="20"/>
-    </w:rPr>
-  </w:style>
-  <w:style w:type="paragraph" w:styleId="Bibliography">
-    <w:name w:val="Bibliography"/>
-    <w:basedOn w:val="Normal"/>
-    <w:qFormat/>
-  </w:style>
-  <w:style w:type="character" w:customStyle="1" w:styleId="Heading1Char">
+      <w:rFonts w:cstheme="majorBidi" w:eastAsiaTheme="majorEastAsia"/>
+      <w:color w:themeColor="text1" w:themeTint="D8" w:val="272727"/>
+    </w:rPr>
+  </w:style>
+  <w:style w:customStyle="1" w:styleId="Heading1Char" w:type="character">
     <w:name w:val="Heading 1 Char"/>
     <w:basedOn w:val="DefaultParagraphFont"/>
     <w:link w:val="Heading1"/>
     <w:uiPriority w:val="9"/>
     <w:rsid w:val="00A10FD9"/>
     <w:rPr>
-      <w:rFonts w:asciiTheme="majorHAnsi" w:eastAsiaTheme="majorEastAsia" w:hAnsiTheme="majorHAnsi" w:cstheme="majorBidi"/>
-      <w:color w:val="0F4761" w:themeColor="accent1" w:themeShade="BF"/>
+      <w:rFonts w:asciiTheme="majorHAnsi" w:cstheme="majorBidi" w:eastAsiaTheme="majorEastAsia" w:hAnsiTheme="majorHAnsi"/>
+      <w:color w:themeColor="accent1" w:themeShade="BF" w:val="0F4761"/>
       <w:sz w:val="40"/>
       <w:szCs w:val="40"/>
     </w:rPr>
   </w:style>
-  <w:style w:type="character" w:customStyle="1" w:styleId="Heading2Char">
+  <w:style w:customStyle="1" w:styleId="Heading2Char" w:type="character">
     <w:name w:val="Heading 2 Char"/>
     <w:basedOn w:val="DefaultParagraphFont"/>
     <w:link w:val="Heading2"/>
@@ -3966,13 +4362,13 @@
     <w:semiHidden/>
     <w:rsid w:val="00A10FD9"/>
     <w:rPr>
-      <w:rFonts w:asciiTheme="majorHAnsi" w:eastAsiaTheme="majorEastAsia" w:hAnsiTheme="majorHAnsi" w:cstheme="majorBidi"/>
-      <w:color w:val="0F4761" w:themeColor="accent1" w:themeShade="BF"/>
+      <w:rFonts w:asciiTheme="majorHAnsi" w:cstheme="majorBidi" w:eastAsiaTheme="majorEastAsia" w:hAnsiTheme="majorHAnsi"/>
+      <w:color w:themeColor="accent1" w:themeShade="BF" w:val="0F4761"/>
       <w:sz w:val="32"/>
       <w:szCs w:val="32"/>
     </w:rPr>
   </w:style>
-  <w:style w:type="character" w:customStyle="1" w:styleId="Heading3Char">
+  <w:style w:customStyle="1" w:styleId="Heading3Char" w:type="character">
     <w:name w:val="Heading 3 Char"/>
     <w:basedOn w:val="DefaultParagraphFont"/>
     <w:link w:val="Heading3"/>
@@ -3980,13 +4376,13 @@
     <w:semiHidden/>
     <w:rsid w:val="00A10FD9"/>
     <w:rPr>
-      <w:rFonts w:eastAsiaTheme="majorEastAsia" w:cstheme="majorBidi"/>
-      <w:color w:val="0F4761" w:themeColor="accent1" w:themeShade="BF"/>
+      <w:rFonts w:cstheme="majorBidi" w:eastAsiaTheme="majorEastAsia"/>
+      <w:color w:themeColor="accent1" w:themeShade="BF" w:val="0F4761"/>
       <w:sz w:val="28"/>
       <w:szCs w:val="28"/>
     </w:rPr>
   </w:style>
-  <w:style w:type="character" w:customStyle="1" w:styleId="Heading4Char">
+  <w:style w:customStyle="1" w:styleId="Heading4Char" w:type="character">
     <w:name w:val="Heading 4 Char"/>
     <w:basedOn w:val="DefaultParagraphFont"/>
     <w:link w:val="Heading4"/>
@@ -3994,13 +4390,13 @@
     <w:semiHidden/>
     <w:rsid w:val="00A10FD9"/>
     <w:rPr>
-      <w:rFonts w:eastAsiaTheme="majorEastAsia" w:cstheme="majorBidi"/>
+      <w:rFonts w:cstheme="majorBidi" w:eastAsiaTheme="majorEastAsia"/>
       <w:i/>
       <w:iCs/>
-      <w:color w:val="0F4761" w:themeColor="accent1" w:themeShade="BF"/>
-    </w:rPr>
-  </w:style>
-  <w:style w:type="character" w:customStyle="1" w:styleId="Heading5Char">
+      <w:color w:themeColor="accent1" w:themeShade="BF" w:val="0F4761"/>
+    </w:rPr>
+  </w:style>
+  <w:style w:customStyle="1" w:styleId="Heading5Char" w:type="character">
     <w:name w:val="Heading 5 Char"/>
     <w:basedOn w:val="DefaultParagraphFont"/>
     <w:link w:val="Heading5"/>
@@ -4008,11 +4404,11 @@
     <w:semiHidden/>
     <w:rsid w:val="00A10FD9"/>
     <w:rPr>
-      <w:rFonts w:eastAsiaTheme="majorEastAsia" w:cstheme="majorBidi"/>
-      <w:color w:val="0F4761" w:themeColor="accent1" w:themeShade="BF"/>
-    </w:rPr>
-  </w:style>
-  <w:style w:type="character" w:customStyle="1" w:styleId="Heading6Char">
+      <w:rFonts w:cstheme="majorBidi" w:eastAsiaTheme="majorEastAsia"/>
+      <w:color w:themeColor="accent1" w:themeShade="BF" w:val="0F4761"/>
+    </w:rPr>
+  </w:style>
+  <w:style w:customStyle="1" w:styleId="Heading6Char" w:type="character">
     <w:name w:val="Heading 6 Char"/>
     <w:basedOn w:val="DefaultParagraphFont"/>
     <w:link w:val="Heading6"/>
@@ -4020,13 +4416,13 @@
     <w:semiHidden/>
     <w:rsid w:val="00A10FD9"/>
     <w:rPr>
-      <w:rFonts w:eastAsiaTheme="majorEastAsia" w:cstheme="majorBidi"/>
+      <w:rFonts w:cstheme="majorBidi" w:eastAsiaTheme="majorEastAsia"/>
       <w:i/>
       <w:iCs/>
-      <w:color w:val="595959" w:themeColor="text1" w:themeTint="A6"/>
-    </w:rPr>
-  </w:style>
-  <w:style w:type="character" w:customStyle="1" w:styleId="Heading7Char">
+      <w:color w:themeColor="text1" w:themeTint="A6" w:val="595959"/>
+    </w:rPr>
+  </w:style>
+  <w:style w:customStyle="1" w:styleId="Heading7Char" w:type="character">
     <w:name w:val="Heading 7 Char"/>
     <w:basedOn w:val="DefaultParagraphFont"/>
     <w:link w:val="Heading7"/>
@@ -4034,11 +4430,11 @@
     <w:semiHidden/>
     <w:rsid w:val="00A10FD9"/>
     <w:rPr>
-      <w:rFonts w:eastAsiaTheme="majorEastAsia" w:cstheme="majorBidi"/>
-      <w:color w:val="595959" w:themeColor="text1" w:themeTint="A6"/>
-    </w:rPr>
-  </w:style>
-  <w:style w:type="character" w:customStyle="1" w:styleId="Heading8Char">
+      <w:rFonts w:cstheme="majorBidi" w:eastAsiaTheme="majorEastAsia"/>
+      <w:color w:themeColor="text1" w:themeTint="A6" w:val="595959"/>
+    </w:rPr>
+  </w:style>
+  <w:style w:customStyle="1" w:styleId="Heading8Char" w:type="character">
     <w:name w:val="Heading 8 Char"/>
     <w:basedOn w:val="DefaultParagraphFont"/>
     <w:link w:val="Heading8"/>
@@ -4046,13 +4442,13 @@
     <w:semiHidden/>
     <w:rsid w:val="00A10FD9"/>
     <w:rPr>
-      <w:rFonts w:eastAsiaTheme="majorEastAsia" w:cstheme="majorBidi"/>
+      <w:rFonts w:cstheme="majorBidi" w:eastAsiaTheme="majorEastAsia"/>
       <w:i/>
       <w:iCs/>
-      <w:color w:val="272727" w:themeColor="text1" w:themeTint="D8"/>
-    </w:rPr>
-  </w:style>
-  <w:style w:type="character" w:customStyle="1" w:styleId="Heading9Char">
+      <w:color w:themeColor="text1" w:themeTint="D8" w:val="272727"/>
+    </w:rPr>
+  </w:style>
+  <w:style w:customStyle="1" w:styleId="Heading9Char" w:type="character">
     <w:name w:val="Heading 9 Char"/>
     <w:basedOn w:val="DefaultParagraphFont"/>
     <w:link w:val="Heading9"/>
@@ -4060,11 +4456,11 @@
     <w:semiHidden/>
     <w:rsid w:val="00A10FD9"/>
     <w:rPr>
-      <w:rFonts w:eastAsiaTheme="majorEastAsia" w:cstheme="majorBidi"/>
-      <w:color w:val="272727" w:themeColor="text1" w:themeTint="D8"/>
-    </w:rPr>
-  </w:style>
-  <w:style w:type="paragraph" w:styleId="BlockText">
+      <w:rFonts w:cstheme="majorBidi" w:eastAsiaTheme="majorEastAsia"/>
+      <w:color w:themeColor="text1" w:themeTint="D8" w:val="272727"/>
+    </w:rPr>
+  </w:style>
+  <w:style w:styleId="BlockText" w:type="paragraph">
     <w:name w:val="Block Text"/>
     <w:basedOn w:val="BodyText"/>
     <w:next w:val="BodyText"/>
@@ -4072,22 +4468,29 @@
     <w:unhideWhenUsed/>
     <w:qFormat/>
     <w:pPr>
+      <w:spacing w:after="40" w:before="40"/>
+      <w:ind w:firstLine="0" w:left="288" w:right="144"/>
       <w:pBdr>
-        <w:left w:val="single" w:sz="18" w:space="8" w:color="3B1041"/>
+        <w:left w:color="3B1041" w:space="8" w:sz="18" w:val="single"/>
       </w:pBdr>
-      <w:shd w:val="clear" w:color="auto" w:fill="FBF6FD"/>
-      <w:spacing w:before="40" w:after="40"/>
-      <w:ind w:left="288" w:right="144"/>
+      <w:shd w:color="auto" w:fill="FBF6FD" w:val="clear"/>
     </w:pPr>
-  </w:style>
-  <w:style w:type="paragraph" w:styleId="FootnoteText">
-    <w:name w:val="footnote text"/>
+    <w:rPr>
+      <w:rFonts w:ascii="Segoe UI" w:cs="Segoe UI" w:eastAsia="Segoe UI" w:hAnsi="Segoe UI"/>
+      <w:i w:val="0"/>
+      <w:color w:val="242424"/>
+      <w:sz w:val="21"/>
+    </w:rPr>
+  </w:style>
+  <w:style w:styleId="FootnoteText" w:type="paragraph">
+    <w:name w:val="Footnote Text"/>
     <w:basedOn w:val="Normal"/>
+    <w:next w:val="FootnoteText"/>
     <w:uiPriority w:val="9"/>
     <w:unhideWhenUsed/>
     <w:qFormat/>
   </w:style>
-  <w:style w:type="paragraph" w:customStyle="1" w:styleId="FootnoteBlockText">
+  <w:style w:styleId="FootnoteBlockText" w:type="paragraph">
     <w:name w:val="Footnote Block Text"/>
     <w:basedOn w:val="FootnoteText"/>
     <w:next w:val="FootnoteText"/>
@@ -4095,35 +4498,40 @@
     <w:unhideWhenUsed/>
     <w:qFormat/>
     <w:pPr>
-      <w:spacing w:before="100" w:after="100"/>
-      <w:ind w:left="480" w:right="480"/>
+      <w:spacing w:after="100" w:before="100"/>
+      <w:ind w:firstLine="0" w:left="480" w:right="480"/>
     </w:pPr>
   </w:style>
-  <w:style w:type="table" w:customStyle="1" w:styleId="Table">
+  <w:style w:default="1" w:styleId="DefaultParagraphFont" w:type="character">
+    <w:name w:val="Default Paragraph Font"/>
+    <w:semiHidden/>
+    <w:unhideWhenUsed/>
+  </w:style>
+  <w:style w:default="1" w:styleId="Table" w:type="table">
     <w:name w:val="Table"/>
+    <w:basedOn w:val="TableNormal"/>
     <w:semiHidden/>
     <w:unhideWhenUsed/>
     <w:qFormat/>
     <w:tblPr>
-      <w:tblInd w:w="0" w:type="dxa"/>
+      <w:tblInd w:type="dxa" w:w="0"/>
       <w:tblCellMar>
-        <w:top w:w="0" w:type="dxa"/>
-        <w:left w:w="108" w:type="dxa"/>
-        <w:bottom w:w="0" w:type="dxa"/>
-        <w:right w:w="108" w:type="dxa"/>
+        <w:top w:type="dxa" w:w="0"/>
+        <w:left w:type="dxa" w:w="108"/>
+        <w:bottom w:type="dxa" w:w="0"/>
+        <w:right w:type="dxa" w:w="108"/>
       </w:tblCellMar>
     </w:tblPr>
     <w:tblStylePr w:type="firstRow">
-      <w:tblPr/>
       <w:tcPr>
         <w:tcBorders>
-          <w:bottom w:val="single" w:sz="0" w:space="0" w:color="auto"/>
+          <w:bottom w:val="single"/>
         </w:tcBorders>
         <w:vAlign w:val="bottom"/>
       </w:tcPr>
     </w:tblStylePr>
   </w:style>
-  <w:style w:type="paragraph" w:customStyle="1" w:styleId="DefinitionTerm">
+  <w:style w:customStyle="1" w:styleId="DefinitionTerm" w:type="paragraph">
     <w:name w:val="Definition Term"/>
     <w:basedOn w:val="Normal"/>
     <w:next w:val="Definition"/>
@@ -4136,77 +4544,76 @@
       <w:b/>
     </w:rPr>
   </w:style>
-  <w:style w:type="paragraph" w:customStyle="1" w:styleId="Definition">
+  <w:style w:customStyle="1" w:styleId="Definition" w:type="paragraph">
     <w:name w:val="Definition"/>
     <w:basedOn w:val="Normal"/>
   </w:style>
-  <w:style w:type="paragraph" w:styleId="Caption">
-    <w:name w:val="caption"/>
+  <w:style w:styleId="Caption" w:type="paragraph">
+    <w:name w:val="Caption"/>
     <w:basedOn w:val="Normal"/>
-    <w:link w:val="CaptionChar"/>
+    <w:link w:val="BodyTextChar"/>
     <w:pPr>
-      <w:spacing w:after="120"/>
+      <w:spacing w:after="120" w:before="0"/>
     </w:pPr>
     <w:rPr>
       <w:i/>
     </w:rPr>
   </w:style>
-  <w:style w:type="paragraph" w:customStyle="1" w:styleId="TableCaption">
+  <w:style w:customStyle="1" w:styleId="TableCaption" w:type="paragraph">
     <w:name w:val="Table Caption"/>
     <w:basedOn w:val="Caption"/>
     <w:pPr>
       <w:keepNext/>
     </w:pPr>
   </w:style>
-  <w:style w:type="paragraph" w:customStyle="1" w:styleId="ImageCaption">
+  <w:style w:customStyle="1" w:styleId="ImageCaption" w:type="paragraph">
     <w:name w:val="Image Caption"/>
     <w:basedOn w:val="Caption"/>
   </w:style>
-  <w:style w:type="paragraph" w:customStyle="1" w:styleId="Figure">
+  <w:style w:customStyle="1" w:styleId="Figure" w:type="paragraph">
     <w:name w:val="Figure"/>
     <w:basedOn w:val="Normal"/>
   </w:style>
-  <w:style w:type="paragraph" w:customStyle="1" w:styleId="CaptionedFigure">
+  <w:style w:customStyle="1" w:styleId="CaptionedFigure" w:type="paragraph">
     <w:name w:val="Captioned Figure"/>
     <w:basedOn w:val="Figure"/>
     <w:pPr>
       <w:keepNext/>
     </w:pPr>
   </w:style>
-  <w:style w:type="character" w:customStyle="1" w:styleId="CaptionChar">
-    <w:name w:val="Caption Char"/>
+  <w:style w:customStyle="1" w:styleId="BodyTextChar" w:type="character">
+    <w:name w:val="Body Text Char"/>
     <w:basedOn w:val="DefaultParagraphFont"/>
-    <w:link w:val="Caption"/>
-  </w:style>
-  <w:style w:type="character" w:customStyle="1" w:styleId="VerbatimChar">
+    <w:link w:val="BodyText"/>
+  </w:style>
+  <w:style w:customStyle="1" w:styleId="VerbatimChar" w:type="character">
     <w:name w:val="Verbatim Char"/>
-    <w:basedOn w:val="CaptionChar"/>
-    <w:link w:val="SourceCode"/>
-    <w:rPr>
-      <w:rFonts w:ascii="Consolas" w:eastAsia="Consolas" w:hAnsi="Consolas" w:cs="Consolas"/>
+    <w:basedOn w:val="BodyTextChar"/>
+    <w:rPr>
+      <w:rFonts w:ascii="Consolas" w:cs="Consolas" w:eastAsia="Consolas" w:hAnsi="Consolas"/>
       <w:color w:val="5B2A63"/>
       <w:sz w:val="19"/>
     </w:rPr>
   </w:style>
-  <w:style w:type="character" w:customStyle="1" w:styleId="SectionNumber">
+  <w:style w:customStyle="1" w:styleId="SectionNumber" w:type="character">
     <w:name w:val="Section Number"/>
-    <w:basedOn w:val="CaptionChar"/>
-  </w:style>
-  <w:style w:type="character" w:styleId="FootnoteReference">
-    <w:name w:val="footnote reference"/>
-    <w:basedOn w:val="CaptionChar"/>
+    <w:basedOn w:val="BodyTextChar"/>
+  </w:style>
+  <w:style w:styleId="FootnoteReference" w:type="character">
+    <w:name w:val="Footnote Reference"/>
+    <w:basedOn w:val="BodyTextChar"/>
     <w:rPr>
       <w:vertAlign w:val="superscript"/>
     </w:rPr>
   </w:style>
-  <w:style w:type="character" w:styleId="Hyperlink">
+  <w:style w:styleId="Hyperlink" w:type="character">
     <w:name w:val="Hyperlink"/>
-    <w:basedOn w:val="CaptionChar"/>
+    <w:basedOn w:val="BodyTextChar"/>
     <w:rPr>
       <w:color w:val="0F6CBD"/>
     </w:rPr>
   </w:style>
-  <w:style w:type="paragraph" w:styleId="TOCHeading">
+  <w:style w:styleId="TOCHeading" w:type="paragraph">
     <w:name w:val="TOC Heading"/>
     <w:basedOn w:val="Heading1"/>
     <w:next w:val="BodyText"/>
@@ -4214,49 +4621,53 @@
     <w:unhideWhenUsed/>
     <w:qFormat/>
     <w:pPr>
-      <w:spacing w:line="259" w:lineRule="auto"/>
+      <w:spacing w:before="240" w:line="259" w:lineRule="auto"/>
       <w:outlineLvl w:val="9"/>
     </w:pPr>
     <w:rPr>
+      <w:rFonts w:ascii="Segoe UI Semibold" w:cs="Segoe UI Semibold" w:eastAsia="Segoe UI Semibold" w:hAnsi="Segoe UI Semibold"/>
+      <w:b w:val="0"/>
+      <w:bCs w:val="0"/>
+      <w:color w:val="3B1041"/>
       <w:sz w:val="30"/>
     </w:rPr>
   </w:style>
-  <w:style w:type="paragraph" w:customStyle="1" w:styleId="CalloutMarker">
+  <w:style w:customStyle="1" w:styleId="CalloutMarker" w:type="paragraph">
     <w:name w:val="Callout Marker"/>
     <w:basedOn w:val="Normal"/>
     <w:pPr>
-      <w:spacing w:after="0"/>
+      <w:spacing w:after="0" w:before="0"/>
     </w:pPr>
     <w:rPr>
       <w:sz w:val="4"/>
     </w:rPr>
   </w:style>
-  <w:style w:type="character" w:customStyle="1" w:styleId="PromptGoal">
+  <w:style w:customStyle="1" w:styleId="PromptGoal" w:type="character">
     <w:name w:val="Prompt Goal"/>
     <w:rPr>
       <w:color w:val="1F4E99"/>
-      <w:shd w:val="clear" w:color="auto" w:fill="DCEBFF"/>
-    </w:rPr>
-  </w:style>
-  <w:style w:type="character" w:customStyle="1" w:styleId="PromptSource">
+      <w:shd w:color="auto" w:fill="DCEBFF" w:val="clear"/>
+    </w:rPr>
+  </w:style>
+  <w:style w:customStyle="1" w:styleId="PromptSource" w:type="character">
     <w:name w:val="Prompt Source"/>
     <w:rPr>
       <w:color w:val="1E6B32"/>
-      <w:shd w:val="clear" w:color="auto" w:fill="DFF5E1"/>
-    </w:rPr>
-  </w:style>
-  <w:style w:type="character" w:customStyle="1" w:styleId="PromptExpectations">
+      <w:shd w:color="auto" w:fill="DFF5E1" w:val="clear"/>
+    </w:rPr>
+  </w:style>
+  <w:style w:customStyle="1" w:styleId="PromptExpectations" w:type="character">
     <w:name w:val="Prompt Expectations"/>
     <w:rPr>
       <w:color w:val="8A4B00"/>
-      <w:shd w:val="clear" w:color="auto" w:fill="FFE9CC"/>
-    </w:rPr>
-  </w:style>
-  <w:style w:type="character" w:customStyle="1" w:styleId="PromptConstraints">
+      <w:shd w:color="auto" w:fill="FFE9CC" w:val="clear"/>
+    </w:rPr>
+  </w:style>
+  <w:style w:customStyle="1" w:styleId="PromptConstraints" w:type="character">
     <w:name w:val="Prompt Constraints"/>
     <w:rPr>
       <w:color w:val="5B2C91"/>
-      <w:shd w:val="clear" w:color="auto" w:fill="EDE3FA"/>
+      <w:shd w:color="auto" w:fill="EDE3FA" w:val="clear"/>
     </w:rPr>
   </w:style>
   <w:style w:type="paragraph" w:customStyle="1" w:styleId="SourceCode">
@@ -4264,350 +4675,234 @@
     <w:basedOn w:val="Normal"/>
     <w:link w:val="VerbatimChar"/>
     <w:pPr>
-      <w:wordWrap w:val="0"/>
+      <w:wordWrap w:val="off"/>
     </w:pPr>
   </w:style>
   <w:style w:type="character" w:customStyle="1" w:styleId="KeywordTok">
     <w:name w:val="KeywordTok"/>
     <w:basedOn w:val="VerbatimChar"/>
     <w:rPr>
-      <w:rFonts w:ascii="Consolas" w:eastAsia="Consolas" w:hAnsi="Consolas" w:cs="Consolas"/>
       <w:b/>
       <w:color w:val="007020"/>
-      <w:sz w:val="19"/>
     </w:rPr>
   </w:style>
   <w:style w:type="character" w:customStyle="1" w:styleId="DataTypeTok">
     <w:name w:val="DataTypeTok"/>
     <w:basedOn w:val="VerbatimChar"/>
     <w:rPr>
-      <w:rFonts w:ascii="Consolas" w:eastAsia="Consolas" w:hAnsi="Consolas" w:cs="Consolas"/>
       <w:color w:val="902000"/>
-      <w:sz w:val="19"/>
     </w:rPr>
   </w:style>
   <w:style w:type="character" w:customStyle="1" w:styleId="DecValTok">
     <w:name w:val="DecValTok"/>
     <w:basedOn w:val="VerbatimChar"/>
     <w:rPr>
-      <w:rFonts w:ascii="Consolas" w:eastAsia="Consolas" w:hAnsi="Consolas" w:cs="Consolas"/>
-      <w:color w:val="40A070"/>
-      <w:sz w:val="19"/>
+      <w:color w:val="40a070"/>
     </w:rPr>
   </w:style>
   <w:style w:type="character" w:customStyle="1" w:styleId="BaseNTok">
     <w:name w:val="BaseNTok"/>
     <w:basedOn w:val="VerbatimChar"/>
     <w:rPr>
-      <w:rFonts w:ascii="Consolas" w:eastAsia="Consolas" w:hAnsi="Consolas" w:cs="Consolas"/>
-      <w:color w:val="40A070"/>
-      <w:sz w:val="19"/>
+      <w:color w:val="40a070"/>
     </w:rPr>
   </w:style>
   <w:style w:type="character" w:customStyle="1" w:styleId="FloatTok">
     <w:name w:val="FloatTok"/>
     <w:basedOn w:val="VerbatimChar"/>
     <w:rPr>
-      <w:rFonts w:ascii="Consolas" w:eastAsia="Consolas" w:hAnsi="Consolas" w:cs="Consolas"/>
-      <w:color w:val="40A070"/>
-      <w:sz w:val="19"/>
+      <w:color w:val="40a070"/>
     </w:rPr>
   </w:style>
   <w:style w:type="character" w:customStyle="1" w:styleId="ConstantTok">
     <w:name w:val="ConstantTok"/>
     <w:basedOn w:val="VerbatimChar"/>
     <w:rPr>
-      <w:rFonts w:ascii="Consolas" w:eastAsia="Consolas" w:hAnsi="Consolas" w:cs="Consolas"/>
       <w:color w:val="880000"/>
-      <w:sz w:val="19"/>
     </w:rPr>
   </w:style>
   <w:style w:type="character" w:customStyle="1" w:styleId="CharTok">
     <w:name w:val="CharTok"/>
     <w:basedOn w:val="VerbatimChar"/>
     <w:rPr>
-      <w:rFonts w:ascii="Consolas" w:eastAsia="Consolas" w:hAnsi="Consolas" w:cs="Consolas"/>
-      <w:color w:val="4070A0"/>
-      <w:sz w:val="19"/>
+      <w:color w:val="4070a0"/>
     </w:rPr>
   </w:style>
   <w:style w:type="character" w:customStyle="1" w:styleId="SpecialCharTok">
     <w:name w:val="SpecialCharTok"/>
     <w:basedOn w:val="VerbatimChar"/>
     <w:rPr>
-      <w:rFonts w:ascii="Consolas" w:eastAsia="Consolas" w:hAnsi="Consolas" w:cs="Consolas"/>
-      <w:color w:val="4070A0"/>
-      <w:sz w:val="19"/>
+      <w:color w:val="4070a0"/>
     </w:rPr>
   </w:style>
   <w:style w:type="character" w:customStyle="1" w:styleId="StringTok">
     <w:name w:val="StringTok"/>
     <w:basedOn w:val="VerbatimChar"/>
     <w:rPr>
-      <w:rFonts w:ascii="Consolas" w:eastAsia="Consolas" w:hAnsi="Consolas" w:cs="Consolas"/>
-      <w:color w:val="4070A0"/>
-      <w:sz w:val="19"/>
+      <w:color w:val="4070a0"/>
     </w:rPr>
   </w:style>
   <w:style w:type="character" w:customStyle="1" w:styleId="VerbatimStringTok">
     <w:name w:val="VerbatimStringTok"/>
     <w:basedOn w:val="VerbatimChar"/>
     <w:rPr>
-      <w:rFonts w:ascii="Consolas" w:eastAsia="Consolas" w:hAnsi="Consolas" w:cs="Consolas"/>
-      <w:color w:val="4070A0"/>
-      <w:sz w:val="19"/>
+      <w:color w:val="4070a0"/>
     </w:rPr>
   </w:style>
   <w:style w:type="character" w:customStyle="1" w:styleId="SpecialStringTok">
     <w:name w:val="SpecialStringTok"/>
     <w:basedOn w:val="VerbatimChar"/>
     <w:rPr>
-      <w:rFonts w:ascii="Consolas" w:eastAsia="Consolas" w:hAnsi="Consolas" w:cs="Consolas"/>
-      <w:color w:val="BB6688"/>
-      <w:sz w:val="19"/>
+      <w:color w:val="bb6688"/>
     </w:rPr>
   </w:style>
   <w:style w:type="character" w:customStyle="1" w:styleId="ImportTok">
     <w:name w:val="ImportTok"/>
     <w:basedOn w:val="VerbatimChar"/>
     <w:rPr>
-      <w:rFonts w:ascii="Consolas" w:eastAsia="Consolas" w:hAnsi="Consolas" w:cs="Consolas"/>
       <w:b/>
       <w:color w:val="008000"/>
-      <w:sz w:val="19"/>
     </w:rPr>
   </w:style>
   <w:style w:type="character" w:customStyle="1" w:styleId="CommentTok">
     <w:name w:val="CommentTok"/>
     <w:basedOn w:val="VerbatimChar"/>
     <w:rPr>
-      <w:rFonts w:ascii="Consolas" w:eastAsia="Consolas" w:hAnsi="Consolas" w:cs="Consolas"/>
       <w:i/>
-      <w:color w:val="60A0B0"/>
-      <w:sz w:val="19"/>
+      <w:color w:val="60a0b0"/>
     </w:rPr>
   </w:style>
   <w:style w:type="character" w:customStyle="1" w:styleId="DocumentationTok">
     <w:name w:val="DocumentationTok"/>
     <w:basedOn w:val="VerbatimChar"/>
     <w:rPr>
-      <w:rFonts w:ascii="Consolas" w:eastAsia="Consolas" w:hAnsi="Consolas" w:cs="Consolas"/>
       <w:i/>
-      <w:color w:val="BA2121"/>
-      <w:sz w:val="19"/>
+      <w:color w:val="ba2121"/>
     </w:rPr>
   </w:style>
   <w:style w:type="character" w:customStyle="1" w:styleId="AnnotationTok">
     <w:name w:val="AnnotationTok"/>
     <w:basedOn w:val="VerbatimChar"/>
     <w:rPr>
-      <w:rFonts w:ascii="Consolas" w:eastAsia="Consolas" w:hAnsi="Consolas" w:cs="Consolas"/>
       <w:b/>
       <w:i/>
-      <w:color w:val="60A0B0"/>
-      <w:sz w:val="19"/>
+      <w:color w:val="60a0b0"/>
     </w:rPr>
   </w:style>
   <w:style w:type="character" w:customStyle="1" w:styleId="CommentVarTok">
     <w:name w:val="CommentVarTok"/>
     <w:basedOn w:val="VerbatimChar"/>
     <w:rPr>
-      <w:rFonts w:ascii="Consolas" w:eastAsia="Consolas" w:hAnsi="Consolas" w:cs="Consolas"/>
       <w:b/>
       <w:i/>
-      <w:color w:val="60A0B0"/>
-      <w:sz w:val="19"/>
+      <w:color w:val="60a0b0"/>
     </w:rPr>
   </w:style>
   <w:style w:type="character" w:customStyle="1" w:styleId="OtherTok">
     <w:name w:val="OtherTok"/>
     <w:basedOn w:val="VerbatimChar"/>
     <w:rPr>
-      <w:rFonts w:ascii="Consolas" w:eastAsia="Consolas" w:hAnsi="Consolas" w:cs="Consolas"/>
       <w:color w:val="007020"/>
-      <w:sz w:val="19"/>
     </w:rPr>
   </w:style>
   <w:style w:type="character" w:customStyle="1" w:styleId="FunctionTok">
     <w:name w:val="FunctionTok"/>
     <w:basedOn w:val="VerbatimChar"/>
     <w:rPr>
-      <w:rFonts w:ascii="Consolas" w:eastAsia="Consolas" w:hAnsi="Consolas" w:cs="Consolas"/>
-      <w:color w:val="06287E"/>
-      <w:sz w:val="19"/>
+      <w:color w:val="06287e"/>
     </w:rPr>
   </w:style>
   <w:style w:type="character" w:customStyle="1" w:styleId="VariableTok">
     <w:name w:val="VariableTok"/>
     <w:basedOn w:val="VerbatimChar"/>
     <w:rPr>
-      <w:rFonts w:ascii="Consolas" w:eastAsia="Consolas" w:hAnsi="Consolas" w:cs="Consolas"/>
-      <w:color w:val="19177C"/>
-      <w:sz w:val="19"/>
+      <w:color w:val="19177c"/>
     </w:rPr>
   </w:style>
   <w:style w:type="character" w:customStyle="1" w:styleId="ControlFlowTok">
     <w:name w:val="ControlFlowTok"/>
     <w:basedOn w:val="VerbatimChar"/>
     <w:rPr>
-      <w:rFonts w:ascii="Consolas" w:eastAsia="Consolas" w:hAnsi="Consolas" w:cs="Consolas"/>
       <w:b/>
       <w:color w:val="007020"/>
-      <w:sz w:val="19"/>
     </w:rPr>
   </w:style>
   <w:style w:type="character" w:customStyle="1" w:styleId="OperatorTok">
     <w:name w:val="OperatorTok"/>
     <w:basedOn w:val="VerbatimChar"/>
     <w:rPr>
-      <w:rFonts w:ascii="Consolas" w:eastAsia="Consolas" w:hAnsi="Consolas" w:cs="Consolas"/>
       <w:color w:val="666666"/>
-      <w:sz w:val="19"/>
     </w:rPr>
   </w:style>
   <w:style w:type="character" w:customStyle="1" w:styleId="BuiltInTok">
     <w:name w:val="BuiltInTok"/>
     <w:basedOn w:val="VerbatimChar"/>
     <w:rPr>
-      <w:rFonts w:ascii="Consolas" w:eastAsia="Consolas" w:hAnsi="Consolas" w:cs="Consolas"/>
       <w:color w:val="008000"/>
-      <w:sz w:val="19"/>
     </w:rPr>
   </w:style>
   <w:style w:type="character" w:customStyle="1" w:styleId="ExtensionTok">
     <w:name w:val="ExtensionTok"/>
     <w:basedOn w:val="VerbatimChar"/>
-    <w:rPr>
-      <w:rFonts w:ascii="Consolas" w:eastAsia="Consolas" w:hAnsi="Consolas" w:cs="Consolas"/>
-      <w:color w:val="5B2A63"/>
-      <w:sz w:val="19"/>
-    </w:rPr>
+    <w:rPr/>
   </w:style>
   <w:style w:type="character" w:customStyle="1" w:styleId="PreprocessorTok">
     <w:name w:val="PreprocessorTok"/>
     <w:basedOn w:val="VerbatimChar"/>
     <w:rPr>
-      <w:rFonts w:ascii="Consolas" w:eastAsia="Consolas" w:hAnsi="Consolas" w:cs="Consolas"/>
-      <w:color w:val="BC7A00"/>
-      <w:sz w:val="19"/>
+      <w:color w:val="bc7a00"/>
     </w:rPr>
   </w:style>
   <w:style w:type="character" w:customStyle="1" w:styleId="AttributeTok">
     <w:name w:val="AttributeTok"/>
     <w:basedOn w:val="VerbatimChar"/>
     <w:rPr>
-      <w:rFonts w:ascii="Consolas" w:eastAsia="Consolas" w:hAnsi="Consolas" w:cs="Consolas"/>
-      <w:color w:val="7D9029"/>
-      <w:sz w:val="19"/>
+      <w:color w:val="7d9029"/>
     </w:rPr>
   </w:style>
   <w:style w:type="character" w:customStyle="1" w:styleId="RegionMarkerTok">
     <w:name w:val="RegionMarkerTok"/>
     <w:basedOn w:val="VerbatimChar"/>
-    <w:rPr>
-      <w:rFonts w:ascii="Consolas" w:eastAsia="Consolas" w:hAnsi="Consolas" w:cs="Consolas"/>
-      <w:color w:val="5B2A63"/>
-      <w:sz w:val="19"/>
-    </w:rPr>
+    <w:rPr/>
   </w:style>
   <w:style w:type="character" w:customStyle="1" w:styleId="InformationTok">
     <w:name w:val="InformationTok"/>
     <w:basedOn w:val="VerbatimChar"/>
     <w:rPr>
-      <w:rFonts w:ascii="Consolas" w:eastAsia="Consolas" w:hAnsi="Consolas" w:cs="Consolas"/>
       <w:b/>
       <w:i/>
-      <w:color w:val="60A0B0"/>
-      <w:sz w:val="19"/>
+      <w:color w:val="60a0b0"/>
     </w:rPr>
   </w:style>
   <w:style w:type="character" w:customStyle="1" w:styleId="WarningTok">
     <w:name w:val="WarningTok"/>
     <w:basedOn w:val="VerbatimChar"/>
     <w:rPr>
-      <w:rFonts w:ascii="Consolas" w:eastAsia="Consolas" w:hAnsi="Consolas" w:cs="Consolas"/>
       <w:b/>
       <w:i/>
-      <w:color w:val="60A0B0"/>
-      <w:sz w:val="19"/>
+      <w:color w:val="60a0b0"/>
     </w:rPr>
   </w:style>
   <w:style w:type="character" w:customStyle="1" w:styleId="AlertTok">
     <w:name w:val="AlertTok"/>
     <w:basedOn w:val="VerbatimChar"/>
     <w:rPr>
-      <w:rFonts w:ascii="Consolas" w:eastAsia="Consolas" w:hAnsi="Consolas" w:cs="Consolas"/>
       <w:b/>
-      <w:color w:val="FF0000"/>
-      <w:sz w:val="19"/>
+      <w:color w:val="ff0000"/>
     </w:rPr>
   </w:style>
   <w:style w:type="character" w:customStyle="1" w:styleId="ErrorTok">
     <w:name w:val="ErrorTok"/>
     <w:basedOn w:val="VerbatimChar"/>
     <w:rPr>
-      <w:rFonts w:ascii="Consolas" w:eastAsia="Consolas" w:hAnsi="Consolas" w:cs="Consolas"/>
       <w:b/>
-      <w:color w:val="FF0000"/>
-      <w:sz w:val="19"/>
+      <w:color w:val="ff0000"/>
     </w:rPr>
   </w:style>
   <w:style w:type="character" w:customStyle="1" w:styleId="NormalTok">
     <w:name w:val="NormalTok"/>
     <w:basedOn w:val="VerbatimChar"/>
-    <w:rPr>
-      <w:rFonts w:ascii="Consolas" w:eastAsia="Consolas" w:hAnsi="Consolas" w:cs="Consolas"/>
-      <w:color w:val="5B2A63"/>
-      <w:sz w:val="19"/>
-    </w:rPr>
-  </w:style>
-  <w:style w:type="paragraph" w:styleId="Header">
-    <w:name w:val="header"/>
-    <w:basedOn w:val="Normal"/>
-    <w:link w:val="HeaderChar"/>
-    <w:rsid w:val="005C6F25"/>
-    <w:pPr>
-      <w:tabs>
-        <w:tab w:val="center" w:pos="4513"/>
-        <w:tab w:val="right" w:pos="9026"/>
-      </w:tabs>
-      <w:spacing w:after="0"/>
-    </w:pPr>
-  </w:style>
-  <w:style w:type="character" w:customStyle="1" w:styleId="HeaderChar">
-    <w:name w:val="Header Char"/>
-    <w:basedOn w:val="DefaultParagraphFont"/>
-    <w:link w:val="Header"/>
-    <w:rsid w:val="005C6F25"/>
-    <w:rPr>
-      <w:rFonts w:ascii="Segoe UI" w:eastAsia="Segoe UI" w:hAnsi="Segoe UI" w:cs="Segoe UI"/>
-      <w:color w:val="242424"/>
-      <w:sz w:val="21"/>
-    </w:rPr>
-  </w:style>
-  <w:style w:type="paragraph" w:styleId="Footer">
-    <w:name w:val="footer"/>
-    <w:basedOn w:val="Normal"/>
-    <w:link w:val="FooterChar"/>
-    <w:rsid w:val="005C6F25"/>
-    <w:pPr>
-      <w:tabs>
-        <w:tab w:val="center" w:pos="4513"/>
-        <w:tab w:val="right" w:pos="9026"/>
-      </w:tabs>
-      <w:spacing w:after="0"/>
-    </w:pPr>
-  </w:style>
-  <w:style w:type="character" w:customStyle="1" w:styleId="FooterChar">
-    <w:name w:val="Footer Char"/>
-    <w:basedOn w:val="DefaultParagraphFont"/>
-    <w:link w:val="Footer"/>
-    <w:rsid w:val="005C6F25"/>
-    <w:rPr>
-      <w:rFonts w:ascii="Segoe UI" w:eastAsia="Segoe UI" w:hAnsi="Segoe UI" w:cs="Segoe UI"/>
-      <w:color w:val="242424"/>
-      <w:sz w:val="21"/>
-    </w:rPr>
+    <w:rPr/>
   </w:style>
 </w:styles>
 </file>
@@ -4905,10 +5200,4 @@
     </a:ext>
   </a:extLst>
 </a:theme>
-</file>
-
-<file path=docMetadata/LabelInfo.xml><?xml version="1.0" encoding="utf-8"?>
-<clbl:labelList xmlns:clbl="http://schemas.microsoft.com/office/2020/mipLabelMetadata">
-  <clbl:label id="{f42aa342-8706-4288-bd11-ebb85995028c}" enabled="1" method="Standard" siteId="{72f988bf-86f1-41af-91ab-2d7cd011db47}" contentBits="0" removed="0"/>
-</clbl:labelList>
 </file>